--- a/12-通用拓扑结构/01-串联/纯串联结构/纯串联结构.docx
+++ b/12-通用拓扑结构/01-串联/纯串联结构/纯串联结构.docx
@@ -2568,6 +2568,20 @@
     </w:p>
     <w:bookmarkEnd w:id="26"/>
     <w:bookmarkEnd w:id="27"/>
+    <w:p>
+      <w:pPr>
+        <w:spacing w:before="360"/>
+        <w:jc w:val="center"/>
+      </w:pPr>
+      <w:r>
+        <w:rPr>
+          <w:rFonts w:ascii="Times New Roman" w:hAnsi="Times New Roman"/>
+          <w:color w:val="555555"/>
+          <w:sz w:val="21"/>
+        </w:rPr>
+        <w:t>材料收集者：杜文杰</w:t>
+      </w:r>
+    </w:p>
     <w:sectPr>
       <w:headerReference r:id="rId9" w:type="default"/>
       <w:footerReference r:id="rId10" w:type="default"/>

--- a/12-通用拓扑结构/01-串联/纯串联结构/纯串联结构.docx
+++ b/12-通用拓扑结构/01-串联/纯串联结构/纯串联结构.docx
@@ -1,6 +1,6 @@
 
 <file path=word/document.xml><?xml version="1.0" encoding="utf-8"?>
-<w:document xmlns:w="http://schemas.openxmlformats.org/wordprocessingml/2006/main" xmlns:m="http://schemas.openxmlformats.org/officeDocument/2006/math" xmlns:r="http://schemas.openxmlformats.org/officeDocument/2006/relationships" xmlns:o="urn:schemas-microsoft-com:office:office" xmlns:v="urn:schemas-microsoft-com:vml" xmlns:w10="urn:schemas-microsoft-com:office:word" xmlns:a="http://schemas.openxmlformats.org/drawingml/2006/main" xmlns:pic="http://schemas.openxmlformats.org/drawingml/2006/picture" xmlns:wp="http://schemas.openxmlformats.org/drawingml/2006/wordprocessingDrawing">
+<w:document xmlns:m="http://schemas.openxmlformats.org/officeDocument/2006/math" xmlns:r="http://schemas.openxmlformats.org/officeDocument/2006/relationships" xmlns:w="http://schemas.openxmlformats.org/wordprocessingml/2006/main" xmlns:o="urn:schemas-microsoft-com:office:office" xmlns:v="urn:schemas-microsoft-com:vml" xmlns:w10="urn:schemas-microsoft-com:office:word" xmlns:a="http://schemas.openxmlformats.org/drawingml/2006/main" xmlns:pic="http://schemas.openxmlformats.org/drawingml/2006/picture" xmlns:wp="http://schemas.openxmlformats.org/drawingml/2006/wordprocessingDrawing">
   <w:body>
     <w:bookmarkStart w:id="27" w:name="纯串联结构"/>
     <w:p>
@@ -9,7 +9,7 @@
       </w:pPr>
       <w:r>
         <w:rPr>
-          <w:rFonts w:hint="eastAsia"/>
+          <w:rFonts w:hint="eastAsia" w:eastAsia="黑体"/>
         </w:rPr>
         <w:t xml:space="preserve">纯串联结构</w:t>
       </w:r>
@@ -21,7 +21,7 @@
       </w:pPr>
       <w:r>
         <w:rPr>
-          <w:rFonts w:hint="eastAsia"/>
+          <w:rFonts w:hint="eastAsia" w:eastAsia="黑体"/>
         </w:rPr>
         <w:t xml:space="preserve">拓扑描述</w:t>
       </w:r>
@@ -32,16 +32,19 @@
       </w:pPr>
       <w:r>
         <w:rPr>
-          <w:rFonts w:hint="eastAsia"/>
+          <w:rFonts w:hint="eastAsia" w:eastAsia="黑体"/>
         </w:rPr>
         <w:t xml:space="preserve">由</w:t>
       </w:r>
       <w:r>
+        <w:rPr>
+          <w:rFonts w:eastAsia="黑体"/>
+        </w:rPr>
         <w:t xml:space="preserve"> </w:t>
       </w:r>
       <w:r>
         <w:rPr>
-          <w:rFonts w:hint="eastAsia"/>
+          <w:rFonts w:hint="eastAsia" w:eastAsia="黑体"/>
           <w:b/>
           <w:bCs/>
         </w:rPr>
@@ -110,15 +113,21 @@
         </m:sSub>
       </m:oMath>
       <w:r>
+        <w:rPr>
+          <w:rFonts w:eastAsia="黑体"/>
+        </w:rPr>
         <w:t xml:space="preserve"> </w:t>
       </w:r>
       <w:r>
         <w:rPr>
-          <w:rFonts w:hint="eastAsia"/>
+          <w:rFonts w:hint="eastAsia" w:eastAsia="黑体"/>
         </w:rPr>
         <w:t xml:space="preserve">首尾依次串联而成的单支路网络，前一元件末端接后一元件始端，构成唯一电流通路，无任何分支或节点分叉。电路共有</w:t>
       </w:r>
       <w:r>
+        <w:rPr>
+          <w:rFonts w:eastAsia="黑体"/>
+        </w:rPr>
         <w:t xml:space="preserve"> </w:t>
       </w:r>
       <m:oMath>
@@ -136,17 +145,20 @@
         </m:r>
       </m:oMath>
       <w:r>
+        <w:rPr>
+          <w:rFonts w:eastAsia="黑体"/>
+        </w:rPr>
         <w:t xml:space="preserve"> </w:t>
       </w:r>
       <w:r>
         <w:rPr>
-          <w:rFonts w:hint="eastAsia"/>
+          <w:rFonts w:hint="eastAsia" w:eastAsia="黑体"/>
         </w:rPr>
         <w:t xml:space="preserve">个关键节点：</w:t>
       </w:r>
       <w:r>
         <w:rPr>
-          <w:rFonts w:hint="eastAsia"/>
+          <w:rFonts w:hint="eastAsia" w:eastAsia="黑体"/>
           <w:b/>
           <w:bCs/>
         </w:rPr>
@@ -154,6 +166,7 @@
       </w:r>
       <w:r>
         <w:rPr>
+          <w:rFonts w:eastAsia="黑体"/>
           <w:b/>
           <w:bCs/>
         </w:rPr>
@@ -161,7 +174,7 @@
       </w:r>
       <w:r>
         <w:rPr>
-          <w:rFonts w:hint="eastAsia"/>
+          <w:rFonts w:hint="eastAsia" w:eastAsia="黑体"/>
           <w:b/>
           <w:bCs/>
         </w:rPr>
@@ -169,7 +182,7 @@
       </w:r>
       <w:r>
         <w:rPr>
-          <w:rFonts w:hint="eastAsia"/>
+          <w:rFonts w:hint="eastAsia" w:eastAsia="黑体"/>
         </w:rPr>
         <w:t xml:space="preserve">（</w:t>
       </w:r>
@@ -188,15 +201,21 @@
         </m:sSub>
       </m:oMath>
       <w:r>
+        <w:rPr>
+          <w:rFonts w:eastAsia="黑体"/>
+        </w:rPr>
         <w:t xml:space="preserve"> </w:t>
       </w:r>
       <w:r>
         <w:rPr>
-          <w:rFonts w:hint="eastAsia"/>
+          <w:rFonts w:hint="eastAsia" w:eastAsia="黑体"/>
         </w:rPr>
         <w:t xml:space="preserve">的一端与输入电压</w:t>
       </w:r>
       <w:r>
+        <w:rPr>
+          <w:rFonts w:eastAsia="黑体"/>
+        </w:rPr>
         <w:t xml:space="preserve"> </w:t>
       </w:r>
       <m:oMath>
@@ -217,17 +236,20 @@
         </m:sSub>
       </m:oMath>
       <w:r>
+        <w:rPr>
+          <w:rFonts w:eastAsia="黑体"/>
+        </w:rPr>
         <w:t xml:space="preserve"> </w:t>
       </w:r>
       <w:r>
         <w:rPr>
-          <w:rFonts w:hint="eastAsia"/>
+          <w:rFonts w:hint="eastAsia" w:eastAsia="黑体"/>
         </w:rPr>
         <w:t xml:space="preserve">正端相连）；</w:t>
       </w:r>
       <w:r>
         <w:rPr>
-          <w:rFonts w:hint="eastAsia"/>
+          <w:rFonts w:hint="eastAsia" w:eastAsia="黑体"/>
           <w:b/>
           <w:bCs/>
         </w:rPr>
@@ -235,6 +257,7 @@
       </w:r>
       <w:r>
         <w:rPr>
+          <w:rFonts w:eastAsia="黑体"/>
           <w:b/>
           <w:bCs/>
         </w:rPr>
@@ -242,7 +265,7 @@
       </w:r>
       <w:r>
         <w:rPr>
-          <w:rFonts w:hint="eastAsia"/>
+          <w:rFonts w:hint="eastAsia" w:eastAsia="黑体"/>
           <w:b/>
           <w:bCs/>
         </w:rPr>
@@ -250,13 +273,13 @@
       </w:r>
       <w:r>
         <w:rPr>
-          <w:rFonts w:hint="eastAsia"/>
+          <w:rFonts w:hint="eastAsia" w:eastAsia="黑体"/>
         </w:rPr>
         <w:t xml:space="preserve">（相邻两电阻相连处）；</w:t>
       </w:r>
       <w:r>
         <w:rPr>
-          <w:rFonts w:hint="eastAsia"/>
+          <w:rFonts w:hint="eastAsia" w:eastAsia="黑体"/>
           <w:b/>
           <w:bCs/>
         </w:rPr>
@@ -278,6 +301,7 @@
       </m:oMath>
       <w:r>
         <w:rPr>
+          <w:rFonts w:eastAsia="黑体"/>
           <w:b/>
           <w:bCs/>
         </w:rPr>
@@ -285,7 +309,7 @@
       </w:r>
       <w:r>
         <w:rPr>
-          <w:rFonts w:hint="eastAsia"/>
+          <w:rFonts w:hint="eastAsia" w:eastAsia="黑体"/>
           <w:b/>
           <w:bCs/>
         </w:rPr>
@@ -293,7 +317,7 @@
       </w:r>
       <w:r>
         <w:rPr>
-          <w:rFonts w:hint="eastAsia"/>
+          <w:rFonts w:hint="eastAsia" w:eastAsia="黑体"/>
         </w:rPr>
         <w:t xml:space="preserve">（</w:t>
       </w:r>
@@ -312,11 +336,14 @@
         </m:sSub>
       </m:oMath>
       <w:r>
+        <w:rPr>
+          <w:rFonts w:eastAsia="黑体"/>
+        </w:rPr>
         <w:t xml:space="preserve"> </w:t>
       </w:r>
       <w:r>
         <w:rPr>
-          <w:rFonts w:hint="eastAsia"/>
+          <w:rFonts w:hint="eastAsia" w:eastAsia="黑体"/>
         </w:rPr>
         <w:t xml:space="preserve">的另一端与输入电压负端/地相连，作为参考端）。</w:t>
       </w:r>
@@ -325,7 +352,7 @@
       <w:pPr/>
       <w:r>
         <w:rPr>
-          <w:rFonts w:hint="eastAsia"/>
+          <w:rFonts w:hint="eastAsia" w:eastAsia="黑体"/>
         </w:rPr>
         <w:t xml:space="preserve">各元件管脚连接：</w:t>
       </w:r>
@@ -344,11 +371,14 @@
         </m:sSub>
       </m:oMath>
       <w:r>
+        <w:rPr>
+          <w:rFonts w:eastAsia="黑体"/>
+        </w:rPr>
         <w:t xml:space="preserve"> </w:t>
       </w:r>
       <w:r>
         <w:rPr>
-          <w:rFonts w:hint="eastAsia"/>
+          <w:rFonts w:hint="eastAsia" w:eastAsia="黑体"/>
         </w:rPr>
         <w:t xml:space="preserve">一端接输入节点、另一端接第一个中间节点；</w:t>
       </w:r>
@@ -367,11 +397,14 @@
         </m:sSub>
       </m:oMath>
       <w:r>
+        <w:rPr>
+          <w:rFonts w:eastAsia="黑体"/>
+        </w:rPr>
         <w:t xml:space="preserve"> </w:t>
       </w:r>
       <w:r>
         <w:rPr>
-          <w:rFonts w:hint="eastAsia"/>
+          <w:rFonts w:hint="eastAsia" w:eastAsia="黑体"/>
         </w:rPr>
         <w:t xml:space="preserve">一端接第一个中间节点、另一端接第二个中间节点；依此类推，</w:t>
       </w:r>
@@ -390,15 +423,21 @@
         </m:sSub>
       </m:oMath>
       <w:r>
+        <w:rPr>
+          <w:rFonts w:eastAsia="黑体"/>
+        </w:rPr>
         <w:t xml:space="preserve"> </w:t>
       </w:r>
       <w:r>
         <w:rPr>
-          <w:rFonts w:hint="eastAsia"/>
+          <w:rFonts w:hint="eastAsia" w:eastAsia="黑体"/>
         </w:rPr>
         <w:t xml:space="preserve">一端接第</w:t>
       </w:r>
       <w:r>
+        <w:rPr>
+          <w:rFonts w:eastAsia="黑体"/>
+        </w:rPr>
         <w:t xml:space="preserve"> </w:t>
       </w:r>
       <m:oMath>
@@ -416,15 +455,21 @@
         </m:r>
       </m:oMath>
       <w:r>
+        <w:rPr>
+          <w:rFonts w:eastAsia="黑体"/>
+        </w:rPr>
         <w:t xml:space="preserve"> </w:t>
       </w:r>
       <w:r>
         <w:rPr>
-          <w:rFonts w:hint="eastAsia"/>
+          <w:rFonts w:hint="eastAsia" w:eastAsia="黑体"/>
         </w:rPr>
         <w:t xml:space="preserve">个中间节点、另一端接输出节点。输入电压</w:t>
       </w:r>
       <w:r>
+        <w:rPr>
+          <w:rFonts w:eastAsia="黑体"/>
+        </w:rPr>
         <w:t xml:space="preserve"> </w:t>
       </w:r>
       <m:oMath>
@@ -445,15 +490,21 @@
         </m:sSub>
       </m:oMath>
       <w:r>
+        <w:rPr>
+          <w:rFonts w:eastAsia="黑体"/>
+        </w:rPr>
         <w:t xml:space="preserve"> </w:t>
       </w:r>
       <w:r>
         <w:rPr>
-          <w:rFonts w:hint="eastAsia"/>
+          <w:rFonts w:hint="eastAsia" w:eastAsia="黑体"/>
         </w:rPr>
         <w:t xml:space="preserve">跨接在输入节点与输出节点之间，某电阻</w:t>
       </w:r>
       <w:r>
+        <w:rPr>
+          <w:rFonts w:eastAsia="黑体"/>
+        </w:rPr>
         <w:t xml:space="preserve"> </w:t>
       </w:r>
       <m:oMath>
@@ -471,11 +522,14 @@
         </m:sSub>
       </m:oMath>
       <w:r>
+        <w:rPr>
+          <w:rFonts w:eastAsia="黑体"/>
+        </w:rPr>
         <w:t xml:space="preserve"> </w:t>
       </w:r>
       <w:r>
         <w:rPr>
-          <w:rFonts w:hint="eastAsia"/>
+          <w:rFonts w:hint="eastAsia" w:eastAsia="黑体"/>
         </w:rPr>
         <w:t xml:space="preserve">两端电压即为可取的分压输出（输出取自该电阻两端）。</w:t>
       </w:r>
@@ -484,7 +538,7 @@
       <w:pPr/>
       <w:r>
         <w:rPr>
-          <w:rFonts w:hint="eastAsia"/>
+          <w:rFonts w:hint="eastAsia" w:eastAsia="黑体"/>
         </w:rPr>
         <w:t xml:space="preserve">由此构成”多个电阻首尾串联、电流处处相等、各电阻按阻值比例分压”的最基本串联组态，是分压、限流与电阻串联等效及其分析复杂网络的公共基础结构。</w:t>
       </w:r>
@@ -497,7 +551,7 @@
       </w:pPr>
       <w:r>
         <w:rPr>
-          <w:rFonts w:hint="eastAsia"/>
+          <w:rFonts w:hint="eastAsia" w:eastAsia="黑体"/>
         </w:rPr>
         <w:t xml:space="preserve">工作原理</w:t>
       </w:r>
@@ -508,11 +562,14 @@
       </w:pPr>
       <w:r>
         <w:rPr>
-          <w:rFonts w:hint="eastAsia"/>
+          <w:rFonts w:hint="eastAsia" w:eastAsia="黑体"/>
         </w:rPr>
         <w:t xml:space="preserve">串联支路中流过各元件的电流处处相等（同一电流</w:t>
       </w:r>
       <w:r>
+        <w:rPr>
+          <w:rFonts w:eastAsia="黑体"/>
+        </w:rPr>
         <w:t xml:space="preserve"> </w:t>
       </w:r>
       <m:oMath>
@@ -522,7 +579,7 @@
       </m:oMath>
       <w:r>
         <w:rPr>
-          <w:rFonts w:hint="eastAsia"/>
+          <w:rFonts w:hint="eastAsia" w:eastAsia="黑体"/>
         </w:rPr>
         <w:t xml:space="preserve">），总电压等于各元件两端电压之和；各电阻按自身阻值大小占总电阻的比例分压。</w:t>
       </w:r>
@@ -535,7 +592,7 @@
       </w:pPr>
       <w:r>
         <w:rPr>
-          <w:rFonts w:hint="eastAsia"/>
+          <w:rFonts w:hint="eastAsia" w:eastAsia="黑体"/>
         </w:rPr>
         <w:t xml:space="preserve">关键计算公式</w:t>
       </w:r>
@@ -549,7 +606,7 @@
       </w:pPr>
       <w:r>
         <w:rPr>
-          <w:rFonts w:hint="eastAsia"/>
+          <w:rFonts w:hint="eastAsia" w:eastAsia="黑体"/>
         </w:rPr>
         <w:t xml:space="preserve">串联总电阻（两个及以上电阻）：</w:t>
       </w:r>
@@ -681,7 +738,7 @@
       </w:pPr>
       <w:r>
         <w:rPr>
-          <w:rFonts w:hint="eastAsia"/>
+          <w:rFonts w:hint="eastAsia" w:eastAsia="黑体"/>
         </w:rPr>
         <w:t xml:space="preserve">两个电阻串联：</w:t>
       </w:r>
@@ -783,7 +840,7 @@
       </w:pPr>
       <w:r>
         <w:rPr>
-          <w:rFonts w:hint="eastAsia"/>
+          <w:rFonts w:hint="eastAsia" w:eastAsia="黑体"/>
         </w:rPr>
         <w:t xml:space="preserve">串联电流（欧姆定律）：</w:t>
       </w:r>
@@ -888,11 +945,14 @@
       </w:pPr>
       <w:r>
         <w:rPr>
-          <w:rFonts w:hint="eastAsia"/>
+          <w:rFonts w:hint="eastAsia" w:eastAsia="黑体"/>
         </w:rPr>
         <w:t xml:space="preserve">分压公式（两电阻，取</w:t>
       </w:r>
       <w:r>
+        <w:rPr>
+          <w:rFonts w:eastAsia="黑体"/>
+        </w:rPr>
         <w:t xml:space="preserve"> </w:t>
       </w:r>
       <m:oMath>
@@ -910,11 +970,14 @@
         </m:sSub>
       </m:oMath>
       <w:r>
+        <w:rPr>
+          <w:rFonts w:eastAsia="黑体"/>
+        </w:rPr>
         <w:t xml:space="preserve"> </w:t>
       </w:r>
       <w:r>
         <w:rPr>
-          <w:rFonts w:hint="eastAsia"/>
+          <w:rFonts w:hint="eastAsia" w:eastAsia="黑体"/>
         </w:rPr>
         <w:t xml:space="preserve">两端为输出）：</w:t>
       </w:r>
@@ -1052,16 +1115,19 @@
       </w:pPr>
       <w:r>
         <w:rPr>
-          <w:rFonts w:hint="eastAsia"/>
+          <w:rFonts w:hint="eastAsia" w:eastAsia="黑体"/>
         </w:rPr>
         <w:t xml:space="preserve">任意第</w:t>
       </w:r>
       <w:r>
+        <w:rPr>
+          <w:rFonts w:eastAsia="黑体"/>
+        </w:rPr>
         <w:t xml:space="preserve"> k </w:t>
       </w:r>
       <w:r>
         <w:rPr>
-          <w:rFonts w:hint="eastAsia"/>
+          <w:rFonts w:hint="eastAsia" w:eastAsia="黑体"/>
         </w:rPr>
         <w:t xml:space="preserve">个电阻分压：</w:t>
       </w:r>
@@ -1193,7 +1259,7 @@
       </w:pPr>
       <w:r>
         <w:rPr>
-          <w:rFonts w:hint="eastAsia"/>
+          <w:rFonts w:hint="eastAsia" w:eastAsia="黑体"/>
         </w:rPr>
         <w:t xml:space="preserve">各元件消耗功率：</w:t>
       </w:r>
@@ -1284,7 +1350,7 @@
             </w:pPr>
             <w:r>
               <w:rPr>
-                <w:rFonts w:hint="eastAsia"/>
+                <w:rFonts w:hint="eastAsia" w:eastAsia="黑体"/>
               </w:rPr>
               <w:t xml:space="preserve">符号</w:t>
             </w:r>
@@ -1298,7 +1364,7 @@
             </w:pPr>
             <w:r>
               <w:rPr>
-                <w:rFonts w:hint="eastAsia"/>
+                <w:rFonts w:hint="eastAsia" w:eastAsia="黑体"/>
               </w:rPr>
               <w:t xml:space="preserve">含义</w:t>
             </w:r>
@@ -1312,7 +1378,7 @@
             </w:pPr>
             <w:r>
               <w:rPr>
-                <w:rFonts w:hint="eastAsia"/>
+                <w:rFonts w:hint="eastAsia" w:eastAsia="黑体"/>
               </w:rPr>
               <w:t xml:space="preserve">单位</w:t>
             </w:r>
@@ -1368,6 +1434,9 @@
               </m:sSub>
             </m:oMath>
             <w:r>
+              <w:rPr>
+                <w:rFonts w:eastAsia="黑体"/>
+              </w:rPr>
               <w:t xml:space="preserve">​</w:t>
             </w:r>
           </w:p>
@@ -1380,7 +1449,7 @@
             </w:pPr>
             <w:r>
               <w:rPr>
-                <w:rFonts w:hint="eastAsia"/>
+                <w:rFonts w:hint="eastAsia" w:eastAsia="黑体"/>
               </w:rPr>
               <w:t xml:space="preserve">串联总电阻</w:t>
             </w:r>
@@ -1393,6 +1462,9 @@
               <w:pStyle w:val="Compact"/>
             </w:pPr>
             <w:r>
+              <w:rPr>
+                <w:rFonts w:eastAsia="黑体"/>
+              </w:rPr>
               <w:t xml:space="preserve">Ω</w:t>
             </w:r>
           </w:p>
@@ -1468,6 +1540,9 @@
               </m:sSub>
             </m:oMath>
             <w:r>
+              <w:rPr>
+                <w:rFonts w:eastAsia="黑体"/>
+              </w:rPr>
               <w:t xml:space="preserve">​</w:t>
             </w:r>
           </w:p>
@@ -1480,7 +1555,7 @@
             </w:pPr>
             <w:r>
               <w:rPr>
-                <w:rFonts w:hint="eastAsia"/>
+                <w:rFonts w:hint="eastAsia" w:eastAsia="黑体"/>
               </w:rPr>
               <w:t xml:space="preserve">各串联电阻</w:t>
             </w:r>
@@ -1493,6 +1568,9 @@
               <w:pStyle w:val="Compact"/>
             </w:pPr>
             <w:r>
+              <w:rPr>
+                <w:rFonts w:eastAsia="黑体"/>
+              </w:rPr>
               <w:t xml:space="preserve">Ω</w:t>
             </w:r>
           </w:p>
@@ -1511,6 +1589,9 @@
               </m:r>
             </m:oMath>
             <w:r>
+              <w:rPr>
+                <w:rFonts w:eastAsia="黑体"/>
+              </w:rPr>
               <w:t xml:space="preserve">​</w:t>
             </w:r>
           </w:p>
@@ -1523,7 +1604,7 @@
             </w:pPr>
             <w:r>
               <w:rPr>
-                <w:rFonts w:hint="eastAsia"/>
+                <w:rFonts w:hint="eastAsia" w:eastAsia="黑体"/>
               </w:rPr>
               <w:t xml:space="preserve">支路电流</w:t>
             </w:r>
@@ -1536,6 +1617,9 @@
               <w:pStyle w:val="Compact"/>
             </w:pPr>
             <w:r>
+              <w:rPr>
+                <w:rFonts w:eastAsia="黑体"/>
+              </w:rPr>
               <w:t xml:space="preserve">A</w:t>
             </w:r>
           </w:p>
@@ -1605,6 +1689,9 @@
               </m:sSub>
             </m:oMath>
             <w:r>
+              <w:rPr>
+                <w:rFonts w:eastAsia="黑体"/>
+              </w:rPr>
               <w:t xml:space="preserve">​</w:t>
             </w:r>
           </w:p>
@@ -1617,7 +1704,7 @@
             </w:pPr>
             <w:r>
               <w:rPr>
-                <w:rFonts w:hint="eastAsia"/>
+                <w:rFonts w:hint="eastAsia" w:eastAsia="黑体"/>
               </w:rPr>
               <w:t xml:space="preserve">输入、输出电压</w:t>
             </w:r>
@@ -1630,6 +1717,9 @@
               <w:pStyle w:val="Compact"/>
             </w:pPr>
             <w:r>
+              <w:rPr>
+                <w:rFonts w:eastAsia="黑体"/>
+              </w:rPr>
               <w:t xml:space="preserve">V</w:t>
             </w:r>
           </w:p>
@@ -1657,6 +1747,9 @@
               </m:sSub>
             </m:oMath>
             <w:r>
+              <w:rPr>
+                <w:rFonts w:eastAsia="黑体"/>
+              </w:rPr>
               <w:t xml:space="preserve">​</w:t>
             </w:r>
           </w:p>
@@ -1669,16 +1762,19 @@
             </w:pPr>
             <w:r>
               <w:rPr>
-                <w:rFonts w:hint="eastAsia"/>
+                <w:rFonts w:hint="eastAsia" w:eastAsia="黑体"/>
               </w:rPr>
               <w:t xml:space="preserve">第</w:t>
             </w:r>
             <w:r>
+              <w:rPr>
+                <w:rFonts w:eastAsia="黑体"/>
+              </w:rPr>
               <w:t xml:space="preserve"> k </w:t>
             </w:r>
             <w:r>
               <w:rPr>
-                <w:rFonts w:hint="eastAsia"/>
+                <w:rFonts w:hint="eastAsia" w:eastAsia="黑体"/>
               </w:rPr>
               <w:t xml:space="preserve">个电阻功耗</w:t>
             </w:r>
@@ -1691,6 +1787,9 @@
               <w:pStyle w:val="Compact"/>
             </w:pPr>
             <w:r>
+              <w:rPr>
+                <w:rFonts w:eastAsia="黑体"/>
+              </w:rPr>
               <w:t xml:space="preserve">W</w:t>
             </w:r>
           </w:p>
@@ -1705,7 +1804,7 @@
       </w:pPr>
       <w:r>
         <w:rPr>
-          <w:rFonts w:hint="eastAsia"/>
+          <w:rFonts w:hint="eastAsia" w:eastAsia="黑体"/>
         </w:rPr>
         <w:t xml:space="preserve">元件调整影响</w:t>
       </w:r>
@@ -1720,7 +1819,7 @@
       </w:pPr>
       <w:r>
         <w:rPr>
-          <w:rFonts w:hint="eastAsia"/>
+          <w:rFonts w:hint="eastAsia" w:eastAsia="黑体"/>
           <w:b/>
           <w:bCs/>
         </w:rPr>
@@ -1728,20 +1827,27 @@
       </w:r>
       <w:r>
         <w:rPr>
+          <w:rFonts w:eastAsia="黑体"/>
           <w:b/>
           <w:bCs/>
         </w:rPr>
         <w:t xml:space="preserve"> R↑</w:t>
       </w:r>
       <w:r>
+        <w:rPr>
+          <w:rFonts w:eastAsia="黑体"/>
+        </w:rPr>
         <w:t xml:space="preserve"> </w:t>
       </w:r>
       <w:r>
+        <w:rPr>
+          <w:rFonts w:eastAsia="黑体"/>
+        </w:rPr>
         <w:t xml:space="preserve">→ </w:t>
       </w:r>
       <w:r>
         <w:rPr>
-          <w:rFonts w:hint="eastAsia"/>
+          <w:rFonts w:hint="eastAsia" w:eastAsia="黑体"/>
         </w:rPr>
         <w:t xml:space="preserve">总电阻增大，支路电流减小，该电阻两端分压占比增大。</w:t>
       </w:r>
@@ -1756,7 +1862,7 @@
       </w:pPr>
       <w:r>
         <w:rPr>
-          <w:rFonts w:hint="eastAsia"/>
+          <w:rFonts w:hint="eastAsia" w:eastAsia="黑体"/>
           <w:b/>
           <w:bCs/>
         </w:rPr>
@@ -1764,6 +1870,7 @@
       </w:r>
       <w:r>
         <w:rPr>
+          <w:rFonts w:eastAsia="黑体"/>
           <w:b/>
           <w:bCs/>
         </w:rPr>
@@ -1771,30 +1878,39 @@
       </w:r>
       <w:r>
         <w:rPr>
-          <w:rFonts w:hint="eastAsia"/>
+          <w:rFonts w:hint="eastAsia" w:eastAsia="黑体"/>
           <w:b/>
           <w:bCs/>
         </w:rPr>
         <w:t xml:space="preserve">R↓（或短路）</w:t>
       </w:r>
       <w:r>
+        <w:rPr>
+          <w:rFonts w:eastAsia="黑体"/>
+        </w:rPr>
         <w:t xml:space="preserve"> </w:t>
       </w:r>
       <w:r>
+        <w:rPr>
+          <w:rFonts w:eastAsia="黑体"/>
+        </w:rPr>
         <w:t xml:space="preserve">→ </w:t>
       </w:r>
       <w:r>
         <w:rPr>
-          <w:rFonts w:hint="eastAsia"/>
+          <w:rFonts w:hint="eastAsia" w:eastAsia="黑体"/>
         </w:rPr>
         <w:t xml:space="preserve">总电阻减小，电流增大，该电阻两端分压占比减小（短路时其分压为</w:t>
       </w:r>
       <w:r>
+        <w:rPr>
+          <w:rFonts w:eastAsia="黑体"/>
+        </w:rPr>
         <w:t xml:space="preserve"> </w:t>
       </w:r>
       <w:r>
         <w:rPr>
-          <w:rFonts w:hint="eastAsia"/>
+          <w:rFonts w:hint="eastAsia" w:eastAsia="黑体"/>
         </w:rPr>
         <w:t xml:space="preserve">0）。</w:t>
       </w:r>
@@ -1809,7 +1925,7 @@
       </w:pPr>
       <w:r>
         <w:rPr>
-          <w:rFonts w:hint="eastAsia"/>
+          <w:rFonts w:hint="eastAsia" w:eastAsia="黑体"/>
         </w:rPr>
         <w:t xml:space="preserve">增大某电阻会使其自身分压增大，但同时导致总电流减小，故其余电阻分压整体下降。</w:t>
       </w:r>
@@ -1824,7 +1940,7 @@
       </w:pPr>
       <w:r>
         <w:rPr>
-          <w:rFonts w:hint="eastAsia"/>
+          <w:rFonts w:hint="eastAsia" w:eastAsia="黑体"/>
         </w:rPr>
         <w:t xml:space="preserve">输出取自哪个电阻两端，就得到该电阻在全阻值中的比例分压，比例不随绝对值等比例缩放而改变。</w:t>
       </w:r>
@@ -1837,7 +1953,7 @@
       </w:pPr>
       <w:r>
         <w:rPr>
-          <w:rFonts w:hint="eastAsia"/>
+          <w:rFonts w:hint="eastAsia" w:eastAsia="黑体"/>
         </w:rPr>
         <w:t xml:space="preserve">典型参数示例</w:t>
       </w:r>
@@ -1852,11 +1968,14 @@
       </w:pPr>
       <w:r>
         <w:rPr>
-          <w:rFonts w:hint="eastAsia"/>
+          <w:rFonts w:hint="eastAsia" w:eastAsia="黑体"/>
         </w:rPr>
         <w:t xml:space="preserve">取</w:t>
       </w:r>
       <w:r>
+        <w:rPr>
+          <w:rFonts w:eastAsia="黑体"/>
+        </w:rPr>
         <w:t xml:space="preserve"> </w:t>
       </w:r>
       <m:oMath>
@@ -1893,6 +2012,9 @@
         </m:r>
       </m:oMath>
       <w:r>
+        <w:rPr>
+          <w:rFonts w:eastAsia="黑体"/>
+        </w:rPr>
         <w:t xml:space="preserve">、</w:t>
       </w:r>
       <m:oMath>
@@ -1929,6 +2051,9 @@
         </m:r>
       </m:oMath>
       <w:r>
+        <w:rPr>
+          <w:rFonts w:eastAsia="黑体"/>
+        </w:rPr>
         <w:t xml:space="preserve">、</w:t>
       </w:r>
       <m:oMath>
@@ -1975,7 +2100,7 @@
       </m:oMath>
       <w:r>
         <w:rPr>
-          <w:rFonts w:hint="eastAsia"/>
+          <w:rFonts w:hint="eastAsia" w:eastAsia="黑体"/>
         </w:rPr>
         <w:t xml:space="preserve">：</w:t>
       </w:r>
@@ -2040,7 +2165,7 @@
       </m:oMath>
       <w:r>
         <w:rPr>
-          <w:rFonts w:hint="eastAsia"/>
+          <w:rFonts w:hint="eastAsia" w:eastAsia="黑体"/>
         </w:rPr>
         <w:t xml:space="preserve">，</w:t>
       </w:r>
@@ -2091,7 +2216,7 @@
       </m:oMath>
       <w:r>
         <w:rPr>
-          <w:rFonts w:hint="eastAsia"/>
+          <w:rFonts w:hint="eastAsia" w:eastAsia="黑体"/>
         </w:rPr>
         <w:t xml:space="preserve">，</w:t>
       </w:r>
@@ -2174,6 +2299,9 @@
         </m:r>
       </m:oMath>
       <w:r>
+        <w:rPr>
+          <w:rFonts w:eastAsia="黑体"/>
+        </w:rPr>
         <w:t xml:space="preserve">。</w:t>
       </w:r>
     </w:p>
@@ -2187,11 +2315,14 @@
       </w:pPr>
       <w:r>
         <w:rPr>
-          <w:rFonts w:hint="eastAsia"/>
+          <w:rFonts w:hint="eastAsia" w:eastAsia="黑体"/>
         </w:rPr>
         <w:t xml:space="preserve">取</w:t>
       </w:r>
       <w:r>
+        <w:rPr>
+          <w:rFonts w:eastAsia="黑体"/>
+        </w:rPr>
         <w:t xml:space="preserve"> </w:t>
       </w:r>
       <m:oMath>
@@ -2246,6 +2377,9 @@
         </m:r>
       </m:oMath>
       <w:r>
+        <w:rPr>
+          <w:rFonts w:eastAsia="黑体"/>
+        </w:rPr>
         <w:t xml:space="preserve">、</w:t>
       </w:r>
       <m:oMath>
@@ -2292,7 +2426,7 @@
       </m:oMath>
       <w:r>
         <w:rPr>
-          <w:rFonts w:hint="eastAsia"/>
+          <w:rFonts w:hint="eastAsia" w:eastAsia="黑体"/>
         </w:rPr>
         <w:t xml:space="preserve">：</w:t>
       </w:r>
@@ -2376,7 +2510,7 @@
       </m:oMath>
       <w:r>
         <w:rPr>
-          <w:rFonts w:hint="eastAsia"/>
+          <w:rFonts w:hint="eastAsia" w:eastAsia="黑体"/>
         </w:rPr>
         <w:t xml:space="preserve">（等分压）。</w:t>
       </w:r>
@@ -2389,7 +2523,7 @@
       </w:pPr>
       <w:r>
         <w:rPr>
-          <w:rFonts w:hint="eastAsia"/>
+          <w:rFonts w:hint="eastAsia" w:eastAsia="黑体"/>
         </w:rPr>
         <w:t xml:space="preserve">常见器件型号</w:t>
       </w:r>
@@ -2404,25 +2538,31 @@
       </w:pPr>
       <w:r>
         <w:rPr>
-          <w:rFonts w:hint="eastAsia"/>
+          <w:rFonts w:hint="eastAsia" w:eastAsia="黑体"/>
         </w:rPr>
         <w:t xml:space="preserve">电阻：0805</w:t>
       </w:r>
       <w:r>
+        <w:rPr>
+          <w:rFonts w:eastAsia="黑体"/>
+        </w:rPr>
         <w:t xml:space="preserve"> / 0603 </w:t>
       </w:r>
       <w:r>
         <w:rPr>
-          <w:rFonts w:hint="eastAsia"/>
+          <w:rFonts w:hint="eastAsia" w:eastAsia="黑体"/>
         </w:rPr>
         <w:t xml:space="preserve">贴片电阻、1%</w:t>
       </w:r>
       <w:r>
+        <w:rPr>
+          <w:rFonts w:eastAsia="黑体"/>
+        </w:rPr>
         <w:t xml:space="preserve"> / 0.1% </w:t>
       </w:r>
       <w:r>
         <w:rPr>
-          <w:rFonts w:hint="eastAsia"/>
+          <w:rFonts w:hint="eastAsia" w:eastAsia="黑体"/>
         </w:rPr>
         <w:t xml:space="preserve">精密金属膜电阻、插件碳膜电阻。</w:t>
       </w:r>
@@ -2435,7 +2575,7 @@
       </w:pPr>
       <w:r>
         <w:rPr>
-          <w:rFonts w:hint="eastAsia"/>
+          <w:rFonts w:hint="eastAsia" w:eastAsia="黑体"/>
         </w:rPr>
         <w:t xml:space="preserve">注意事项</w:t>
       </w:r>
@@ -2450,11 +2590,14 @@
       </w:pPr>
       <w:r>
         <w:rPr>
-          <w:rFonts w:hint="eastAsia"/>
+          <w:rFonts w:hint="eastAsia" w:eastAsia="黑体"/>
         </w:rPr>
         <w:t xml:space="preserve">分压输出带载时会因负载与</w:t>
       </w:r>
       <w:r>
+        <w:rPr>
+          <w:rFonts w:eastAsia="黑体"/>
+        </w:rPr>
         <w:t xml:space="preserve"> </w:t>
       </w:r>
       <m:oMath>
@@ -2472,11 +2615,14 @@
         </m:sSub>
       </m:oMath>
       <w:r>
+        <w:rPr>
+          <w:rFonts w:eastAsia="黑体"/>
+        </w:rPr>
         <w:t xml:space="preserve"> </w:t>
       </w:r>
       <w:r>
         <w:rPr>
-          <w:rFonts w:hint="eastAsia"/>
+          <w:rFonts w:hint="eastAsia" w:eastAsia="黑体"/>
         </w:rPr>
         <w:t xml:space="preserve">并联而改变比例，需按戴维南等效修正或加缓冲。</w:t>
       </w:r>
@@ -2491,7 +2637,7 @@
       </w:pPr>
       <w:r>
         <w:rPr>
-          <w:rFonts w:hint="eastAsia"/>
+          <w:rFonts w:hint="eastAsia" w:eastAsia="黑体"/>
         </w:rPr>
         <w:t xml:space="preserve">串联总电阻增大意味着电流减小、功耗分配变化，选用电阻时核对其额定功率。</w:t>
       </w:r>
@@ -2506,7 +2652,7 @@
       </w:pPr>
       <w:r>
         <w:rPr>
-          <w:rFonts w:hint="eastAsia"/>
+          <w:rFonts w:hint="eastAsia" w:eastAsia="黑体"/>
         </w:rPr>
         <w:t xml:space="preserve">多个大阻值电阻串联易放大温漂与噪声，高精度场合优先减少串联级数或选用精密电阻。</w:t>
       </w:r>
@@ -2519,7 +2665,7 @@
       </w:pPr>
       <w:r>
         <w:rPr>
-          <w:rFonts w:hint="eastAsia"/>
+          <w:rFonts w:hint="eastAsia" w:eastAsia="黑体"/>
         </w:rPr>
         <w:t xml:space="preserve">参考资料</w:t>
       </w:r>
@@ -2534,7 +2680,7 @@
       </w:pPr>
       <w:r>
         <w:rPr>
-          <w:rFonts w:hint="eastAsia"/>
+          <w:rFonts w:hint="eastAsia" w:eastAsia="黑体"/>
         </w:rPr>
         <w:t xml:space="preserve">《电路》（邱关源）。</w:t>
       </w:r>
@@ -2548,6 +2694,9 @@
         </w:numPr>
       </w:pPr>
       <w:r>
+        <w:rPr>
+          <w:rFonts w:eastAsia="黑体"/>
+        </w:rPr>
         <w:t xml:space="preserve">Wikipedia: Series and parallel circuits。</w:t>
       </w:r>
     </w:p>
@@ -2561,7 +2710,7 @@
       </w:pPr>
       <w:r>
         <w:rPr>
-          <w:rFonts w:hint="eastAsia"/>
+          <w:rFonts w:hint="eastAsia" w:eastAsia="黑体"/>
         </w:rPr>
         <w:t xml:space="preserve">《模拟电子技术基础》（童诗白、华成英）。</w:t>
       </w:r>
@@ -2575,11 +2724,11 @@
       </w:pPr>
       <w:r>
         <w:rPr>
-          <w:rFonts w:ascii="Times New Roman" w:hAnsi="Times New Roman"/>
+          <w:rFonts w:ascii="Times New Roman" w:hAnsi="Times New Roman" w:eastAsia="黑体"/>
           <w:color w:val="555555"/>
           <w:sz w:val="21"/>
         </w:rPr>
-        <w:t>材料收集者：杜文杰</w:t>
+        <w:t>材料收集者：杜文杰，WX手机：19519196569，QQ:3478827729</w:t>
       </w:r>
     </w:p>
     <w:sectPr>
@@ -2599,7 +2748,7 @@
 </file>
 
 <file path=word/footer1.xml><?xml version="1.0" encoding="utf-8"?>
-<w:ftr xmlns:m="http://schemas.openxmlformats.org/officeDocument/2006/math" xmlns:mc="http://schemas.openxmlformats.org/markup-compatibility/2006" xmlns:mo="http://schemas.microsoft.com/office/mac/office/2008/main" xmlns:mv="urn:schemas-microsoft-com:mac:vml" xmlns:o="urn:schemas-microsoft-com:office:office" xmlns:r="http://schemas.openxmlformats.org/officeDocument/2006/relationships" xmlns:v="urn:schemas-microsoft-com:vml" xmlns:w10="urn:schemas-microsoft-com:office:word" xmlns:w14="http://schemas.microsoft.com/office/word/2010/wordml" xmlns:w="http://schemas.openxmlformats.org/wordprocessingml/2006/main" xmlns:wne="http://schemas.microsoft.com/office/word/2006/wordml" xmlns:wp14="http://schemas.microsoft.com/office/word/2010/wordprocessingDrawing" xmlns:wp="http://schemas.openxmlformats.org/drawingml/2006/wordprocessingDrawing" xmlns:wpc="http://schemas.microsoft.com/office/word/2010/wordprocessingCanvas" xmlns:wpg="http://schemas.microsoft.com/office/word/2010/wordprocessingGroup" xmlns:wpi="http://schemas.microsoft.com/office/word/2010/wordprocessingInk" xmlns:wps="http://schemas.microsoft.com/office/word/2010/wordprocessingShape" mc:Ignorable="w14 wp14">
+<w:ftr xmlns:mc="http://schemas.openxmlformats.org/markup-compatibility/2006" xmlns:w="http://schemas.openxmlformats.org/wordprocessingml/2006/main" xmlns:m="http://schemas.openxmlformats.org/officeDocument/2006/math" xmlns:mo="http://schemas.microsoft.com/office/mac/office/2008/main" xmlns:mv="urn:schemas-microsoft-com:mac:vml" xmlns:o="urn:schemas-microsoft-com:office:office" xmlns:r="http://schemas.openxmlformats.org/officeDocument/2006/relationships" xmlns:v="urn:schemas-microsoft-com:vml" xmlns:w10="urn:schemas-microsoft-com:office:word" xmlns:w14="http://schemas.microsoft.com/office/word/2010/wordml" xmlns:wne="http://schemas.microsoft.com/office/word/2006/wordml" xmlns:wp14="http://schemas.microsoft.com/office/word/2010/wordprocessingDrawing" xmlns:wp="http://schemas.openxmlformats.org/drawingml/2006/wordprocessingDrawing" xmlns:wpc="http://schemas.microsoft.com/office/word/2010/wordprocessingCanvas" xmlns:wpg="http://schemas.microsoft.com/office/word/2010/wordprocessingGroup" xmlns:wpi="http://schemas.microsoft.com/office/word/2010/wordprocessingInk" xmlns:wps="http://schemas.microsoft.com/office/word/2010/wordprocessingShape" mc:Ignorable="w14 wp14">
   <w:p>
     <w:pPr>
       <w:pStyle w:val="Footer"/>
@@ -2607,12 +2756,14 @@
     </w:pPr>
     <w:r>
       <w:rPr>
+        <w:rFonts w:eastAsia="黑体"/>
         <w:sz w:val="18"/>
       </w:rPr>
       <w:t xml:space="preserve">第 </w:t>
     </w:r>
     <w:r>
       <w:rPr>
+        <w:rFonts w:eastAsia="黑体"/>
         <w:sz w:val="18"/>
       </w:rPr>
       <w:fldChar w:fldCharType="begin"/>
@@ -2621,6 +2772,7 @@
     </w:r>
     <w:r>
       <w:rPr>
+        <w:rFonts w:eastAsia="黑体"/>
         <w:sz w:val="18"/>
       </w:rPr>
       <w:t xml:space="preserve"> 页</w:t>
@@ -2634,6 +2786,9 @@
   <w:footnote w:type="continuationSeparator" w:id="0">
     <w:p>
       <w:r>
+        <w:rPr>
+          <w:rFonts w:eastAsia="黑体"/>
+        </w:rPr>
         <w:continuationSeparator/>
       </w:r>
     </w:p>
@@ -2641,6 +2796,9 @@
   <w:footnote w:type="separator" w:id="-1">
     <w:p>
       <w:r>
+        <w:rPr>
+          <w:rFonts w:eastAsia="黑体"/>
+        </w:rPr>
         <w:separator/>
       </w:r>
     </w:p>
@@ -2649,7 +2807,7 @@
 </file>
 
 <file path=word/header1.xml><?xml version="1.0" encoding="utf-8"?>
-<w:hdr xmlns:m="http://schemas.openxmlformats.org/officeDocument/2006/math" xmlns:mc="http://schemas.openxmlformats.org/markup-compatibility/2006" xmlns:mo="http://schemas.microsoft.com/office/mac/office/2008/main" xmlns:mv="urn:schemas-microsoft-com:mac:vml" xmlns:o="urn:schemas-microsoft-com:office:office" xmlns:r="http://schemas.openxmlformats.org/officeDocument/2006/relationships" xmlns:v="urn:schemas-microsoft-com:vml" xmlns:w10="urn:schemas-microsoft-com:office:word" xmlns:w14="http://schemas.microsoft.com/office/word/2010/wordml" xmlns:w="http://schemas.openxmlformats.org/wordprocessingml/2006/main" xmlns:wne="http://schemas.microsoft.com/office/word/2006/wordml" xmlns:wp14="http://schemas.microsoft.com/office/word/2010/wordprocessingDrawing" xmlns:wp="http://schemas.openxmlformats.org/drawingml/2006/wordprocessingDrawing" xmlns:wpc="http://schemas.microsoft.com/office/word/2010/wordprocessingCanvas" xmlns:wpg="http://schemas.microsoft.com/office/word/2010/wordprocessingGroup" xmlns:wpi="http://schemas.microsoft.com/office/word/2010/wordprocessingInk" xmlns:wps="http://schemas.microsoft.com/office/word/2010/wordprocessingShape" mc:Ignorable="w14 wp14">
+<w:hdr xmlns:mc="http://schemas.openxmlformats.org/markup-compatibility/2006" xmlns:w="http://schemas.openxmlformats.org/wordprocessingml/2006/main" xmlns:m="http://schemas.openxmlformats.org/officeDocument/2006/math" xmlns:mo="http://schemas.microsoft.com/office/mac/office/2008/main" xmlns:mv="urn:schemas-microsoft-com:mac:vml" xmlns:o="urn:schemas-microsoft-com:office:office" xmlns:r="http://schemas.openxmlformats.org/officeDocument/2006/relationships" xmlns:v="urn:schemas-microsoft-com:vml" xmlns:w10="urn:schemas-microsoft-com:office:word" xmlns:w14="http://schemas.microsoft.com/office/word/2010/wordml" xmlns:wne="http://schemas.microsoft.com/office/word/2006/wordml" xmlns:wp14="http://schemas.microsoft.com/office/word/2010/wordprocessingDrawing" xmlns:wp="http://schemas.openxmlformats.org/drawingml/2006/wordprocessingDrawing" xmlns:wpc="http://schemas.microsoft.com/office/word/2010/wordprocessingCanvas" xmlns:wpg="http://schemas.microsoft.com/office/word/2010/wordprocessingGroup" xmlns:wpi="http://schemas.microsoft.com/office/word/2010/wordprocessingInk" xmlns:wps="http://schemas.microsoft.com/office/word/2010/wordprocessingShape" mc:Ignorable="w14 wp14">
   <w:p>
     <w:pPr>
       <w:pStyle w:val="Header"/>
@@ -2657,7 +2815,7 @@
     </w:pPr>
     <w:r>
       <w:rPr>
-        <w:rFonts w:ascii="Times New Roman" w:hAnsi="Times New Roman"/>
+        <w:rFonts w:ascii="Times New Roman" w:hAnsi="Times New Roman" w:eastAsia="黑体"/>
         <w:sz w:val="18"/>
         <w:rFonts w:eastAsia="黑体"/>
         <w:rFonts w:eastAsia="黑体"/>
@@ -2669,7 +2827,7 @@
 </file>
 
 <file path=word/numbering.xml><?xml version="1.0" encoding="utf-8"?>
-<w:numbering xmlns:m="http://schemas.openxmlformats.org/officeDocument/2006/math" xmlns:mc="http://schemas.openxmlformats.org/markup-compatibility/2006" xmlns:mo="http://schemas.microsoft.com/office/mac/office/2008/main" xmlns:mv="urn:schemas-microsoft-com:mac:vml" xmlns:o="urn:schemas-microsoft-com:office:office" xmlns:r="http://schemas.openxmlformats.org/officeDocument/2006/relationships" xmlns:v="urn:schemas-microsoft-com:vml" xmlns:w="http://schemas.openxmlformats.org/wordprocessingml/2006/main" xmlns:w10="urn:schemas-microsoft-com:office:word" xmlns:w14="http://schemas.microsoft.com/office/word/2010/wordml" xmlns:wne="http://schemas.microsoft.com/office/word/2006/wordml" xmlns:wp="http://schemas.openxmlformats.org/drawingml/2006/wordprocessingDrawing" xmlns:wp14="http://schemas.microsoft.com/office/word/2010/wordprocessingDrawing" xmlns:wpc="http://schemas.microsoft.com/office/word/2010/wordprocessingCanvas" xmlns:wpg="http://schemas.microsoft.com/office/word/2010/wordprocessingGroup" xmlns:wpi="http://schemas.microsoft.com/office/word/2010/wordprocessingInk" xmlns:wps="http://schemas.microsoft.com/office/word/2010/wordprocessingShape" mc:Ignorable="w14 wp14">
+<w:numbering xmlns:mc="http://schemas.openxmlformats.org/markup-compatibility/2006" xmlns:w="http://schemas.openxmlformats.org/wordprocessingml/2006/main" xmlns:m="http://schemas.openxmlformats.org/officeDocument/2006/math" xmlns:mo="http://schemas.microsoft.com/office/mac/office/2008/main" xmlns:mv="urn:schemas-microsoft-com:mac:vml" xmlns:o="urn:schemas-microsoft-com:office:office" xmlns:r="http://schemas.openxmlformats.org/officeDocument/2006/relationships" xmlns:v="urn:schemas-microsoft-com:vml" xmlns:w10="urn:schemas-microsoft-com:office:word" xmlns:w14="http://schemas.microsoft.com/office/word/2010/wordml" xmlns:wne="http://schemas.microsoft.com/office/word/2006/wordml" xmlns:wp="http://schemas.openxmlformats.org/drawingml/2006/wordprocessingDrawing" xmlns:wp14="http://schemas.microsoft.com/office/word/2010/wordprocessingDrawing" xmlns:wpc="http://schemas.microsoft.com/office/word/2010/wordprocessingCanvas" xmlns:wpg="http://schemas.microsoft.com/office/word/2010/wordprocessingGroup" xmlns:wpi="http://schemas.microsoft.com/office/word/2010/wordprocessingInk" xmlns:wps="http://schemas.microsoft.com/office/word/2010/wordprocessingShape" mc:Ignorable="w14 wp14">
   <w:abstractNum w:abstractNumId="0">
     <w:nsid w:val="FFFFFF7C"/>
     <w:multiLevelType w:val="singleLevel"/>
@@ -2756,7 +2914,7 @@
         <w:ind w:hanging="360" w:left="1440"/>
       </w:pPr>
       <w:rPr>
-        <w:rFonts w:ascii="Symbol" w:hAnsi="Symbol" w:hint="default"/>
+        <w:rFonts w:ascii="Symbol" w:hAnsi="Symbol" w:hint="default" w:eastAsia="黑体"/>
       </w:rPr>
     </w:lvl>
   </w:abstractNum>
@@ -2777,7 +2935,7 @@
         <w:ind w:hanging="360" w:left="1080"/>
       </w:pPr>
       <w:rPr>
-        <w:rFonts w:ascii="Symbol" w:hAnsi="Symbol" w:hint="default"/>
+        <w:rFonts w:ascii="Symbol" w:hAnsi="Symbol" w:hint="default" w:eastAsia="黑体"/>
       </w:rPr>
     </w:lvl>
   </w:abstractNum>
@@ -2798,7 +2956,7 @@
         <w:ind w:hanging="360" w:left="720"/>
       </w:pPr>
       <w:rPr>
-        <w:rFonts w:ascii="Symbol" w:hAnsi="Symbol" w:hint="default"/>
+        <w:rFonts w:ascii="Symbol" w:hAnsi="Symbol" w:hint="default" w:eastAsia="黑体"/>
       </w:rPr>
     </w:lvl>
   </w:abstractNum>
@@ -2837,7 +2995,7 @@
         <w:ind w:hanging="360" w:left="360"/>
       </w:pPr>
       <w:rPr>
-        <w:rFonts w:ascii="Symbol" w:hAnsi="Symbol" w:hint="default"/>
+        <w:rFonts w:ascii="Symbol" w:hAnsi="Symbol" w:hint="default" w:eastAsia="黑体"/>
       </w:rPr>
     </w:lvl>
   </w:abstractNum>
@@ -2928,7 +3086,7 @@
         <w:ind w:left="720" w:hanging="360"/>
       </w:pPr>
       <w:rPr>
-        <w:rFonts w:ascii="Symbol" w:hAnsi="Symbol" w:cs="Symbol" w:hint="default"/>
+        <w:rFonts w:ascii="Symbol" w:hAnsi="Symbol" w:cs="Symbol" w:hint="default" w:eastAsia="黑体"/>
       </w:rPr>
     </w:lvl>
     <w:lvl w:ilvl="1">
@@ -2939,7 +3097,7 @@
         <w:ind w:left="1440" w:hanging="360"/>
       </w:pPr>
       <w:rPr>
-        <w:rFonts w:ascii="Courier New" w:hAnsi="Courier New" w:cs="Courier New" w:hint="default"/>
+        <w:rFonts w:ascii="Courier New" w:hAnsi="Courier New" w:cs="Courier New" w:hint="default" w:eastAsia="黑体"/>
       </w:rPr>
     </w:lvl>
     <w:lvl w:ilvl="2">
@@ -2950,7 +3108,7 @@
         <w:ind w:left="2160" w:hanging="360"/>
       </w:pPr>
       <w:rPr>
-        <w:rFonts w:ascii="Wingdings" w:hAnsi="Wingdings" w:cs="Wingdings" w:hint="default"/>
+        <w:rFonts w:ascii="Wingdings" w:hAnsi="Wingdings" w:cs="Wingdings" w:hint="default" w:eastAsia="黑体"/>
       </w:rPr>
     </w:lvl>
     <w:lvl w:ilvl="3">
@@ -2961,7 +3119,7 @@
         <w:ind w:left="2880" w:hanging="360"/>
       </w:pPr>
       <w:rPr>
-        <w:rFonts w:ascii="Symbol" w:hAnsi="Symbol" w:cs="Symbol" w:hint="default"/>
+        <w:rFonts w:ascii="Symbol" w:hAnsi="Symbol" w:cs="Symbol" w:hint="default" w:eastAsia="黑体"/>
       </w:rPr>
     </w:lvl>
     <w:lvl w:ilvl="4">
@@ -2972,7 +3130,7 @@
         <w:ind w:left="3600" w:hanging="360"/>
       </w:pPr>
       <w:rPr>
-        <w:rFonts w:ascii="Courier New" w:hAnsi="Courier New" w:cs="Courier New" w:hint="default"/>
+        <w:rFonts w:ascii="Courier New" w:hAnsi="Courier New" w:cs="Courier New" w:hint="default" w:eastAsia="黑体"/>
       </w:rPr>
     </w:lvl>
     <w:lvl w:ilvl="5">
@@ -2983,7 +3141,7 @@
         <w:ind w:left="4320" w:hanging="360"/>
       </w:pPr>
       <w:rPr>
-        <w:rFonts w:ascii="Wingdings" w:hAnsi="Wingdings" w:cs="Wingdings" w:hint="default"/>
+        <w:rFonts w:ascii="Wingdings" w:hAnsi="Wingdings" w:cs="Wingdings" w:hint="default" w:eastAsia="黑体"/>
       </w:rPr>
     </w:lvl>
     <w:lvl w:ilvl="6">
@@ -2994,7 +3152,7 @@
         <w:ind w:left="5040" w:hanging="360"/>
       </w:pPr>
       <w:rPr>
-        <w:rFonts w:ascii="Symbol" w:hAnsi="Symbol" w:cs="Symbol" w:hint="default"/>
+        <w:rFonts w:ascii="Symbol" w:hAnsi="Symbol" w:cs="Symbol" w:hint="default" w:eastAsia="黑体"/>
       </w:rPr>
     </w:lvl>
     <w:lvl w:ilvl="7">
@@ -3005,7 +3163,7 @@
         <w:ind w:left="5760" w:hanging="360"/>
       </w:pPr>
       <w:rPr>
-        <w:rFonts w:ascii="Courier New" w:hAnsi="Courier New" w:cs="Courier New" w:hint="default"/>
+        <w:rFonts w:ascii="Courier New" w:hAnsi="Courier New" w:cs="Courier New" w:hint="default" w:eastAsia="黑体"/>
       </w:rPr>
     </w:lvl>
     <w:lvl w:ilvl="8">
@@ -3016,7 +3174,7 @@
         <w:ind w:left="6480" w:hanging="360"/>
       </w:pPr>
       <w:rPr>
-        <w:rFonts w:ascii="Wingdings" w:hAnsi="Wingdings" w:cs="Wingdings" w:hint="default"/>
+        <w:rFonts w:ascii="Wingdings" w:hAnsi="Wingdings" w:cs="Wingdings" w:hint="default" w:eastAsia="黑体"/>
       </w:rPr>
     </w:lvl>
   </w:abstractNum>
@@ -3072,11 +3230,11 @@
 </file>
 
 <file path=word/styles.xml><?xml version="1.0" encoding="utf-8"?>
-<w:styles xmlns:mc="http://schemas.openxmlformats.org/markup-compatibility/2006" xmlns:r="http://schemas.openxmlformats.org/officeDocument/2006/relationships" xmlns:w="http://schemas.openxmlformats.org/wordprocessingml/2006/main" xmlns:w14="http://schemas.microsoft.com/office/word/2010/wordml" mc:Ignorable="w14">
+<w:styles xmlns:mc="http://schemas.openxmlformats.org/markup-compatibility/2006" xmlns:w="http://schemas.openxmlformats.org/wordprocessingml/2006/main" xmlns:r="http://schemas.openxmlformats.org/officeDocument/2006/relationships" xmlns:w14="http://schemas.microsoft.com/office/word/2010/wordml" mc:Ignorable="w14">
   <w:docDefaults>
     <w:rPrDefault>
       <w:rPr>
-        <w:rFonts w:asciiTheme="minorHAnsi" w:cstheme="minorBidi" w:eastAsiaTheme="minorEastAsia" w:hAnsiTheme="minorHAnsi"/>
+        <w:rFonts w:asciiTheme="minorHAnsi" w:cstheme="minorBidi" w:hAnsiTheme="minorHAnsi" w:eastAsia="黑体"/>
         <w:sz w:val="22"/>
         <w:szCs w:val="22"/>
         <w:lang w:bidi="ar-SA" w:eastAsia="en-US" w:val="en-US"/>
@@ -3298,7 +3456,7 @@
       <w:outlineLvl w:val="0"/>
     </w:pPr>
     <w:rPr>
-      <w:rFonts w:ascii="Times New Roman" w:asciiTheme="majorHAnsi" w:cstheme="majorBidi" w:eastAsia="黑体" w:eastAsiaTheme="majorEastAsia" w:hAnsi="Times New Roman" w:hAnsiTheme="majorHAnsi"/>
+      <w:rFonts w:ascii="Times New Roman" w:asciiTheme="majorHAnsi" w:cstheme="majorBidi" w:eastAsia="黑体" w:hAnsi="Times New Roman" w:hAnsiTheme="majorHAnsi"/>
       <w:b/>
       <w:bCs/>
       <w:color w:val="1F3864"/>
@@ -3322,7 +3480,7 @@
       <w:outlineLvl w:val="1"/>
     </w:pPr>
     <w:rPr>
-      <w:rFonts w:ascii="Times New Roman" w:asciiTheme="majorHAnsi" w:cstheme="majorBidi" w:eastAsia="黑体" w:eastAsiaTheme="majorEastAsia" w:hAnsi="Times New Roman" w:hAnsiTheme="majorHAnsi"/>
+      <w:rFonts w:ascii="Times New Roman" w:asciiTheme="majorHAnsi" w:cstheme="majorBidi" w:eastAsia="黑体" w:hAnsi="Times New Roman" w:hAnsiTheme="majorHAnsi"/>
       <w:b/>
       <w:bCs/>
       <w:color w:val="2E4E7E"/>
@@ -3346,7 +3504,7 @@
       <w:outlineLvl w:val="2"/>
     </w:pPr>
     <w:rPr>
-      <w:rFonts w:ascii="Times New Roman" w:asciiTheme="majorHAnsi" w:cstheme="majorBidi" w:eastAsia="黑体" w:eastAsiaTheme="majorEastAsia" w:hAnsi="Times New Roman" w:hAnsiTheme="majorHAnsi"/>
+      <w:rFonts w:ascii="Times New Roman" w:asciiTheme="majorHAnsi" w:cstheme="majorBidi" w:eastAsia="黑体" w:hAnsi="Times New Roman" w:hAnsiTheme="majorHAnsi"/>
       <w:b/>
       <w:bCs/>
       <w:color w:val="2E4E7E"/>
@@ -3370,7 +3528,7 @@
       <w:outlineLvl w:val="3"/>
     </w:pPr>
     <w:rPr>
-      <w:rFonts w:ascii="Times New Roman" w:asciiTheme="majorHAnsi" w:cstheme="majorBidi" w:eastAsia="黑体" w:eastAsiaTheme="majorEastAsia" w:hAnsi="Times New Roman" w:hAnsiTheme="majorHAnsi"/>
+      <w:rFonts w:ascii="Times New Roman" w:asciiTheme="majorHAnsi" w:cstheme="majorBidi" w:eastAsia="黑体" w:hAnsi="Times New Roman" w:hAnsiTheme="majorHAnsi"/>
       <w:b/>
       <w:bCs/>
       <w:i/>
@@ -3396,7 +3554,7 @@
       <w:outlineLvl w:val="4"/>
     </w:pPr>
     <w:rPr>
-      <w:rFonts w:ascii="Times New Roman" w:asciiTheme="majorHAnsi" w:cstheme="majorBidi" w:eastAsia="黑体" w:eastAsiaTheme="majorEastAsia" w:hAnsi="Times New Roman" w:hAnsiTheme="majorHAnsi"/>
+      <w:rFonts w:ascii="Times New Roman" w:asciiTheme="majorHAnsi" w:cstheme="majorBidi" w:eastAsia="黑体" w:hAnsi="Times New Roman" w:hAnsiTheme="majorHAnsi"/>
       <w:b/>
       <w:color w:val="333333"/>
       <w:sz w:val="22"/>
@@ -3419,7 +3577,7 @@
       <w:outlineLvl w:val="5"/>
     </w:pPr>
     <w:rPr>
-      <w:rFonts w:asciiTheme="majorHAnsi" w:cstheme="majorBidi" w:eastAsiaTheme="majorEastAsia" w:hAnsiTheme="majorHAnsi"/>
+      <w:rFonts w:asciiTheme="majorHAnsi" w:cstheme="majorBidi" w:hAnsiTheme="majorHAnsi" w:eastAsia="黑体"/>
       <w:i/>
       <w:iCs/>
       <w:color w:themeColor="accent1" w:themeShade="7F" w:val="243F60"/>
@@ -3442,7 +3600,7 @@
       <w:outlineLvl w:val="6"/>
     </w:pPr>
     <w:rPr>
-      <w:rFonts w:asciiTheme="majorHAnsi" w:cstheme="majorBidi" w:eastAsiaTheme="majorEastAsia" w:hAnsiTheme="majorHAnsi"/>
+      <w:rFonts w:asciiTheme="majorHAnsi" w:cstheme="majorBidi" w:hAnsiTheme="majorHAnsi" w:eastAsia="黑体"/>
       <w:i/>
       <w:iCs/>
       <w:color w:themeColor="text1" w:themeTint="BF" w:val="404040"/>
@@ -3465,7 +3623,7 @@
       <w:outlineLvl w:val="7"/>
     </w:pPr>
     <w:rPr>
-      <w:rFonts w:asciiTheme="majorHAnsi" w:cstheme="majorBidi" w:eastAsiaTheme="majorEastAsia" w:hAnsiTheme="majorHAnsi"/>
+      <w:rFonts w:asciiTheme="majorHAnsi" w:cstheme="majorBidi" w:hAnsiTheme="majorHAnsi" w:eastAsia="黑体"/>
       <w:color w:themeColor="accent1" w:val="4F81BD"/>
       <w:sz w:val="20"/>
       <w:szCs w:val="20"/>
@@ -3488,7 +3646,7 @@
       <w:outlineLvl w:val="8"/>
     </w:pPr>
     <w:rPr>
-      <w:rFonts w:asciiTheme="majorHAnsi" w:cstheme="majorBidi" w:eastAsiaTheme="majorEastAsia" w:hAnsiTheme="majorHAnsi"/>
+      <w:rFonts w:asciiTheme="majorHAnsi" w:cstheme="majorBidi" w:hAnsiTheme="majorHAnsi" w:eastAsia="黑体"/>
       <w:i/>
       <w:iCs/>
       <w:color w:themeColor="text1" w:themeTint="BF" w:val="404040"/>
@@ -3539,7 +3697,7 @@
     <w:uiPriority w:val="9"/>
     <w:rsid w:val="00FC693F"/>
     <w:rPr>
-      <w:rFonts w:asciiTheme="majorHAnsi" w:cstheme="majorBidi" w:eastAsiaTheme="majorEastAsia" w:hAnsiTheme="majorHAnsi"/>
+      <w:rFonts w:asciiTheme="majorHAnsi" w:cstheme="majorBidi" w:hAnsiTheme="majorHAnsi" w:eastAsia="黑体"/>
       <w:b/>
       <w:bCs/>
       <w:color w:themeColor="accent1" w:themeShade="BF" w:val="365F91"/>
@@ -3554,7 +3712,7 @@
     <w:uiPriority w:val="9"/>
     <w:rsid w:val="00FC693F"/>
     <w:rPr>
-      <w:rFonts w:asciiTheme="majorHAnsi" w:cstheme="majorBidi" w:eastAsiaTheme="majorEastAsia" w:hAnsiTheme="majorHAnsi"/>
+      <w:rFonts w:asciiTheme="majorHAnsi" w:cstheme="majorBidi" w:hAnsiTheme="majorHAnsi" w:eastAsia="黑体"/>
       <w:b/>
       <w:bCs/>
       <w:color w:themeColor="accent1" w:val="4F81BD"/>
@@ -3569,7 +3727,7 @@
     <w:uiPriority w:val="9"/>
     <w:rsid w:val="00FC693F"/>
     <w:rPr>
-      <w:rFonts w:asciiTheme="majorHAnsi" w:cstheme="majorBidi" w:eastAsiaTheme="majorEastAsia" w:hAnsiTheme="majorHAnsi"/>
+      <w:rFonts w:asciiTheme="majorHAnsi" w:cstheme="majorBidi" w:hAnsiTheme="majorHAnsi" w:eastAsia="黑体"/>
       <w:b/>
       <w:bCs/>
       <w:color w:themeColor="accent1" w:val="4F81BD"/>
@@ -3592,7 +3750,7 @@
       <w:contextualSpacing/>
     </w:pPr>
     <w:rPr>
-      <w:rFonts w:ascii="Times New Roman" w:asciiTheme="majorHAnsi" w:cstheme="majorBidi" w:eastAsia="黑体" w:eastAsiaTheme="majorEastAsia" w:hAnsi="Times New Roman" w:hAnsiTheme="majorHAnsi"/>
+      <w:rFonts w:ascii="Times New Roman" w:asciiTheme="majorHAnsi" w:cstheme="majorBidi" w:eastAsia="黑体" w:hAnsi="Times New Roman" w:hAnsiTheme="majorHAnsi"/>
       <w:b/>
       <w:color w:val="1F3864"/>
       <w:spacing w:val="5"/>
@@ -3608,7 +3766,7 @@
     <w:uiPriority w:val="10"/>
     <w:rsid w:val="00FC693F"/>
     <w:rPr>
-      <w:rFonts w:asciiTheme="majorHAnsi" w:cstheme="majorBidi" w:eastAsiaTheme="majorEastAsia" w:hAnsiTheme="majorHAnsi"/>
+      <w:rFonts w:asciiTheme="majorHAnsi" w:cstheme="majorBidi" w:hAnsiTheme="majorHAnsi" w:eastAsia="黑体"/>
       <w:color w:themeColor="text2" w:themeShade="BF" w:val="17365D"/>
       <w:spacing w:val="5"/>
       <w:kern w:val="28"/>
@@ -3630,7 +3788,7 @@
       </w:numPr>
     </w:pPr>
     <w:rPr>
-      <w:rFonts w:asciiTheme="majorHAnsi" w:cstheme="majorBidi" w:eastAsiaTheme="majorEastAsia" w:hAnsiTheme="majorHAnsi"/>
+      <w:rFonts w:asciiTheme="majorHAnsi" w:cstheme="majorBidi" w:hAnsiTheme="majorHAnsi" w:eastAsia="黑体"/>
       <w:i/>
       <w:iCs/>
       <w:color w:themeColor="accent1" w:val="4F81BD"/>
@@ -3646,7 +3804,7 @@
     <w:uiPriority w:val="11"/>
     <w:rsid w:val="00FC693F"/>
     <w:rPr>
-      <w:rFonts w:asciiTheme="majorHAnsi" w:cstheme="majorBidi" w:eastAsiaTheme="majorEastAsia" w:hAnsiTheme="majorHAnsi"/>
+      <w:rFonts w:asciiTheme="majorHAnsi" w:cstheme="majorBidi" w:hAnsiTheme="majorHAnsi" w:eastAsia="黑体"/>
       <w:i/>
       <w:iCs/>
       <w:color w:themeColor="accent1" w:val="4F81BD"/>
@@ -3713,6 +3871,7 @@
       <w:spacing w:after="120"/>
     </w:pPr>
     <w:rPr>
+      <w:rFonts w:eastAsia="黑体"/>
       <w:sz w:val="16"/>
       <w:szCs w:val="16"/>
     </w:rPr>
@@ -3724,6 +3883,7 @@
     <w:uiPriority w:val="99"/>
     <w:rsid w:val="00AA1D8D"/>
     <w:rPr>
+      <w:rFonts w:eastAsia="黑体"/>
       <w:sz w:val="16"/>
       <w:szCs w:val="16"/>
     </w:rPr>
@@ -3893,7 +4053,7 @@
       </w:tabs>
     </w:pPr>
     <w:rPr>
-      <w:rFonts w:ascii="Courier" w:hAnsi="Courier"/>
+      <w:rFonts w:ascii="Courier" w:hAnsi="Courier" w:eastAsia="黑体"/>
       <w:sz w:val="20"/>
       <w:szCs w:val="20"/>
     </w:rPr>
@@ -3905,7 +4065,7 @@
     <w:uiPriority w:val="99"/>
     <w:rsid w:val="0029639D"/>
     <w:rPr>
-      <w:rFonts w:ascii="Courier" w:hAnsi="Courier"/>
+      <w:rFonts w:ascii="Courier" w:hAnsi="Courier" w:eastAsia="黑体"/>
       <w:sz w:val="20"/>
       <w:szCs w:val="20"/>
     </w:rPr>
@@ -3941,6 +4101,7 @@
     <w:uiPriority w:val="29"/>
     <w:rsid w:val="00FC693F"/>
     <w:rPr>
+      <w:rFonts w:eastAsia="黑体"/>
       <w:i/>
       <w:iCs/>
       <w:color w:themeColor="text1" w:val="000000"/>
@@ -3954,7 +4115,7 @@
     <w:semiHidden/>
     <w:rsid w:val="00FC693F"/>
     <w:rPr>
-      <w:rFonts w:asciiTheme="majorHAnsi" w:cstheme="majorBidi" w:eastAsiaTheme="majorEastAsia" w:hAnsiTheme="majorHAnsi"/>
+      <w:rFonts w:asciiTheme="majorHAnsi" w:cstheme="majorBidi" w:hAnsiTheme="majorHAnsi" w:eastAsia="黑体"/>
       <w:b/>
       <w:bCs/>
       <w:i/>
@@ -3970,7 +4131,7 @@
     <w:semiHidden/>
     <w:rsid w:val="00FC693F"/>
     <w:rPr>
-      <w:rFonts w:asciiTheme="majorHAnsi" w:cstheme="majorBidi" w:eastAsiaTheme="majorEastAsia" w:hAnsiTheme="majorHAnsi"/>
+      <w:rFonts w:asciiTheme="majorHAnsi" w:cstheme="majorBidi" w:hAnsiTheme="majorHAnsi" w:eastAsia="黑体"/>
       <w:color w:themeColor="accent1" w:themeShade="7F" w:val="243F60"/>
     </w:rPr>
   </w:style>
@@ -3982,7 +4143,7 @@
     <w:semiHidden/>
     <w:rsid w:val="00FC693F"/>
     <w:rPr>
-      <w:rFonts w:asciiTheme="majorHAnsi" w:cstheme="majorBidi" w:eastAsiaTheme="majorEastAsia" w:hAnsiTheme="majorHAnsi"/>
+      <w:rFonts w:asciiTheme="majorHAnsi" w:cstheme="majorBidi" w:hAnsiTheme="majorHAnsi" w:eastAsia="黑体"/>
       <w:i/>
       <w:iCs/>
       <w:color w:themeColor="accent1" w:themeShade="7F" w:val="243F60"/>
@@ -3996,7 +4157,7 @@
     <w:semiHidden/>
     <w:rsid w:val="00FC693F"/>
     <w:rPr>
-      <w:rFonts w:asciiTheme="majorHAnsi" w:cstheme="majorBidi" w:eastAsiaTheme="majorEastAsia" w:hAnsiTheme="majorHAnsi"/>
+      <w:rFonts w:asciiTheme="majorHAnsi" w:cstheme="majorBidi" w:hAnsiTheme="majorHAnsi" w:eastAsia="黑体"/>
       <w:i/>
       <w:iCs/>
       <w:color w:themeColor="text1" w:themeTint="BF" w:val="404040"/>
@@ -4010,7 +4171,7 @@
     <w:semiHidden/>
     <w:rsid w:val="00FC693F"/>
     <w:rPr>
-      <w:rFonts w:asciiTheme="majorHAnsi" w:cstheme="majorBidi" w:eastAsiaTheme="majorEastAsia" w:hAnsiTheme="majorHAnsi"/>
+      <w:rFonts w:asciiTheme="majorHAnsi" w:cstheme="majorBidi" w:hAnsiTheme="majorHAnsi" w:eastAsia="黑体"/>
       <w:color w:themeColor="accent1" w:val="4F81BD"/>
       <w:sz w:val="20"/>
       <w:szCs w:val="20"/>
@@ -4024,7 +4185,7 @@
     <w:semiHidden/>
     <w:rsid w:val="00FC693F"/>
     <w:rPr>
-      <w:rFonts w:asciiTheme="majorHAnsi" w:cstheme="majorBidi" w:eastAsiaTheme="majorEastAsia" w:hAnsiTheme="majorHAnsi"/>
+      <w:rFonts w:asciiTheme="majorHAnsi" w:cstheme="majorBidi" w:hAnsiTheme="majorHAnsi" w:eastAsia="黑体"/>
       <w:i/>
       <w:iCs/>
       <w:color w:themeColor="text1" w:themeTint="BF" w:val="404040"/>
@@ -4045,6 +4206,7 @@
       <w:spacing w:line="240" w:lineRule="auto"/>
     </w:pPr>
     <w:rPr>
+      <w:rFonts w:eastAsia="黑体"/>
       <w:b/>
       <w:bCs/>
       <w:color w:themeColor="accent1" w:val="4F81BD"/>
@@ -4059,6 +4221,7 @@
     <w:qFormat/>
     <w:rsid w:val="00FC693F"/>
     <w:rPr>
+      <w:rFonts w:eastAsia="黑体"/>
       <w:b/>
       <w:bCs/>
     </w:rPr>
@@ -4070,6 +4233,7 @@
     <w:qFormat/>
     <w:rsid w:val="00FC693F"/>
     <w:rPr>
+      <w:rFonts w:eastAsia="黑体"/>
       <w:i/>
       <w:iCs/>
     </w:rPr>
@@ -4090,6 +4254,7 @@
       <w:ind w:left="936" w:right="936"/>
     </w:pPr>
     <w:rPr>
+      <w:rFonts w:eastAsia="黑体"/>
       <w:b/>
       <w:bCs/>
       <w:i/>
@@ -4104,6 +4269,7 @@
     <w:uiPriority w:val="30"/>
     <w:rsid w:val="00FC693F"/>
     <w:rPr>
+      <w:rFonts w:eastAsia="黑体"/>
       <w:b/>
       <w:bCs/>
       <w:i/>
@@ -4118,6 +4284,7 @@
     <w:qFormat/>
     <w:rsid w:val="00FC693F"/>
     <w:rPr>
+      <w:rFonts w:eastAsia="黑体"/>
       <w:i/>
       <w:iCs/>
       <w:color w:themeColor="text1" w:themeTint="7F" w:val="808080"/>
@@ -4130,6 +4297,7 @@
     <w:qFormat/>
     <w:rsid w:val="00FC693F"/>
     <w:rPr>
+      <w:rFonts w:eastAsia="黑体"/>
       <w:b/>
       <w:bCs/>
       <w:i/>
@@ -4144,6 +4312,7 @@
     <w:qFormat/>
     <w:rsid w:val="00FC693F"/>
     <w:rPr>
+      <w:rFonts w:eastAsia="黑体"/>
       <w:smallCaps/>
       <w:color w:themeColor="accent2" w:val="C0504D"/>
       <w:u w:val="single"/>
@@ -4156,6 +4325,7 @@
     <w:qFormat/>
     <w:rsid w:val="00FC693F"/>
     <w:rPr>
+      <w:rFonts w:eastAsia="黑体"/>
       <w:b/>
       <w:bCs/>
       <w:smallCaps/>
@@ -4171,6 +4341,7 @@
     <w:qFormat/>
     <w:rsid w:val="00FC693F"/>
     <w:rPr>
+      <w:rFonts w:eastAsia="黑体"/>
       <w:b/>
       <w:bCs/>
       <w:smallCaps/>
@@ -4225,6 +4396,7 @@
       <w:spacing w:after="0" w:line="240" w:lineRule="auto"/>
     </w:pPr>
     <w:rPr>
+      <w:rFonts w:eastAsia="黑体"/>
       <w:color w:themeColor="text1" w:themeShade="BF" w:val="000000"/>
     </w:rPr>
     <w:tblPr>
@@ -4247,6 +4419,7 @@
         <w:spacing w:after="0" w:before="0" w:line="240" w:lineRule="auto"/>
       </w:pPr>
       <w:rPr>
+        <w:rFonts w:eastAsia="黑体"/>
         <w:b/>
         <w:bCs/>
       </w:rPr>
@@ -4267,6 +4440,7 @@
         <w:spacing w:after="0" w:before="0" w:line="240" w:lineRule="auto"/>
       </w:pPr>
       <w:rPr>
+        <w:rFonts w:eastAsia="黑体"/>
         <w:b/>
         <w:bCs/>
       </w:rPr>
@@ -4284,12 +4458,14 @@
     </w:tblStylePr>
     <w:tblStylePr w:type="firstCol">
       <w:rPr>
+        <w:rFonts w:eastAsia="黑体"/>
         <w:b/>
         <w:bCs/>
       </w:rPr>
     </w:tblStylePr>
     <w:tblStylePr w:type="lastCol">
       <w:rPr>
+        <w:rFonts w:eastAsia="黑体"/>
         <w:b/>
         <w:bCs/>
       </w:rPr>
@@ -4328,6 +4504,7 @@
       <w:spacing w:after="0" w:line="240" w:lineRule="auto"/>
     </w:pPr>
     <w:rPr>
+      <w:rFonts w:eastAsia="黑体"/>
       <w:color w:themeColor="accent1" w:themeShade="BF" w:val="365F91"/>
     </w:rPr>
     <w:tblPr>
@@ -4350,6 +4527,7 @@
         <w:spacing w:after="0" w:before="0" w:line="240" w:lineRule="auto"/>
       </w:pPr>
       <w:rPr>
+        <w:rFonts w:eastAsia="黑体"/>
         <w:b/>
         <w:bCs/>
       </w:rPr>
@@ -4370,6 +4548,7 @@
         <w:spacing w:after="0" w:before="0" w:line="240" w:lineRule="auto"/>
       </w:pPr>
       <w:rPr>
+        <w:rFonts w:eastAsia="黑体"/>
         <w:b/>
         <w:bCs/>
       </w:rPr>
@@ -4387,12 +4566,14 @@
     </w:tblStylePr>
     <w:tblStylePr w:type="firstCol">
       <w:rPr>
+        <w:rFonts w:eastAsia="黑体"/>
         <w:b/>
         <w:bCs/>
       </w:rPr>
     </w:tblStylePr>
     <w:tblStylePr w:type="lastCol">
       <w:rPr>
+        <w:rFonts w:eastAsia="黑体"/>
         <w:b/>
         <w:bCs/>
       </w:rPr>
@@ -4431,6 +4612,7 @@
       <w:spacing w:after="0" w:line="240" w:lineRule="auto"/>
     </w:pPr>
     <w:rPr>
+      <w:rFonts w:eastAsia="黑体"/>
       <w:color w:themeColor="accent2" w:themeShade="BF" w:val="943634"/>
     </w:rPr>
     <w:tblPr>
@@ -4453,6 +4635,7 @@
         <w:spacing w:after="0" w:before="0" w:line="240" w:lineRule="auto"/>
       </w:pPr>
       <w:rPr>
+        <w:rFonts w:eastAsia="黑体"/>
         <w:b/>
         <w:bCs/>
       </w:rPr>
@@ -4473,6 +4656,7 @@
         <w:spacing w:after="0" w:before="0" w:line="240" w:lineRule="auto"/>
       </w:pPr>
       <w:rPr>
+        <w:rFonts w:eastAsia="黑体"/>
         <w:b/>
         <w:bCs/>
       </w:rPr>
@@ -4490,12 +4674,14 @@
     </w:tblStylePr>
     <w:tblStylePr w:type="firstCol">
       <w:rPr>
+        <w:rFonts w:eastAsia="黑体"/>
         <w:b/>
         <w:bCs/>
       </w:rPr>
     </w:tblStylePr>
     <w:tblStylePr w:type="lastCol">
       <w:rPr>
+        <w:rFonts w:eastAsia="黑体"/>
         <w:b/>
         <w:bCs/>
       </w:rPr>
@@ -4534,6 +4720,7 @@
       <w:spacing w:after="0" w:line="240" w:lineRule="auto"/>
     </w:pPr>
     <w:rPr>
+      <w:rFonts w:eastAsia="黑体"/>
       <w:color w:themeColor="accent3" w:themeShade="BF" w:val="76923C"/>
     </w:rPr>
     <w:tblPr>
@@ -4556,6 +4743,7 @@
         <w:spacing w:after="0" w:before="0" w:line="240" w:lineRule="auto"/>
       </w:pPr>
       <w:rPr>
+        <w:rFonts w:eastAsia="黑体"/>
         <w:b/>
         <w:bCs/>
       </w:rPr>
@@ -4576,6 +4764,7 @@
         <w:spacing w:after="0" w:before="0" w:line="240" w:lineRule="auto"/>
       </w:pPr>
       <w:rPr>
+        <w:rFonts w:eastAsia="黑体"/>
         <w:b/>
         <w:bCs/>
       </w:rPr>
@@ -4593,12 +4782,14 @@
     </w:tblStylePr>
     <w:tblStylePr w:type="firstCol">
       <w:rPr>
+        <w:rFonts w:eastAsia="黑体"/>
         <w:b/>
         <w:bCs/>
       </w:rPr>
     </w:tblStylePr>
     <w:tblStylePr w:type="lastCol">
       <w:rPr>
+        <w:rFonts w:eastAsia="黑体"/>
         <w:b/>
         <w:bCs/>
       </w:rPr>
@@ -4637,6 +4828,7 @@
       <w:spacing w:after="0" w:line="240" w:lineRule="auto"/>
     </w:pPr>
     <w:rPr>
+      <w:rFonts w:eastAsia="黑体"/>
       <w:color w:themeColor="accent4" w:themeShade="BF" w:val="5F497A"/>
     </w:rPr>
     <w:tblPr>
@@ -4659,6 +4851,7 @@
         <w:spacing w:after="0" w:before="0" w:line="240" w:lineRule="auto"/>
       </w:pPr>
       <w:rPr>
+        <w:rFonts w:eastAsia="黑体"/>
         <w:b/>
         <w:bCs/>
       </w:rPr>
@@ -4679,6 +4872,7 @@
         <w:spacing w:after="0" w:before="0" w:line="240" w:lineRule="auto"/>
       </w:pPr>
       <w:rPr>
+        <w:rFonts w:eastAsia="黑体"/>
         <w:b/>
         <w:bCs/>
       </w:rPr>
@@ -4696,12 +4890,14 @@
     </w:tblStylePr>
     <w:tblStylePr w:type="firstCol">
       <w:rPr>
+        <w:rFonts w:eastAsia="黑体"/>
         <w:b/>
         <w:bCs/>
       </w:rPr>
     </w:tblStylePr>
     <w:tblStylePr w:type="lastCol">
       <w:rPr>
+        <w:rFonts w:eastAsia="黑体"/>
         <w:b/>
         <w:bCs/>
       </w:rPr>
@@ -4740,6 +4936,7 @@
       <w:spacing w:after="0" w:line="240" w:lineRule="auto"/>
     </w:pPr>
     <w:rPr>
+      <w:rFonts w:eastAsia="黑体"/>
       <w:color w:themeColor="accent5" w:themeShade="BF" w:val="31849B"/>
     </w:rPr>
     <w:tblPr>
@@ -4762,6 +4959,7 @@
         <w:spacing w:after="0" w:before="0" w:line="240" w:lineRule="auto"/>
       </w:pPr>
       <w:rPr>
+        <w:rFonts w:eastAsia="黑体"/>
         <w:b/>
         <w:bCs/>
       </w:rPr>
@@ -4782,6 +4980,7 @@
         <w:spacing w:after="0" w:before="0" w:line="240" w:lineRule="auto"/>
       </w:pPr>
       <w:rPr>
+        <w:rFonts w:eastAsia="黑体"/>
         <w:b/>
         <w:bCs/>
       </w:rPr>
@@ -4799,12 +4998,14 @@
     </w:tblStylePr>
     <w:tblStylePr w:type="firstCol">
       <w:rPr>
+        <w:rFonts w:eastAsia="黑体"/>
         <w:b/>
         <w:bCs/>
       </w:rPr>
     </w:tblStylePr>
     <w:tblStylePr w:type="lastCol">
       <w:rPr>
+        <w:rFonts w:eastAsia="黑体"/>
         <w:b/>
         <w:bCs/>
       </w:rPr>
@@ -4843,6 +5044,7 @@
       <w:spacing w:after="0" w:line="240" w:lineRule="auto"/>
     </w:pPr>
     <w:rPr>
+      <w:rFonts w:eastAsia="黑体"/>
       <w:color w:themeColor="accent6" w:themeShade="BF" w:val="E36C0A"/>
     </w:rPr>
     <w:tblPr>
@@ -4865,6 +5067,7 @@
         <w:spacing w:after="0" w:before="0" w:line="240" w:lineRule="auto"/>
       </w:pPr>
       <w:rPr>
+        <w:rFonts w:eastAsia="黑体"/>
         <w:b/>
         <w:bCs/>
       </w:rPr>
@@ -4885,6 +5088,7 @@
         <w:spacing w:after="0" w:before="0" w:line="240" w:lineRule="auto"/>
       </w:pPr>
       <w:rPr>
+        <w:rFonts w:eastAsia="黑体"/>
         <w:b/>
         <w:bCs/>
       </w:rPr>
@@ -4902,12 +5106,14 @@
     </w:tblStylePr>
     <w:tblStylePr w:type="firstCol">
       <w:rPr>
+        <w:rFonts w:eastAsia="黑体"/>
         <w:b/>
         <w:bCs/>
       </w:rPr>
     </w:tblStylePr>
     <w:tblStylePr w:type="lastCol">
       <w:rPr>
+        <w:rFonts w:eastAsia="黑体"/>
         <w:b/>
         <w:bCs/>
       </w:rPr>
@@ -4967,6 +5173,7 @@
         <w:spacing w:after="0" w:before="0" w:line="240" w:lineRule="auto"/>
       </w:pPr>
       <w:rPr>
+        <w:rFonts w:eastAsia="黑体"/>
         <w:b/>
         <w:bCs/>
         <w:color w:themeColor="background1" w:val="FFFFFF"/>
@@ -4981,6 +5188,7 @@
         <w:spacing w:after="0" w:before="0" w:line="240" w:lineRule="auto"/>
       </w:pPr>
       <w:rPr>
+        <w:rFonts w:eastAsia="黑体"/>
         <w:b/>
         <w:bCs/>
       </w:rPr>
@@ -4996,12 +5204,14 @@
     </w:tblStylePr>
     <w:tblStylePr w:type="firstCol">
       <w:rPr>
+        <w:rFonts w:eastAsia="黑体"/>
         <w:b/>
         <w:bCs/>
       </w:rPr>
     </w:tblStylePr>
     <w:tblStylePr w:type="lastCol">
       <w:rPr>
+        <w:rFonts w:eastAsia="黑体"/>
         <w:b/>
         <w:bCs/>
       </w:rPr>
@@ -5059,6 +5269,7 @@
         <w:spacing w:after="0" w:before="0" w:line="240" w:lineRule="auto"/>
       </w:pPr>
       <w:rPr>
+        <w:rFonts w:eastAsia="黑体"/>
         <w:b/>
         <w:bCs/>
         <w:color w:themeColor="background1" w:val="FFFFFF"/>
@@ -5073,6 +5284,7 @@
         <w:spacing w:after="0" w:before="0" w:line="240" w:lineRule="auto"/>
       </w:pPr>
       <w:rPr>
+        <w:rFonts w:eastAsia="黑体"/>
         <w:b/>
         <w:bCs/>
       </w:rPr>
@@ -5088,12 +5300,14 @@
     </w:tblStylePr>
     <w:tblStylePr w:type="firstCol">
       <w:rPr>
+        <w:rFonts w:eastAsia="黑体"/>
         <w:b/>
         <w:bCs/>
       </w:rPr>
     </w:tblStylePr>
     <w:tblStylePr w:type="lastCol">
       <w:rPr>
+        <w:rFonts w:eastAsia="黑体"/>
         <w:b/>
         <w:bCs/>
       </w:rPr>
@@ -5151,6 +5365,7 @@
         <w:spacing w:after="0" w:before="0" w:line="240" w:lineRule="auto"/>
       </w:pPr>
       <w:rPr>
+        <w:rFonts w:eastAsia="黑体"/>
         <w:b/>
         <w:bCs/>
         <w:color w:themeColor="background1" w:val="FFFFFF"/>
@@ -5165,6 +5380,7 @@
         <w:spacing w:after="0" w:before="0" w:line="240" w:lineRule="auto"/>
       </w:pPr>
       <w:rPr>
+        <w:rFonts w:eastAsia="黑体"/>
         <w:b/>
         <w:bCs/>
       </w:rPr>
@@ -5180,12 +5396,14 @@
     </w:tblStylePr>
     <w:tblStylePr w:type="firstCol">
       <w:rPr>
+        <w:rFonts w:eastAsia="黑体"/>
         <w:b/>
         <w:bCs/>
       </w:rPr>
     </w:tblStylePr>
     <w:tblStylePr w:type="lastCol">
       <w:rPr>
+        <w:rFonts w:eastAsia="黑体"/>
         <w:b/>
         <w:bCs/>
       </w:rPr>
@@ -5243,6 +5461,7 @@
         <w:spacing w:after="0" w:before="0" w:line="240" w:lineRule="auto"/>
       </w:pPr>
       <w:rPr>
+        <w:rFonts w:eastAsia="黑体"/>
         <w:b/>
         <w:bCs/>
         <w:color w:themeColor="background1" w:val="FFFFFF"/>
@@ -5257,6 +5476,7 @@
         <w:spacing w:after="0" w:before="0" w:line="240" w:lineRule="auto"/>
       </w:pPr>
       <w:rPr>
+        <w:rFonts w:eastAsia="黑体"/>
         <w:b/>
         <w:bCs/>
       </w:rPr>
@@ -5272,12 +5492,14 @@
     </w:tblStylePr>
     <w:tblStylePr w:type="firstCol">
       <w:rPr>
+        <w:rFonts w:eastAsia="黑体"/>
         <w:b/>
         <w:bCs/>
       </w:rPr>
     </w:tblStylePr>
     <w:tblStylePr w:type="lastCol">
       <w:rPr>
+        <w:rFonts w:eastAsia="黑体"/>
         <w:b/>
         <w:bCs/>
       </w:rPr>
@@ -5335,6 +5557,7 @@
         <w:spacing w:after="0" w:before="0" w:line="240" w:lineRule="auto"/>
       </w:pPr>
       <w:rPr>
+        <w:rFonts w:eastAsia="黑体"/>
         <w:b/>
         <w:bCs/>
         <w:color w:themeColor="background1" w:val="FFFFFF"/>
@@ -5349,6 +5572,7 @@
         <w:spacing w:after="0" w:before="0" w:line="240" w:lineRule="auto"/>
       </w:pPr>
       <w:rPr>
+        <w:rFonts w:eastAsia="黑体"/>
         <w:b/>
         <w:bCs/>
       </w:rPr>
@@ -5364,12 +5588,14 @@
     </w:tblStylePr>
     <w:tblStylePr w:type="firstCol">
       <w:rPr>
+        <w:rFonts w:eastAsia="黑体"/>
         <w:b/>
         <w:bCs/>
       </w:rPr>
     </w:tblStylePr>
     <w:tblStylePr w:type="lastCol">
       <w:rPr>
+        <w:rFonts w:eastAsia="黑体"/>
         <w:b/>
         <w:bCs/>
       </w:rPr>
@@ -5427,6 +5653,7 @@
         <w:spacing w:after="0" w:before="0" w:line="240" w:lineRule="auto"/>
       </w:pPr>
       <w:rPr>
+        <w:rFonts w:eastAsia="黑体"/>
         <w:b/>
         <w:bCs/>
         <w:color w:themeColor="background1" w:val="FFFFFF"/>
@@ -5441,6 +5668,7 @@
         <w:spacing w:after="0" w:before="0" w:line="240" w:lineRule="auto"/>
       </w:pPr>
       <w:rPr>
+        <w:rFonts w:eastAsia="黑体"/>
         <w:b/>
         <w:bCs/>
       </w:rPr>
@@ -5456,12 +5684,14 @@
     </w:tblStylePr>
     <w:tblStylePr w:type="firstCol">
       <w:rPr>
+        <w:rFonts w:eastAsia="黑体"/>
         <w:b/>
         <w:bCs/>
       </w:rPr>
     </w:tblStylePr>
     <w:tblStylePr w:type="lastCol">
       <w:rPr>
+        <w:rFonts w:eastAsia="黑体"/>
         <w:b/>
         <w:bCs/>
       </w:rPr>
@@ -5519,6 +5749,7 @@
         <w:spacing w:after="0" w:before="0" w:line="240" w:lineRule="auto"/>
       </w:pPr>
       <w:rPr>
+        <w:rFonts w:eastAsia="黑体"/>
         <w:b/>
         <w:bCs/>
         <w:color w:themeColor="background1" w:val="FFFFFF"/>
@@ -5533,6 +5764,7 @@
         <w:spacing w:after="0" w:before="0" w:line="240" w:lineRule="auto"/>
       </w:pPr>
       <w:rPr>
+        <w:rFonts w:eastAsia="黑体"/>
         <w:b/>
         <w:bCs/>
       </w:rPr>
@@ -5548,12 +5780,14 @@
     </w:tblStylePr>
     <w:tblStylePr w:type="firstCol">
       <w:rPr>
+        <w:rFonts w:eastAsia="黑体"/>
         <w:b/>
         <w:bCs/>
       </w:rPr>
     </w:tblStylePr>
     <w:tblStylePr w:type="lastCol">
       <w:rPr>
+        <w:rFonts w:eastAsia="黑体"/>
         <w:b/>
         <w:bCs/>
       </w:rPr>
@@ -5613,7 +5847,7 @@
         <w:spacing w:after="0" w:before="0" w:line="240" w:lineRule="auto"/>
       </w:pPr>
       <w:rPr>
-        <w:rFonts w:asciiTheme="majorHAnsi" w:cstheme="majorBidi" w:eastAsiaTheme="majorEastAsia" w:hAnsiTheme="majorHAnsi"/>
+        <w:rFonts w:asciiTheme="majorHAnsi" w:cstheme="majorBidi" w:hAnsiTheme="majorHAnsi" w:eastAsia="黑体"/>
         <w:b/>
         <w:bCs/>
       </w:rPr>
@@ -5634,7 +5868,7 @@
         <w:spacing w:after="0" w:before="0" w:line="240" w:lineRule="auto"/>
       </w:pPr>
       <w:rPr>
-        <w:rFonts w:asciiTheme="majorHAnsi" w:cstheme="majorBidi" w:eastAsiaTheme="majorEastAsia" w:hAnsiTheme="majorHAnsi"/>
+        <w:rFonts w:asciiTheme="majorHAnsi" w:cstheme="majorBidi" w:hAnsiTheme="majorHAnsi" w:eastAsia="黑体"/>
         <w:b/>
         <w:bCs/>
       </w:rPr>
@@ -5652,14 +5886,14 @@
     </w:tblStylePr>
     <w:tblStylePr w:type="firstCol">
       <w:rPr>
-        <w:rFonts w:asciiTheme="majorHAnsi" w:cstheme="majorBidi" w:eastAsiaTheme="majorEastAsia" w:hAnsiTheme="majorHAnsi"/>
+        <w:rFonts w:asciiTheme="majorHAnsi" w:cstheme="majorBidi" w:hAnsiTheme="majorHAnsi" w:eastAsia="黑体"/>
         <w:b/>
         <w:bCs/>
       </w:rPr>
     </w:tblStylePr>
     <w:tblStylePr w:type="lastCol">
       <w:rPr>
-        <w:rFonts w:asciiTheme="majorHAnsi" w:cstheme="majorBidi" w:eastAsiaTheme="majorEastAsia" w:hAnsiTheme="majorHAnsi"/>
+        <w:rFonts w:asciiTheme="majorHAnsi" w:cstheme="majorBidi" w:hAnsiTheme="majorHAnsi" w:eastAsia="黑体"/>
         <w:b/>
         <w:bCs/>
       </w:rPr>
@@ -5743,7 +5977,7 @@
         <w:spacing w:after="0" w:before="0" w:line="240" w:lineRule="auto"/>
       </w:pPr>
       <w:rPr>
-        <w:rFonts w:asciiTheme="majorHAnsi" w:cstheme="majorBidi" w:eastAsiaTheme="majorEastAsia" w:hAnsiTheme="majorHAnsi"/>
+        <w:rFonts w:asciiTheme="majorHAnsi" w:cstheme="majorBidi" w:hAnsiTheme="majorHAnsi" w:eastAsia="黑体"/>
         <w:b/>
         <w:bCs/>
       </w:rPr>
@@ -5764,7 +5998,7 @@
         <w:spacing w:after="0" w:before="0" w:line="240" w:lineRule="auto"/>
       </w:pPr>
       <w:rPr>
-        <w:rFonts w:asciiTheme="majorHAnsi" w:cstheme="majorBidi" w:eastAsiaTheme="majorEastAsia" w:hAnsiTheme="majorHAnsi"/>
+        <w:rFonts w:asciiTheme="majorHAnsi" w:cstheme="majorBidi" w:hAnsiTheme="majorHAnsi" w:eastAsia="黑体"/>
         <w:b/>
         <w:bCs/>
       </w:rPr>
@@ -5782,14 +6016,14 @@
     </w:tblStylePr>
     <w:tblStylePr w:type="firstCol">
       <w:rPr>
-        <w:rFonts w:asciiTheme="majorHAnsi" w:cstheme="majorBidi" w:eastAsiaTheme="majorEastAsia" w:hAnsiTheme="majorHAnsi"/>
+        <w:rFonts w:asciiTheme="majorHAnsi" w:cstheme="majorBidi" w:hAnsiTheme="majorHAnsi" w:eastAsia="黑体"/>
         <w:b/>
         <w:bCs/>
       </w:rPr>
     </w:tblStylePr>
     <w:tblStylePr w:type="lastCol">
       <w:rPr>
-        <w:rFonts w:asciiTheme="majorHAnsi" w:cstheme="majorBidi" w:eastAsiaTheme="majorEastAsia" w:hAnsiTheme="majorHAnsi"/>
+        <w:rFonts w:asciiTheme="majorHAnsi" w:cstheme="majorBidi" w:hAnsiTheme="majorHAnsi" w:eastAsia="黑体"/>
         <w:b/>
         <w:bCs/>
       </w:rPr>
@@ -5873,7 +6107,7 @@
         <w:spacing w:after="0" w:before="0" w:line="240" w:lineRule="auto"/>
       </w:pPr>
       <w:rPr>
-        <w:rFonts w:asciiTheme="majorHAnsi" w:cstheme="majorBidi" w:eastAsiaTheme="majorEastAsia" w:hAnsiTheme="majorHAnsi"/>
+        <w:rFonts w:asciiTheme="majorHAnsi" w:cstheme="majorBidi" w:hAnsiTheme="majorHAnsi" w:eastAsia="黑体"/>
         <w:b/>
         <w:bCs/>
       </w:rPr>
@@ -5894,7 +6128,7 @@
         <w:spacing w:after="0" w:before="0" w:line="240" w:lineRule="auto"/>
       </w:pPr>
       <w:rPr>
-        <w:rFonts w:asciiTheme="majorHAnsi" w:cstheme="majorBidi" w:eastAsiaTheme="majorEastAsia" w:hAnsiTheme="majorHAnsi"/>
+        <w:rFonts w:asciiTheme="majorHAnsi" w:cstheme="majorBidi" w:hAnsiTheme="majorHAnsi" w:eastAsia="黑体"/>
         <w:b/>
         <w:bCs/>
       </w:rPr>
@@ -5912,14 +6146,14 @@
     </w:tblStylePr>
     <w:tblStylePr w:type="firstCol">
       <w:rPr>
-        <w:rFonts w:asciiTheme="majorHAnsi" w:cstheme="majorBidi" w:eastAsiaTheme="majorEastAsia" w:hAnsiTheme="majorHAnsi"/>
+        <w:rFonts w:asciiTheme="majorHAnsi" w:cstheme="majorBidi" w:hAnsiTheme="majorHAnsi" w:eastAsia="黑体"/>
         <w:b/>
         <w:bCs/>
       </w:rPr>
     </w:tblStylePr>
     <w:tblStylePr w:type="lastCol">
       <w:rPr>
-        <w:rFonts w:asciiTheme="majorHAnsi" w:cstheme="majorBidi" w:eastAsiaTheme="majorEastAsia" w:hAnsiTheme="majorHAnsi"/>
+        <w:rFonts w:asciiTheme="majorHAnsi" w:cstheme="majorBidi" w:hAnsiTheme="majorHAnsi" w:eastAsia="黑体"/>
         <w:b/>
         <w:bCs/>
       </w:rPr>
@@ -6003,7 +6237,7 @@
         <w:spacing w:after="0" w:before="0" w:line="240" w:lineRule="auto"/>
       </w:pPr>
       <w:rPr>
-        <w:rFonts w:asciiTheme="majorHAnsi" w:cstheme="majorBidi" w:eastAsiaTheme="majorEastAsia" w:hAnsiTheme="majorHAnsi"/>
+        <w:rFonts w:asciiTheme="majorHAnsi" w:cstheme="majorBidi" w:hAnsiTheme="majorHAnsi" w:eastAsia="黑体"/>
         <w:b/>
         <w:bCs/>
       </w:rPr>
@@ -6024,7 +6258,7 @@
         <w:spacing w:after="0" w:before="0" w:line="240" w:lineRule="auto"/>
       </w:pPr>
       <w:rPr>
-        <w:rFonts w:asciiTheme="majorHAnsi" w:cstheme="majorBidi" w:eastAsiaTheme="majorEastAsia" w:hAnsiTheme="majorHAnsi"/>
+        <w:rFonts w:asciiTheme="majorHAnsi" w:cstheme="majorBidi" w:hAnsiTheme="majorHAnsi" w:eastAsia="黑体"/>
         <w:b/>
         <w:bCs/>
       </w:rPr>
@@ -6042,14 +6276,14 @@
     </w:tblStylePr>
     <w:tblStylePr w:type="firstCol">
       <w:rPr>
-        <w:rFonts w:asciiTheme="majorHAnsi" w:cstheme="majorBidi" w:eastAsiaTheme="majorEastAsia" w:hAnsiTheme="majorHAnsi"/>
+        <w:rFonts w:asciiTheme="majorHAnsi" w:cstheme="majorBidi" w:hAnsiTheme="majorHAnsi" w:eastAsia="黑体"/>
         <w:b/>
         <w:bCs/>
       </w:rPr>
     </w:tblStylePr>
     <w:tblStylePr w:type="lastCol">
       <w:rPr>
-        <w:rFonts w:asciiTheme="majorHAnsi" w:cstheme="majorBidi" w:eastAsiaTheme="majorEastAsia" w:hAnsiTheme="majorHAnsi"/>
+        <w:rFonts w:asciiTheme="majorHAnsi" w:cstheme="majorBidi" w:hAnsiTheme="majorHAnsi" w:eastAsia="黑体"/>
         <w:b/>
         <w:bCs/>
       </w:rPr>
@@ -6133,7 +6367,7 @@
         <w:spacing w:after="0" w:before="0" w:line="240" w:lineRule="auto"/>
       </w:pPr>
       <w:rPr>
-        <w:rFonts w:asciiTheme="majorHAnsi" w:cstheme="majorBidi" w:eastAsiaTheme="majorEastAsia" w:hAnsiTheme="majorHAnsi"/>
+        <w:rFonts w:asciiTheme="majorHAnsi" w:cstheme="majorBidi" w:hAnsiTheme="majorHAnsi" w:eastAsia="黑体"/>
         <w:b/>
         <w:bCs/>
       </w:rPr>
@@ -6154,7 +6388,7 @@
         <w:spacing w:after="0" w:before="0" w:line="240" w:lineRule="auto"/>
       </w:pPr>
       <w:rPr>
-        <w:rFonts w:asciiTheme="majorHAnsi" w:cstheme="majorBidi" w:eastAsiaTheme="majorEastAsia" w:hAnsiTheme="majorHAnsi"/>
+        <w:rFonts w:asciiTheme="majorHAnsi" w:cstheme="majorBidi" w:hAnsiTheme="majorHAnsi" w:eastAsia="黑体"/>
         <w:b/>
         <w:bCs/>
       </w:rPr>
@@ -6172,14 +6406,14 @@
     </w:tblStylePr>
     <w:tblStylePr w:type="firstCol">
       <w:rPr>
-        <w:rFonts w:asciiTheme="majorHAnsi" w:cstheme="majorBidi" w:eastAsiaTheme="majorEastAsia" w:hAnsiTheme="majorHAnsi"/>
+        <w:rFonts w:asciiTheme="majorHAnsi" w:cstheme="majorBidi" w:hAnsiTheme="majorHAnsi" w:eastAsia="黑体"/>
         <w:b/>
         <w:bCs/>
       </w:rPr>
     </w:tblStylePr>
     <w:tblStylePr w:type="lastCol">
       <w:rPr>
-        <w:rFonts w:asciiTheme="majorHAnsi" w:cstheme="majorBidi" w:eastAsiaTheme="majorEastAsia" w:hAnsiTheme="majorHAnsi"/>
+        <w:rFonts w:asciiTheme="majorHAnsi" w:cstheme="majorBidi" w:hAnsiTheme="majorHAnsi" w:eastAsia="黑体"/>
         <w:b/>
         <w:bCs/>
       </w:rPr>
@@ -6263,7 +6497,7 @@
         <w:spacing w:after="0" w:before="0" w:line="240" w:lineRule="auto"/>
       </w:pPr>
       <w:rPr>
-        <w:rFonts w:asciiTheme="majorHAnsi" w:cstheme="majorBidi" w:eastAsiaTheme="majorEastAsia" w:hAnsiTheme="majorHAnsi"/>
+        <w:rFonts w:asciiTheme="majorHAnsi" w:cstheme="majorBidi" w:hAnsiTheme="majorHAnsi" w:eastAsia="黑体"/>
         <w:b/>
         <w:bCs/>
       </w:rPr>
@@ -6284,7 +6518,7 @@
         <w:spacing w:after="0" w:before="0" w:line="240" w:lineRule="auto"/>
       </w:pPr>
       <w:rPr>
-        <w:rFonts w:asciiTheme="majorHAnsi" w:cstheme="majorBidi" w:eastAsiaTheme="majorEastAsia" w:hAnsiTheme="majorHAnsi"/>
+        <w:rFonts w:asciiTheme="majorHAnsi" w:cstheme="majorBidi" w:hAnsiTheme="majorHAnsi" w:eastAsia="黑体"/>
         <w:b/>
         <w:bCs/>
       </w:rPr>
@@ -6302,14 +6536,14 @@
     </w:tblStylePr>
     <w:tblStylePr w:type="firstCol">
       <w:rPr>
-        <w:rFonts w:asciiTheme="majorHAnsi" w:cstheme="majorBidi" w:eastAsiaTheme="majorEastAsia" w:hAnsiTheme="majorHAnsi"/>
+        <w:rFonts w:asciiTheme="majorHAnsi" w:cstheme="majorBidi" w:hAnsiTheme="majorHAnsi" w:eastAsia="黑体"/>
         <w:b/>
         <w:bCs/>
       </w:rPr>
     </w:tblStylePr>
     <w:tblStylePr w:type="lastCol">
       <w:rPr>
-        <w:rFonts w:asciiTheme="majorHAnsi" w:cstheme="majorBidi" w:eastAsiaTheme="majorEastAsia" w:hAnsiTheme="majorHAnsi"/>
+        <w:rFonts w:asciiTheme="majorHAnsi" w:cstheme="majorBidi" w:hAnsiTheme="majorHAnsi" w:eastAsia="黑体"/>
         <w:b/>
         <w:bCs/>
       </w:rPr>
@@ -6393,7 +6627,7 @@
         <w:spacing w:after="0" w:before="0" w:line="240" w:lineRule="auto"/>
       </w:pPr>
       <w:rPr>
-        <w:rFonts w:asciiTheme="majorHAnsi" w:cstheme="majorBidi" w:eastAsiaTheme="majorEastAsia" w:hAnsiTheme="majorHAnsi"/>
+        <w:rFonts w:asciiTheme="majorHAnsi" w:cstheme="majorBidi" w:hAnsiTheme="majorHAnsi" w:eastAsia="黑体"/>
         <w:b/>
         <w:bCs/>
       </w:rPr>
@@ -6414,7 +6648,7 @@
         <w:spacing w:after="0" w:before="0" w:line="240" w:lineRule="auto"/>
       </w:pPr>
       <w:rPr>
-        <w:rFonts w:asciiTheme="majorHAnsi" w:cstheme="majorBidi" w:eastAsiaTheme="majorEastAsia" w:hAnsiTheme="majorHAnsi"/>
+        <w:rFonts w:asciiTheme="majorHAnsi" w:cstheme="majorBidi" w:hAnsiTheme="majorHAnsi" w:eastAsia="黑体"/>
         <w:b/>
         <w:bCs/>
       </w:rPr>
@@ -6432,14 +6666,14 @@
     </w:tblStylePr>
     <w:tblStylePr w:type="firstCol">
       <w:rPr>
-        <w:rFonts w:asciiTheme="majorHAnsi" w:cstheme="majorBidi" w:eastAsiaTheme="majorEastAsia" w:hAnsiTheme="majorHAnsi"/>
+        <w:rFonts w:asciiTheme="majorHAnsi" w:cstheme="majorBidi" w:hAnsiTheme="majorHAnsi" w:eastAsia="黑体"/>
         <w:b/>
         <w:bCs/>
       </w:rPr>
     </w:tblStylePr>
     <w:tblStylePr w:type="lastCol">
       <w:rPr>
-        <w:rFonts w:asciiTheme="majorHAnsi" w:cstheme="majorBidi" w:eastAsiaTheme="majorEastAsia" w:hAnsiTheme="majorHAnsi"/>
+        <w:rFonts w:asciiTheme="majorHAnsi" w:cstheme="majorBidi" w:hAnsiTheme="majorHAnsi" w:eastAsia="黑体"/>
         <w:b/>
         <w:bCs/>
       </w:rPr>
@@ -6522,6 +6756,7 @@
         <w:spacing w:after="0" w:before="0" w:line="240" w:lineRule="auto"/>
       </w:pPr>
       <w:rPr>
+        <w:rFonts w:eastAsia="黑体"/>
         <w:b/>
         <w:bCs/>
         <w:color w:themeColor="background1" w:val="FFFFFF"/>
@@ -6544,6 +6779,7 @@
         <w:spacing w:after="0" w:before="0" w:line="240" w:lineRule="auto"/>
       </w:pPr>
       <w:rPr>
+        <w:rFonts w:eastAsia="黑体"/>
         <w:b/>
         <w:bCs/>
       </w:rPr>
@@ -6561,12 +6797,14 @@
     </w:tblStylePr>
     <w:tblStylePr w:type="firstCol">
       <w:rPr>
+        <w:rFonts w:eastAsia="黑体"/>
         <w:b/>
         <w:bCs/>
       </w:rPr>
     </w:tblStylePr>
     <w:tblStylePr w:type="lastCol">
       <w:rPr>
+        <w:rFonts w:eastAsia="黑体"/>
         <w:b/>
         <w:bCs/>
       </w:rPr>
@@ -6628,6 +6866,7 @@
         <w:spacing w:after="0" w:before="0" w:line="240" w:lineRule="auto"/>
       </w:pPr>
       <w:rPr>
+        <w:rFonts w:eastAsia="黑体"/>
         <w:b/>
         <w:bCs/>
         <w:color w:themeColor="background1" w:val="FFFFFF"/>
@@ -6650,6 +6889,7 @@
         <w:spacing w:after="0" w:before="0" w:line="240" w:lineRule="auto"/>
       </w:pPr>
       <w:rPr>
+        <w:rFonts w:eastAsia="黑体"/>
         <w:b/>
         <w:bCs/>
       </w:rPr>
@@ -6667,12 +6907,14 @@
     </w:tblStylePr>
     <w:tblStylePr w:type="firstCol">
       <w:rPr>
+        <w:rFonts w:eastAsia="黑体"/>
         <w:b/>
         <w:bCs/>
       </w:rPr>
     </w:tblStylePr>
     <w:tblStylePr w:type="lastCol">
       <w:rPr>
+        <w:rFonts w:eastAsia="黑体"/>
         <w:b/>
         <w:bCs/>
       </w:rPr>
@@ -6734,6 +6976,7 @@
         <w:spacing w:after="0" w:before="0" w:line="240" w:lineRule="auto"/>
       </w:pPr>
       <w:rPr>
+        <w:rFonts w:eastAsia="黑体"/>
         <w:b/>
         <w:bCs/>
         <w:color w:themeColor="background1" w:val="FFFFFF"/>
@@ -6756,6 +6999,7 @@
         <w:spacing w:after="0" w:before="0" w:line="240" w:lineRule="auto"/>
       </w:pPr>
       <w:rPr>
+        <w:rFonts w:eastAsia="黑体"/>
         <w:b/>
         <w:bCs/>
       </w:rPr>
@@ -6773,12 +7017,14 @@
     </w:tblStylePr>
     <w:tblStylePr w:type="firstCol">
       <w:rPr>
+        <w:rFonts w:eastAsia="黑体"/>
         <w:b/>
         <w:bCs/>
       </w:rPr>
     </w:tblStylePr>
     <w:tblStylePr w:type="lastCol">
       <w:rPr>
+        <w:rFonts w:eastAsia="黑体"/>
         <w:b/>
         <w:bCs/>
       </w:rPr>
@@ -6840,6 +7086,7 @@
         <w:spacing w:after="0" w:before="0" w:line="240" w:lineRule="auto"/>
       </w:pPr>
       <w:rPr>
+        <w:rFonts w:eastAsia="黑体"/>
         <w:b/>
         <w:bCs/>
         <w:color w:themeColor="background1" w:val="FFFFFF"/>
@@ -6862,6 +7109,7 @@
         <w:spacing w:after="0" w:before="0" w:line="240" w:lineRule="auto"/>
       </w:pPr>
       <w:rPr>
+        <w:rFonts w:eastAsia="黑体"/>
         <w:b/>
         <w:bCs/>
       </w:rPr>
@@ -6879,12 +7127,14 @@
     </w:tblStylePr>
     <w:tblStylePr w:type="firstCol">
       <w:rPr>
+        <w:rFonts w:eastAsia="黑体"/>
         <w:b/>
         <w:bCs/>
       </w:rPr>
     </w:tblStylePr>
     <w:tblStylePr w:type="lastCol">
       <w:rPr>
+        <w:rFonts w:eastAsia="黑体"/>
         <w:b/>
         <w:bCs/>
       </w:rPr>
@@ -6946,6 +7196,7 @@
         <w:spacing w:after="0" w:before="0" w:line="240" w:lineRule="auto"/>
       </w:pPr>
       <w:rPr>
+        <w:rFonts w:eastAsia="黑体"/>
         <w:b/>
         <w:bCs/>
         <w:color w:themeColor="background1" w:val="FFFFFF"/>
@@ -6968,6 +7219,7 @@
         <w:spacing w:after="0" w:before="0" w:line="240" w:lineRule="auto"/>
       </w:pPr>
       <w:rPr>
+        <w:rFonts w:eastAsia="黑体"/>
         <w:b/>
         <w:bCs/>
       </w:rPr>
@@ -6985,12 +7237,14 @@
     </w:tblStylePr>
     <w:tblStylePr w:type="firstCol">
       <w:rPr>
+        <w:rFonts w:eastAsia="黑体"/>
         <w:b/>
         <w:bCs/>
       </w:rPr>
     </w:tblStylePr>
     <w:tblStylePr w:type="lastCol">
       <w:rPr>
+        <w:rFonts w:eastAsia="黑体"/>
         <w:b/>
         <w:bCs/>
       </w:rPr>
@@ -7052,6 +7306,7 @@
         <w:spacing w:after="0" w:before="0" w:line="240" w:lineRule="auto"/>
       </w:pPr>
       <w:rPr>
+        <w:rFonts w:eastAsia="黑体"/>
         <w:b/>
         <w:bCs/>
         <w:color w:themeColor="background1" w:val="FFFFFF"/>
@@ -7074,6 +7329,7 @@
         <w:spacing w:after="0" w:before="0" w:line="240" w:lineRule="auto"/>
       </w:pPr>
       <w:rPr>
+        <w:rFonts w:eastAsia="黑体"/>
         <w:b/>
         <w:bCs/>
       </w:rPr>
@@ -7091,12 +7347,14 @@
     </w:tblStylePr>
     <w:tblStylePr w:type="firstCol">
       <w:rPr>
+        <w:rFonts w:eastAsia="黑体"/>
         <w:b/>
         <w:bCs/>
       </w:rPr>
     </w:tblStylePr>
     <w:tblStylePr w:type="lastCol">
       <w:rPr>
+        <w:rFonts w:eastAsia="黑体"/>
         <w:b/>
         <w:bCs/>
       </w:rPr>
@@ -7158,6 +7416,7 @@
         <w:spacing w:after="0" w:before="0" w:line="240" w:lineRule="auto"/>
       </w:pPr>
       <w:rPr>
+        <w:rFonts w:eastAsia="黑体"/>
         <w:b/>
         <w:bCs/>
         <w:color w:themeColor="background1" w:val="FFFFFF"/>
@@ -7180,6 +7439,7 @@
         <w:spacing w:after="0" w:before="0" w:line="240" w:lineRule="auto"/>
       </w:pPr>
       <w:rPr>
+        <w:rFonts w:eastAsia="黑体"/>
         <w:b/>
         <w:bCs/>
       </w:rPr>
@@ -7197,12 +7457,14 @@
     </w:tblStylePr>
     <w:tblStylePr w:type="firstCol">
       <w:rPr>
+        <w:rFonts w:eastAsia="黑体"/>
         <w:b/>
         <w:bCs/>
       </w:rPr>
     </w:tblStylePr>
     <w:tblStylePr w:type="lastCol">
       <w:rPr>
+        <w:rFonts w:eastAsia="黑体"/>
         <w:b/>
         <w:bCs/>
       </w:rPr>
@@ -7261,6 +7523,7 @@
         <w:spacing w:after="0" w:before="0" w:line="240" w:lineRule="auto"/>
       </w:pPr>
       <w:rPr>
+        <w:rFonts w:eastAsia="黑体"/>
         <w:b/>
         <w:bCs/>
         <w:color w:themeColor="background1" w:val="FFFFFF"/>
@@ -7283,6 +7546,7 @@
         <w:spacing w:after="0" w:before="0" w:line="240" w:lineRule="auto"/>
       </w:pPr>
       <w:rPr>
+        <w:rFonts w:eastAsia="黑体"/>
         <w:color w:val="auto"/>
       </w:rPr>
       <w:tblPr/>
@@ -7300,6 +7564,7 @@
     </w:tblStylePr>
     <w:tblStylePr w:type="firstCol">
       <w:rPr>
+        <w:rFonts w:eastAsia="黑体"/>
         <w:b/>
         <w:bCs/>
         <w:color w:themeColor="background1" w:val="FFFFFF"/>
@@ -7319,6 +7584,7 @@
     </w:tblStylePr>
     <w:tblStylePr w:type="lastCol">
       <w:rPr>
+        <w:rFonts w:eastAsia="黑体"/>
         <w:b/>
         <w:bCs/>
         <w:color w:themeColor="background1" w:val="FFFFFF"/>
@@ -7367,6 +7633,7 @@
     </w:tblStylePr>
     <w:tblStylePr w:type="nwCell">
       <w:rPr>
+        <w:rFonts w:eastAsia="黑体"/>
         <w:color w:themeColor="background1" w:val="FFFFFF"/>
       </w:rPr>
       <w:tblPr/>
@@ -7410,6 +7677,7 @@
         <w:spacing w:after="0" w:before="0" w:line="240" w:lineRule="auto"/>
       </w:pPr>
       <w:rPr>
+        <w:rFonts w:eastAsia="黑体"/>
         <w:b/>
         <w:bCs/>
         <w:color w:themeColor="background1" w:val="FFFFFF"/>
@@ -7432,6 +7700,7 @@
         <w:spacing w:after="0" w:before="0" w:line="240" w:lineRule="auto"/>
       </w:pPr>
       <w:rPr>
+        <w:rFonts w:eastAsia="黑体"/>
         <w:color w:val="auto"/>
       </w:rPr>
       <w:tblPr/>
@@ -7449,6 +7718,7 @@
     </w:tblStylePr>
     <w:tblStylePr w:type="firstCol">
       <w:rPr>
+        <w:rFonts w:eastAsia="黑体"/>
         <w:b/>
         <w:bCs/>
         <w:color w:themeColor="background1" w:val="FFFFFF"/>
@@ -7468,6 +7738,7 @@
     </w:tblStylePr>
     <w:tblStylePr w:type="lastCol">
       <w:rPr>
+        <w:rFonts w:eastAsia="黑体"/>
         <w:b/>
         <w:bCs/>
         <w:color w:themeColor="background1" w:val="FFFFFF"/>
@@ -7516,6 +7787,7 @@
     </w:tblStylePr>
     <w:tblStylePr w:type="nwCell">
       <w:rPr>
+        <w:rFonts w:eastAsia="黑体"/>
         <w:color w:themeColor="background1" w:val="FFFFFF"/>
       </w:rPr>
       <w:tblPr/>
@@ -7559,6 +7831,7 @@
         <w:spacing w:after="0" w:before="0" w:line="240" w:lineRule="auto"/>
       </w:pPr>
       <w:rPr>
+        <w:rFonts w:eastAsia="黑体"/>
         <w:b/>
         <w:bCs/>
         <w:color w:themeColor="background1" w:val="FFFFFF"/>
@@ -7581,6 +7854,7 @@
         <w:spacing w:after="0" w:before="0" w:line="240" w:lineRule="auto"/>
       </w:pPr>
       <w:rPr>
+        <w:rFonts w:eastAsia="黑体"/>
         <w:color w:val="auto"/>
       </w:rPr>
       <w:tblPr/>
@@ -7598,6 +7872,7 @@
     </w:tblStylePr>
     <w:tblStylePr w:type="firstCol">
       <w:rPr>
+        <w:rFonts w:eastAsia="黑体"/>
         <w:b/>
         <w:bCs/>
         <w:color w:themeColor="background1" w:val="FFFFFF"/>
@@ -7617,6 +7892,7 @@
     </w:tblStylePr>
     <w:tblStylePr w:type="lastCol">
       <w:rPr>
+        <w:rFonts w:eastAsia="黑体"/>
         <w:b/>
         <w:bCs/>
         <w:color w:themeColor="background1" w:val="FFFFFF"/>
@@ -7665,6 +7941,7 @@
     </w:tblStylePr>
     <w:tblStylePr w:type="nwCell">
       <w:rPr>
+        <w:rFonts w:eastAsia="黑体"/>
         <w:color w:themeColor="background1" w:val="FFFFFF"/>
       </w:rPr>
       <w:tblPr/>
@@ -7708,6 +7985,7 @@
         <w:spacing w:after="0" w:before="0" w:line="240" w:lineRule="auto"/>
       </w:pPr>
       <w:rPr>
+        <w:rFonts w:eastAsia="黑体"/>
         <w:b/>
         <w:bCs/>
         <w:color w:themeColor="background1" w:val="FFFFFF"/>
@@ -7730,6 +8008,7 @@
         <w:spacing w:after="0" w:before="0" w:line="240" w:lineRule="auto"/>
       </w:pPr>
       <w:rPr>
+        <w:rFonts w:eastAsia="黑体"/>
         <w:color w:val="auto"/>
       </w:rPr>
       <w:tblPr/>
@@ -7747,6 +8026,7 @@
     </w:tblStylePr>
     <w:tblStylePr w:type="firstCol">
       <w:rPr>
+        <w:rFonts w:eastAsia="黑体"/>
         <w:b/>
         <w:bCs/>
         <w:color w:themeColor="background1" w:val="FFFFFF"/>
@@ -7766,6 +8046,7 @@
     </w:tblStylePr>
     <w:tblStylePr w:type="lastCol">
       <w:rPr>
+        <w:rFonts w:eastAsia="黑体"/>
         <w:b/>
         <w:bCs/>
         <w:color w:themeColor="background1" w:val="FFFFFF"/>
@@ -7814,6 +8095,7 @@
     </w:tblStylePr>
     <w:tblStylePr w:type="nwCell">
       <w:rPr>
+        <w:rFonts w:eastAsia="黑体"/>
         <w:color w:themeColor="background1" w:val="FFFFFF"/>
       </w:rPr>
       <w:tblPr/>
@@ -7857,6 +8139,7 @@
         <w:spacing w:after="0" w:before="0" w:line="240" w:lineRule="auto"/>
       </w:pPr>
       <w:rPr>
+        <w:rFonts w:eastAsia="黑体"/>
         <w:b/>
         <w:bCs/>
         <w:color w:themeColor="background1" w:val="FFFFFF"/>
@@ -7879,6 +8162,7 @@
         <w:spacing w:after="0" w:before="0" w:line="240" w:lineRule="auto"/>
       </w:pPr>
       <w:rPr>
+        <w:rFonts w:eastAsia="黑体"/>
         <w:color w:val="auto"/>
       </w:rPr>
       <w:tblPr/>
@@ -7896,6 +8180,7 @@
     </w:tblStylePr>
     <w:tblStylePr w:type="firstCol">
       <w:rPr>
+        <w:rFonts w:eastAsia="黑体"/>
         <w:b/>
         <w:bCs/>
         <w:color w:themeColor="background1" w:val="FFFFFF"/>
@@ -7915,6 +8200,7 @@
     </w:tblStylePr>
     <w:tblStylePr w:type="lastCol">
       <w:rPr>
+        <w:rFonts w:eastAsia="黑体"/>
         <w:b/>
         <w:bCs/>
         <w:color w:themeColor="background1" w:val="FFFFFF"/>
@@ -7963,6 +8249,7 @@
     </w:tblStylePr>
     <w:tblStylePr w:type="nwCell">
       <w:rPr>
+        <w:rFonts w:eastAsia="黑体"/>
         <w:color w:themeColor="background1" w:val="FFFFFF"/>
       </w:rPr>
       <w:tblPr/>
@@ -8006,6 +8293,7 @@
         <w:spacing w:after="0" w:before="0" w:line="240" w:lineRule="auto"/>
       </w:pPr>
       <w:rPr>
+        <w:rFonts w:eastAsia="黑体"/>
         <w:b/>
         <w:bCs/>
         <w:color w:themeColor="background1" w:val="FFFFFF"/>
@@ -8028,6 +8316,7 @@
         <w:spacing w:after="0" w:before="0" w:line="240" w:lineRule="auto"/>
       </w:pPr>
       <w:rPr>
+        <w:rFonts w:eastAsia="黑体"/>
         <w:color w:val="auto"/>
       </w:rPr>
       <w:tblPr/>
@@ -8045,6 +8334,7 @@
     </w:tblStylePr>
     <w:tblStylePr w:type="firstCol">
       <w:rPr>
+        <w:rFonts w:eastAsia="黑体"/>
         <w:b/>
         <w:bCs/>
         <w:color w:themeColor="background1" w:val="FFFFFF"/>
@@ -8064,6 +8354,7 @@
     </w:tblStylePr>
     <w:tblStylePr w:type="lastCol">
       <w:rPr>
+        <w:rFonts w:eastAsia="黑体"/>
         <w:b/>
         <w:bCs/>
         <w:color w:themeColor="background1" w:val="FFFFFF"/>
@@ -8112,6 +8403,7 @@
     </w:tblStylePr>
     <w:tblStylePr w:type="nwCell">
       <w:rPr>
+        <w:rFonts w:eastAsia="黑体"/>
         <w:color w:themeColor="background1" w:val="FFFFFF"/>
       </w:rPr>
       <w:tblPr/>
@@ -8155,6 +8447,7 @@
         <w:spacing w:after="0" w:before="0" w:line="240" w:lineRule="auto"/>
       </w:pPr>
       <w:rPr>
+        <w:rFonts w:eastAsia="黑体"/>
         <w:b/>
         <w:bCs/>
         <w:color w:themeColor="background1" w:val="FFFFFF"/>
@@ -8177,6 +8470,7 @@
         <w:spacing w:after="0" w:before="0" w:line="240" w:lineRule="auto"/>
       </w:pPr>
       <w:rPr>
+        <w:rFonts w:eastAsia="黑体"/>
         <w:color w:val="auto"/>
       </w:rPr>
       <w:tblPr/>
@@ -8194,6 +8488,7 @@
     </w:tblStylePr>
     <w:tblStylePr w:type="firstCol">
       <w:rPr>
+        <w:rFonts w:eastAsia="黑体"/>
         <w:b/>
         <w:bCs/>
         <w:color w:themeColor="background1" w:val="FFFFFF"/>
@@ -8213,6 +8508,7 @@
     </w:tblStylePr>
     <w:tblStylePr w:type="lastCol">
       <w:rPr>
+        <w:rFonts w:eastAsia="黑体"/>
         <w:b/>
         <w:bCs/>
         <w:color w:themeColor="background1" w:val="FFFFFF"/>
@@ -8261,6 +8557,7 @@
     </w:tblStylePr>
     <w:tblStylePr w:type="nwCell">
       <w:rPr>
+        <w:rFonts w:eastAsia="黑体"/>
         <w:color w:themeColor="background1" w:val="FFFFFF"/>
       </w:rPr>
       <w:tblPr/>
@@ -8285,6 +8582,7 @@
       <w:spacing w:after="0" w:line="240" w:lineRule="auto"/>
     </w:pPr>
     <w:rPr>
+      <w:rFonts w:eastAsia="黑体"/>
       <w:color w:themeColor="text1" w:val="000000"/>
     </w:rPr>
     <w:tblPr>
@@ -8304,7 +8602,7 @@
     </w:tblPr>
     <w:tblStylePr w:type="firstRow">
       <w:rPr>
-        <w:rFonts w:asciiTheme="majorHAnsi" w:cstheme="majorBidi" w:eastAsiaTheme="majorEastAsia" w:hAnsiTheme="majorHAnsi"/>
+        <w:rFonts w:asciiTheme="majorHAnsi" w:cstheme="majorBidi" w:hAnsiTheme="majorHAnsi" w:eastAsia="黑体"/>
       </w:rPr>
       <w:tblPr/>
       <w:tcPr>
@@ -8316,6 +8614,7 @@
     </w:tblStylePr>
     <w:tblStylePr w:type="lastRow">
       <w:rPr>
+        <w:rFonts w:eastAsia="黑体"/>
         <w:b/>
         <w:bCs/>
         <w:color w:themeColor="text2" w:val="1F497D"/>
@@ -8330,12 +8629,14 @@
     </w:tblStylePr>
     <w:tblStylePr w:type="firstCol">
       <w:rPr>
+        <w:rFonts w:eastAsia="黑体"/>
         <w:b/>
         <w:bCs/>
       </w:rPr>
     </w:tblStylePr>
     <w:tblStylePr w:type="lastCol">
       <w:rPr>
+        <w:rFonts w:eastAsia="黑体"/>
         <w:b/>
         <w:bCs/>
       </w:rPr>
@@ -8369,6 +8670,7 @@
       <w:spacing w:after="0" w:line="240" w:lineRule="auto"/>
     </w:pPr>
     <w:rPr>
+      <w:rFonts w:eastAsia="黑体"/>
       <w:color w:themeColor="text1" w:val="000000"/>
     </w:rPr>
     <w:tblPr>
@@ -8388,7 +8690,7 @@
     </w:tblPr>
     <w:tblStylePr w:type="firstRow">
       <w:rPr>
-        <w:rFonts w:asciiTheme="majorHAnsi" w:cstheme="majorBidi" w:eastAsiaTheme="majorEastAsia" w:hAnsiTheme="majorHAnsi"/>
+        <w:rFonts w:asciiTheme="majorHAnsi" w:cstheme="majorBidi" w:hAnsiTheme="majorHAnsi" w:eastAsia="黑体"/>
       </w:rPr>
       <w:tblPr/>
       <w:tcPr>
@@ -8400,6 +8702,7 @@
     </w:tblStylePr>
     <w:tblStylePr w:type="lastRow">
       <w:rPr>
+        <w:rFonts w:eastAsia="黑体"/>
         <w:b/>
         <w:bCs/>
         <w:color w:themeColor="text2" w:val="1F497D"/>
@@ -8414,12 +8717,14 @@
     </w:tblStylePr>
     <w:tblStylePr w:type="firstCol">
       <w:rPr>
+        <w:rFonts w:eastAsia="黑体"/>
         <w:b/>
         <w:bCs/>
       </w:rPr>
     </w:tblStylePr>
     <w:tblStylePr w:type="lastCol">
       <w:rPr>
+        <w:rFonts w:eastAsia="黑体"/>
         <w:b/>
         <w:bCs/>
       </w:rPr>
@@ -8453,6 +8758,7 @@
       <w:spacing w:after="0" w:line="240" w:lineRule="auto"/>
     </w:pPr>
     <w:rPr>
+      <w:rFonts w:eastAsia="黑体"/>
       <w:color w:themeColor="text1" w:val="000000"/>
     </w:rPr>
     <w:tblPr>
@@ -8472,7 +8778,7 @@
     </w:tblPr>
     <w:tblStylePr w:type="firstRow">
       <w:rPr>
-        <w:rFonts w:asciiTheme="majorHAnsi" w:cstheme="majorBidi" w:eastAsiaTheme="majorEastAsia" w:hAnsiTheme="majorHAnsi"/>
+        <w:rFonts w:asciiTheme="majorHAnsi" w:cstheme="majorBidi" w:hAnsiTheme="majorHAnsi" w:eastAsia="黑体"/>
       </w:rPr>
       <w:tblPr/>
       <w:tcPr>
@@ -8484,6 +8790,7 @@
     </w:tblStylePr>
     <w:tblStylePr w:type="lastRow">
       <w:rPr>
+        <w:rFonts w:eastAsia="黑体"/>
         <w:b/>
         <w:bCs/>
         <w:color w:themeColor="text2" w:val="1F497D"/>
@@ -8498,12 +8805,14 @@
     </w:tblStylePr>
     <w:tblStylePr w:type="firstCol">
       <w:rPr>
+        <w:rFonts w:eastAsia="黑体"/>
         <w:b/>
         <w:bCs/>
       </w:rPr>
     </w:tblStylePr>
     <w:tblStylePr w:type="lastCol">
       <w:rPr>
+        <w:rFonts w:eastAsia="黑体"/>
         <w:b/>
         <w:bCs/>
       </w:rPr>
@@ -8537,6 +8846,7 @@
       <w:spacing w:after="0" w:line="240" w:lineRule="auto"/>
     </w:pPr>
     <w:rPr>
+      <w:rFonts w:eastAsia="黑体"/>
       <w:color w:themeColor="text1" w:val="000000"/>
     </w:rPr>
     <w:tblPr>
@@ -8556,7 +8866,7 @@
     </w:tblPr>
     <w:tblStylePr w:type="firstRow">
       <w:rPr>
-        <w:rFonts w:asciiTheme="majorHAnsi" w:cstheme="majorBidi" w:eastAsiaTheme="majorEastAsia" w:hAnsiTheme="majorHAnsi"/>
+        <w:rFonts w:asciiTheme="majorHAnsi" w:cstheme="majorBidi" w:hAnsiTheme="majorHAnsi" w:eastAsia="黑体"/>
       </w:rPr>
       <w:tblPr/>
       <w:tcPr>
@@ -8568,6 +8878,7 @@
     </w:tblStylePr>
     <w:tblStylePr w:type="lastRow">
       <w:rPr>
+        <w:rFonts w:eastAsia="黑体"/>
         <w:b/>
         <w:bCs/>
         <w:color w:themeColor="text2" w:val="1F497D"/>
@@ -8582,12 +8893,14 @@
     </w:tblStylePr>
     <w:tblStylePr w:type="firstCol">
       <w:rPr>
+        <w:rFonts w:eastAsia="黑体"/>
         <w:b/>
         <w:bCs/>
       </w:rPr>
     </w:tblStylePr>
     <w:tblStylePr w:type="lastCol">
       <w:rPr>
+        <w:rFonts w:eastAsia="黑体"/>
         <w:b/>
         <w:bCs/>
       </w:rPr>
@@ -8621,6 +8934,7 @@
       <w:spacing w:after="0" w:line="240" w:lineRule="auto"/>
     </w:pPr>
     <w:rPr>
+      <w:rFonts w:eastAsia="黑体"/>
       <w:color w:themeColor="text1" w:val="000000"/>
     </w:rPr>
     <w:tblPr>
@@ -8640,7 +8954,7 @@
     </w:tblPr>
     <w:tblStylePr w:type="firstRow">
       <w:rPr>
-        <w:rFonts w:asciiTheme="majorHAnsi" w:cstheme="majorBidi" w:eastAsiaTheme="majorEastAsia" w:hAnsiTheme="majorHAnsi"/>
+        <w:rFonts w:asciiTheme="majorHAnsi" w:cstheme="majorBidi" w:hAnsiTheme="majorHAnsi" w:eastAsia="黑体"/>
       </w:rPr>
       <w:tblPr/>
       <w:tcPr>
@@ -8652,6 +8966,7 @@
     </w:tblStylePr>
     <w:tblStylePr w:type="lastRow">
       <w:rPr>
+        <w:rFonts w:eastAsia="黑体"/>
         <w:b/>
         <w:bCs/>
         <w:color w:themeColor="text2" w:val="1F497D"/>
@@ -8666,12 +8981,14 @@
     </w:tblStylePr>
     <w:tblStylePr w:type="firstCol">
       <w:rPr>
+        <w:rFonts w:eastAsia="黑体"/>
         <w:b/>
         <w:bCs/>
       </w:rPr>
     </w:tblStylePr>
     <w:tblStylePr w:type="lastCol">
       <w:rPr>
+        <w:rFonts w:eastAsia="黑体"/>
         <w:b/>
         <w:bCs/>
       </w:rPr>
@@ -8705,6 +9022,7 @@
       <w:spacing w:after="0" w:line="240" w:lineRule="auto"/>
     </w:pPr>
     <w:rPr>
+      <w:rFonts w:eastAsia="黑体"/>
       <w:color w:themeColor="text1" w:val="000000"/>
     </w:rPr>
     <w:tblPr>
@@ -8724,7 +9042,7 @@
     </w:tblPr>
     <w:tblStylePr w:type="firstRow">
       <w:rPr>
-        <w:rFonts w:asciiTheme="majorHAnsi" w:cstheme="majorBidi" w:eastAsiaTheme="majorEastAsia" w:hAnsiTheme="majorHAnsi"/>
+        <w:rFonts w:asciiTheme="majorHAnsi" w:cstheme="majorBidi" w:hAnsiTheme="majorHAnsi" w:eastAsia="黑体"/>
       </w:rPr>
       <w:tblPr/>
       <w:tcPr>
@@ -8736,6 +9054,7 @@
     </w:tblStylePr>
     <w:tblStylePr w:type="lastRow">
       <w:rPr>
+        <w:rFonts w:eastAsia="黑体"/>
         <w:b/>
         <w:bCs/>
         <w:color w:themeColor="text2" w:val="1F497D"/>
@@ -8750,12 +9069,14 @@
     </w:tblStylePr>
     <w:tblStylePr w:type="firstCol">
       <w:rPr>
+        <w:rFonts w:eastAsia="黑体"/>
         <w:b/>
         <w:bCs/>
       </w:rPr>
     </w:tblStylePr>
     <w:tblStylePr w:type="lastCol">
       <w:rPr>
+        <w:rFonts w:eastAsia="黑体"/>
         <w:b/>
         <w:bCs/>
       </w:rPr>
@@ -8789,6 +9110,7 @@
       <w:spacing w:after="0" w:line="240" w:lineRule="auto"/>
     </w:pPr>
     <w:rPr>
+      <w:rFonts w:eastAsia="黑体"/>
       <w:color w:themeColor="text1" w:val="000000"/>
     </w:rPr>
     <w:tblPr>
@@ -8808,7 +9130,7 @@
     </w:tblPr>
     <w:tblStylePr w:type="firstRow">
       <w:rPr>
-        <w:rFonts w:asciiTheme="majorHAnsi" w:cstheme="majorBidi" w:eastAsiaTheme="majorEastAsia" w:hAnsiTheme="majorHAnsi"/>
+        <w:rFonts w:asciiTheme="majorHAnsi" w:cstheme="majorBidi" w:hAnsiTheme="majorHAnsi" w:eastAsia="黑体"/>
       </w:rPr>
       <w:tblPr/>
       <w:tcPr>
@@ -8820,6 +9142,7 @@
     </w:tblStylePr>
     <w:tblStylePr w:type="lastRow">
       <w:rPr>
+        <w:rFonts w:eastAsia="黑体"/>
         <w:b/>
         <w:bCs/>
         <w:color w:themeColor="text2" w:val="1F497D"/>
@@ -8834,12 +9157,14 @@
     </w:tblStylePr>
     <w:tblStylePr w:type="firstCol">
       <w:rPr>
+        <w:rFonts w:eastAsia="黑体"/>
         <w:b/>
         <w:bCs/>
       </w:rPr>
     </w:tblStylePr>
     <w:tblStylePr w:type="lastCol">
       <w:rPr>
+        <w:rFonts w:eastAsia="黑体"/>
         <w:b/>
         <w:bCs/>
       </w:rPr>
@@ -8873,7 +9198,7 @@
       <w:spacing w:after="0" w:line="240" w:lineRule="auto"/>
     </w:pPr>
     <w:rPr>
-      <w:rFonts w:asciiTheme="majorHAnsi" w:cstheme="majorBidi" w:eastAsiaTheme="majorEastAsia" w:hAnsiTheme="majorHAnsi"/>
+      <w:rFonts w:asciiTheme="majorHAnsi" w:cstheme="majorBidi" w:hAnsiTheme="majorHAnsi" w:eastAsia="黑体"/>
       <w:color w:themeColor="text1" w:val="000000"/>
     </w:rPr>
     <w:tblPr>
@@ -8895,6 +9220,7 @@
     </w:tblPr>
     <w:tblStylePr w:type="firstRow">
       <w:rPr>
+        <w:rFonts w:eastAsia="黑体"/>
         <w:sz w:val="24"/>
         <w:szCs w:val="24"/>
       </w:rPr>
@@ -9001,7 +9327,7 @@
       <w:spacing w:after="0" w:line="240" w:lineRule="auto"/>
     </w:pPr>
     <w:rPr>
-      <w:rFonts w:asciiTheme="majorHAnsi" w:cstheme="majorBidi" w:eastAsiaTheme="majorEastAsia" w:hAnsiTheme="majorHAnsi"/>
+      <w:rFonts w:asciiTheme="majorHAnsi" w:cstheme="majorBidi" w:hAnsiTheme="majorHAnsi" w:eastAsia="黑体"/>
       <w:color w:themeColor="text1" w:val="000000"/>
     </w:rPr>
     <w:tblPr>
@@ -9023,6 +9349,7 @@
     </w:tblPr>
     <w:tblStylePr w:type="firstRow">
       <w:rPr>
+        <w:rFonts w:eastAsia="黑体"/>
         <w:sz w:val="24"/>
         <w:szCs w:val="24"/>
       </w:rPr>
@@ -9129,7 +9456,7 @@
       <w:spacing w:after="0" w:line="240" w:lineRule="auto"/>
     </w:pPr>
     <w:rPr>
-      <w:rFonts w:asciiTheme="majorHAnsi" w:cstheme="majorBidi" w:eastAsiaTheme="majorEastAsia" w:hAnsiTheme="majorHAnsi"/>
+      <w:rFonts w:asciiTheme="majorHAnsi" w:cstheme="majorBidi" w:hAnsiTheme="majorHAnsi" w:eastAsia="黑体"/>
       <w:color w:themeColor="text1" w:val="000000"/>
     </w:rPr>
     <w:tblPr>
@@ -9151,6 +9478,7 @@
     </w:tblPr>
     <w:tblStylePr w:type="firstRow">
       <w:rPr>
+        <w:rFonts w:eastAsia="黑体"/>
         <w:sz w:val="24"/>
         <w:szCs w:val="24"/>
       </w:rPr>
@@ -9257,7 +9585,7 @@
       <w:spacing w:after="0" w:line="240" w:lineRule="auto"/>
     </w:pPr>
     <w:rPr>
-      <w:rFonts w:asciiTheme="majorHAnsi" w:cstheme="majorBidi" w:eastAsiaTheme="majorEastAsia" w:hAnsiTheme="majorHAnsi"/>
+      <w:rFonts w:asciiTheme="majorHAnsi" w:cstheme="majorBidi" w:hAnsiTheme="majorHAnsi" w:eastAsia="黑体"/>
       <w:color w:themeColor="text1" w:val="000000"/>
     </w:rPr>
     <w:tblPr>
@@ -9279,6 +9607,7 @@
     </w:tblPr>
     <w:tblStylePr w:type="firstRow">
       <w:rPr>
+        <w:rFonts w:eastAsia="黑体"/>
         <w:sz w:val="24"/>
         <w:szCs w:val="24"/>
       </w:rPr>
@@ -9385,7 +9714,7 @@
       <w:spacing w:after="0" w:line="240" w:lineRule="auto"/>
     </w:pPr>
     <w:rPr>
-      <w:rFonts w:asciiTheme="majorHAnsi" w:cstheme="majorBidi" w:eastAsiaTheme="majorEastAsia" w:hAnsiTheme="majorHAnsi"/>
+      <w:rFonts w:asciiTheme="majorHAnsi" w:cstheme="majorBidi" w:hAnsiTheme="majorHAnsi" w:eastAsia="黑体"/>
       <w:color w:themeColor="text1" w:val="000000"/>
     </w:rPr>
     <w:tblPr>
@@ -9407,6 +9736,7 @@
     </w:tblPr>
     <w:tblStylePr w:type="firstRow">
       <w:rPr>
+        <w:rFonts w:eastAsia="黑体"/>
         <w:sz w:val="24"/>
         <w:szCs w:val="24"/>
       </w:rPr>
@@ -9513,7 +9843,7 @@
       <w:spacing w:after="0" w:line="240" w:lineRule="auto"/>
     </w:pPr>
     <w:rPr>
-      <w:rFonts w:asciiTheme="majorHAnsi" w:cstheme="majorBidi" w:eastAsiaTheme="majorEastAsia" w:hAnsiTheme="majorHAnsi"/>
+      <w:rFonts w:asciiTheme="majorHAnsi" w:cstheme="majorBidi" w:hAnsiTheme="majorHAnsi" w:eastAsia="黑体"/>
       <w:color w:themeColor="text1" w:val="000000"/>
     </w:rPr>
     <w:tblPr>
@@ -9535,6 +9865,7 @@
     </w:tblPr>
     <w:tblStylePr w:type="firstRow">
       <w:rPr>
+        <w:rFonts w:eastAsia="黑体"/>
         <w:sz w:val="24"/>
         <w:szCs w:val="24"/>
       </w:rPr>
@@ -9641,7 +9972,7 @@
       <w:spacing w:after="0" w:line="240" w:lineRule="auto"/>
     </w:pPr>
     <w:rPr>
-      <w:rFonts w:asciiTheme="majorHAnsi" w:cstheme="majorBidi" w:eastAsiaTheme="majorEastAsia" w:hAnsiTheme="majorHAnsi"/>
+      <w:rFonts w:asciiTheme="majorHAnsi" w:cstheme="majorBidi" w:hAnsiTheme="majorHAnsi" w:eastAsia="黑体"/>
       <w:color w:themeColor="text1" w:val="000000"/>
     </w:rPr>
     <w:tblPr>
@@ -9663,6 +9994,7 @@
     </w:tblPr>
     <w:tblStylePr w:type="firstRow">
       <w:rPr>
+        <w:rFonts w:eastAsia="黑体"/>
         <w:sz w:val="24"/>
         <w:szCs w:val="24"/>
       </w:rPr>
@@ -9792,12 +10124,14 @@
     </w:tcPr>
     <w:tblStylePr w:type="firstRow">
       <w:rPr>
+        <w:rFonts w:eastAsia="黑体"/>
         <w:b/>
         <w:bCs/>
       </w:rPr>
     </w:tblStylePr>
     <w:tblStylePr w:type="lastRow">
       <w:rPr>
+        <w:rFonts w:eastAsia="黑体"/>
         <w:b/>
         <w:bCs/>
       </w:rPr>
@@ -9810,12 +10144,14 @@
     </w:tblStylePr>
     <w:tblStylePr w:type="firstCol">
       <w:rPr>
+        <w:rFonts w:eastAsia="黑体"/>
         <w:b/>
         <w:bCs/>
       </w:rPr>
     </w:tblStylePr>
     <w:tblStylePr w:type="lastCol">
       <w:rPr>
+        <w:rFonts w:eastAsia="黑体"/>
         <w:b/>
         <w:bCs/>
       </w:rPr>
@@ -9865,12 +10201,14 @@
     </w:tcPr>
     <w:tblStylePr w:type="firstRow">
       <w:rPr>
+        <w:rFonts w:eastAsia="黑体"/>
         <w:b/>
         <w:bCs/>
       </w:rPr>
     </w:tblStylePr>
     <w:tblStylePr w:type="lastRow">
       <w:rPr>
+        <w:rFonts w:eastAsia="黑体"/>
         <w:b/>
         <w:bCs/>
       </w:rPr>
@@ -9883,12 +10221,14 @@
     </w:tblStylePr>
     <w:tblStylePr w:type="firstCol">
       <w:rPr>
+        <w:rFonts w:eastAsia="黑体"/>
         <w:b/>
         <w:bCs/>
       </w:rPr>
     </w:tblStylePr>
     <w:tblStylePr w:type="lastCol">
       <w:rPr>
+        <w:rFonts w:eastAsia="黑体"/>
         <w:b/>
         <w:bCs/>
       </w:rPr>
@@ -9938,12 +10278,14 @@
     </w:tcPr>
     <w:tblStylePr w:type="firstRow">
       <w:rPr>
+        <w:rFonts w:eastAsia="黑体"/>
         <w:b/>
         <w:bCs/>
       </w:rPr>
     </w:tblStylePr>
     <w:tblStylePr w:type="lastRow">
       <w:rPr>
+        <w:rFonts w:eastAsia="黑体"/>
         <w:b/>
         <w:bCs/>
       </w:rPr>
@@ -9956,12 +10298,14 @@
     </w:tblStylePr>
     <w:tblStylePr w:type="firstCol">
       <w:rPr>
+        <w:rFonts w:eastAsia="黑体"/>
         <w:b/>
         <w:bCs/>
       </w:rPr>
     </w:tblStylePr>
     <w:tblStylePr w:type="lastCol">
       <w:rPr>
+        <w:rFonts w:eastAsia="黑体"/>
         <w:b/>
         <w:bCs/>
       </w:rPr>
@@ -10011,12 +10355,14 @@
     </w:tcPr>
     <w:tblStylePr w:type="firstRow">
       <w:rPr>
+        <w:rFonts w:eastAsia="黑体"/>
         <w:b/>
         <w:bCs/>
       </w:rPr>
     </w:tblStylePr>
     <w:tblStylePr w:type="lastRow">
       <w:rPr>
+        <w:rFonts w:eastAsia="黑体"/>
         <w:b/>
         <w:bCs/>
       </w:rPr>
@@ -10029,12 +10375,14 @@
     </w:tblStylePr>
     <w:tblStylePr w:type="firstCol">
       <w:rPr>
+        <w:rFonts w:eastAsia="黑体"/>
         <w:b/>
         <w:bCs/>
       </w:rPr>
     </w:tblStylePr>
     <w:tblStylePr w:type="lastCol">
       <w:rPr>
+        <w:rFonts w:eastAsia="黑体"/>
         <w:b/>
         <w:bCs/>
       </w:rPr>
@@ -10084,12 +10432,14 @@
     </w:tcPr>
     <w:tblStylePr w:type="firstRow">
       <w:rPr>
+        <w:rFonts w:eastAsia="黑体"/>
         <w:b/>
         <w:bCs/>
       </w:rPr>
     </w:tblStylePr>
     <w:tblStylePr w:type="lastRow">
       <w:rPr>
+        <w:rFonts w:eastAsia="黑体"/>
         <w:b/>
         <w:bCs/>
       </w:rPr>
@@ -10102,12 +10452,14 @@
     </w:tblStylePr>
     <w:tblStylePr w:type="firstCol">
       <w:rPr>
+        <w:rFonts w:eastAsia="黑体"/>
         <w:b/>
         <w:bCs/>
       </w:rPr>
     </w:tblStylePr>
     <w:tblStylePr w:type="lastCol">
       <w:rPr>
+        <w:rFonts w:eastAsia="黑体"/>
         <w:b/>
         <w:bCs/>
       </w:rPr>
@@ -10157,12 +10509,14 @@
     </w:tcPr>
     <w:tblStylePr w:type="firstRow">
       <w:rPr>
+        <w:rFonts w:eastAsia="黑体"/>
         <w:b/>
         <w:bCs/>
       </w:rPr>
     </w:tblStylePr>
     <w:tblStylePr w:type="lastRow">
       <w:rPr>
+        <w:rFonts w:eastAsia="黑体"/>
         <w:b/>
         <w:bCs/>
       </w:rPr>
@@ -10175,12 +10529,14 @@
     </w:tblStylePr>
     <w:tblStylePr w:type="firstCol">
       <w:rPr>
+        <w:rFonts w:eastAsia="黑体"/>
         <w:b/>
         <w:bCs/>
       </w:rPr>
     </w:tblStylePr>
     <w:tblStylePr w:type="lastCol">
       <w:rPr>
+        <w:rFonts w:eastAsia="黑体"/>
         <w:b/>
         <w:bCs/>
       </w:rPr>
@@ -10230,12 +10586,14 @@
     </w:tcPr>
     <w:tblStylePr w:type="firstRow">
       <w:rPr>
+        <w:rFonts w:eastAsia="黑体"/>
         <w:b/>
         <w:bCs/>
       </w:rPr>
     </w:tblStylePr>
     <w:tblStylePr w:type="lastRow">
       <w:rPr>
+        <w:rFonts w:eastAsia="黑体"/>
         <w:b/>
         <w:bCs/>
       </w:rPr>
@@ -10248,12 +10606,14 @@
     </w:tblStylePr>
     <w:tblStylePr w:type="firstCol">
       <w:rPr>
+        <w:rFonts w:eastAsia="黑体"/>
         <w:b/>
         <w:bCs/>
       </w:rPr>
     </w:tblStylePr>
     <w:tblStylePr w:type="lastCol">
       <w:rPr>
+        <w:rFonts w:eastAsia="黑体"/>
         <w:b/>
         <w:bCs/>
       </w:rPr>
@@ -10280,7 +10640,7 @@
       <w:spacing w:after="0" w:line="240" w:lineRule="auto"/>
     </w:pPr>
     <w:rPr>
-      <w:rFonts w:asciiTheme="majorHAnsi" w:cstheme="majorBidi" w:eastAsiaTheme="majorEastAsia" w:hAnsiTheme="majorHAnsi"/>
+      <w:rFonts w:asciiTheme="majorHAnsi" w:cstheme="majorBidi" w:hAnsiTheme="majorHAnsi" w:eastAsia="黑体"/>
       <w:color w:themeColor="text1" w:val="000000"/>
     </w:rPr>
     <w:tblPr>
@@ -10307,6 +10667,7 @@
     </w:tcPr>
     <w:tblStylePr w:type="firstRow">
       <w:rPr>
+        <w:rFonts w:eastAsia="黑体"/>
         <w:b/>
         <w:bCs/>
         <w:color w:themeColor="text1" w:val="000000"/>
@@ -10318,6 +10679,7 @@
     </w:tblStylePr>
     <w:tblStylePr w:type="lastRow">
       <w:rPr>
+        <w:rFonts w:eastAsia="黑体"/>
         <w:b/>
         <w:bCs/>
         <w:color w:themeColor="text1" w:val="000000"/>
@@ -10337,6 +10699,7 @@
     </w:tblStylePr>
     <w:tblStylePr w:type="firstCol">
       <w:rPr>
+        <w:rFonts w:eastAsia="黑体"/>
         <w:b/>
         <w:bCs/>
         <w:color w:themeColor="text1" w:val="000000"/>
@@ -10356,6 +10719,7 @@
     </w:tblStylePr>
     <w:tblStylePr w:type="lastCol">
       <w:rPr>
+        <w:rFonts w:eastAsia="黑体"/>
         <w:b w:val="0"/>
         <w:bCs w:val="0"/>
         <w:color w:themeColor="text1" w:val="000000"/>
@@ -10405,7 +10769,7 @@
       <w:spacing w:after="0" w:line="240" w:lineRule="auto"/>
     </w:pPr>
     <w:rPr>
-      <w:rFonts w:asciiTheme="majorHAnsi" w:cstheme="majorBidi" w:eastAsiaTheme="majorEastAsia" w:hAnsiTheme="majorHAnsi"/>
+      <w:rFonts w:asciiTheme="majorHAnsi" w:cstheme="majorBidi" w:hAnsiTheme="majorHAnsi" w:eastAsia="黑体"/>
       <w:color w:themeColor="text1" w:val="000000"/>
     </w:rPr>
     <w:tblPr>
@@ -10432,6 +10796,7 @@
     </w:tcPr>
     <w:tblStylePr w:type="firstRow">
       <w:rPr>
+        <w:rFonts w:eastAsia="黑体"/>
         <w:b/>
         <w:bCs/>
         <w:color w:themeColor="text1" w:val="000000"/>
@@ -10443,6 +10808,7 @@
     </w:tblStylePr>
     <w:tblStylePr w:type="lastRow">
       <w:rPr>
+        <w:rFonts w:eastAsia="黑体"/>
         <w:b/>
         <w:bCs/>
         <w:color w:themeColor="text1" w:val="000000"/>
@@ -10462,6 +10828,7 @@
     </w:tblStylePr>
     <w:tblStylePr w:type="firstCol">
       <w:rPr>
+        <w:rFonts w:eastAsia="黑体"/>
         <w:b/>
         <w:bCs/>
         <w:color w:themeColor="text1" w:val="000000"/>
@@ -10481,6 +10848,7 @@
     </w:tblStylePr>
     <w:tblStylePr w:type="lastCol">
       <w:rPr>
+        <w:rFonts w:eastAsia="黑体"/>
         <w:b w:val="0"/>
         <w:bCs w:val="0"/>
         <w:color w:themeColor="text1" w:val="000000"/>
@@ -10530,7 +10898,7 @@
       <w:spacing w:after="0" w:line="240" w:lineRule="auto"/>
     </w:pPr>
     <w:rPr>
-      <w:rFonts w:asciiTheme="majorHAnsi" w:cstheme="majorBidi" w:eastAsiaTheme="majorEastAsia" w:hAnsiTheme="majorHAnsi"/>
+      <w:rFonts w:asciiTheme="majorHAnsi" w:cstheme="majorBidi" w:hAnsiTheme="majorHAnsi" w:eastAsia="黑体"/>
       <w:color w:themeColor="text1" w:val="000000"/>
     </w:rPr>
     <w:tblPr>
@@ -10557,6 +10925,7 @@
     </w:tcPr>
     <w:tblStylePr w:type="firstRow">
       <w:rPr>
+        <w:rFonts w:eastAsia="黑体"/>
         <w:b/>
         <w:bCs/>
         <w:color w:themeColor="text1" w:val="000000"/>
@@ -10568,6 +10937,7 @@
     </w:tblStylePr>
     <w:tblStylePr w:type="lastRow">
       <w:rPr>
+        <w:rFonts w:eastAsia="黑体"/>
         <w:b/>
         <w:bCs/>
         <w:color w:themeColor="text1" w:val="000000"/>
@@ -10587,6 +10957,7 @@
     </w:tblStylePr>
     <w:tblStylePr w:type="firstCol">
       <w:rPr>
+        <w:rFonts w:eastAsia="黑体"/>
         <w:b/>
         <w:bCs/>
         <w:color w:themeColor="text1" w:val="000000"/>
@@ -10606,6 +10977,7 @@
     </w:tblStylePr>
     <w:tblStylePr w:type="lastCol">
       <w:rPr>
+        <w:rFonts w:eastAsia="黑体"/>
         <w:b w:val="0"/>
         <w:bCs w:val="0"/>
         <w:color w:themeColor="text1" w:val="000000"/>
@@ -10655,7 +11027,7 @@
       <w:spacing w:after="0" w:line="240" w:lineRule="auto"/>
     </w:pPr>
     <w:rPr>
-      <w:rFonts w:asciiTheme="majorHAnsi" w:cstheme="majorBidi" w:eastAsiaTheme="majorEastAsia" w:hAnsiTheme="majorHAnsi"/>
+      <w:rFonts w:asciiTheme="majorHAnsi" w:cstheme="majorBidi" w:hAnsiTheme="majorHAnsi" w:eastAsia="黑体"/>
       <w:color w:themeColor="text1" w:val="000000"/>
     </w:rPr>
     <w:tblPr>
@@ -10682,6 +11054,7 @@
     </w:tcPr>
     <w:tblStylePr w:type="firstRow">
       <w:rPr>
+        <w:rFonts w:eastAsia="黑体"/>
         <w:b/>
         <w:bCs/>
         <w:color w:themeColor="text1" w:val="000000"/>
@@ -10693,6 +11066,7 @@
     </w:tblStylePr>
     <w:tblStylePr w:type="lastRow">
       <w:rPr>
+        <w:rFonts w:eastAsia="黑体"/>
         <w:b/>
         <w:bCs/>
         <w:color w:themeColor="text1" w:val="000000"/>
@@ -10712,6 +11086,7 @@
     </w:tblStylePr>
     <w:tblStylePr w:type="firstCol">
       <w:rPr>
+        <w:rFonts w:eastAsia="黑体"/>
         <w:b/>
         <w:bCs/>
         <w:color w:themeColor="text1" w:val="000000"/>
@@ -10731,6 +11106,7 @@
     </w:tblStylePr>
     <w:tblStylePr w:type="lastCol">
       <w:rPr>
+        <w:rFonts w:eastAsia="黑体"/>
         <w:b w:val="0"/>
         <w:bCs w:val="0"/>
         <w:color w:themeColor="text1" w:val="000000"/>
@@ -10780,7 +11156,7 @@
       <w:spacing w:after="0" w:line="240" w:lineRule="auto"/>
     </w:pPr>
     <w:rPr>
-      <w:rFonts w:asciiTheme="majorHAnsi" w:cstheme="majorBidi" w:eastAsiaTheme="majorEastAsia" w:hAnsiTheme="majorHAnsi"/>
+      <w:rFonts w:asciiTheme="majorHAnsi" w:cstheme="majorBidi" w:hAnsiTheme="majorHAnsi" w:eastAsia="黑体"/>
       <w:color w:themeColor="text1" w:val="000000"/>
     </w:rPr>
     <w:tblPr>
@@ -10807,6 +11183,7 @@
     </w:tcPr>
     <w:tblStylePr w:type="firstRow">
       <w:rPr>
+        <w:rFonts w:eastAsia="黑体"/>
         <w:b/>
         <w:bCs/>
         <w:color w:themeColor="text1" w:val="000000"/>
@@ -10818,6 +11195,7 @@
     </w:tblStylePr>
     <w:tblStylePr w:type="lastRow">
       <w:rPr>
+        <w:rFonts w:eastAsia="黑体"/>
         <w:b/>
         <w:bCs/>
         <w:color w:themeColor="text1" w:val="000000"/>
@@ -10837,6 +11215,7 @@
     </w:tblStylePr>
     <w:tblStylePr w:type="firstCol">
       <w:rPr>
+        <w:rFonts w:eastAsia="黑体"/>
         <w:b/>
         <w:bCs/>
         <w:color w:themeColor="text1" w:val="000000"/>
@@ -10856,6 +11235,7 @@
     </w:tblStylePr>
     <w:tblStylePr w:type="lastCol">
       <w:rPr>
+        <w:rFonts w:eastAsia="黑体"/>
         <w:b w:val="0"/>
         <w:bCs w:val="0"/>
         <w:color w:themeColor="text1" w:val="000000"/>
@@ -10905,7 +11285,7 @@
       <w:spacing w:after="0" w:line="240" w:lineRule="auto"/>
     </w:pPr>
     <w:rPr>
-      <w:rFonts w:asciiTheme="majorHAnsi" w:cstheme="majorBidi" w:eastAsiaTheme="majorEastAsia" w:hAnsiTheme="majorHAnsi"/>
+      <w:rFonts w:asciiTheme="majorHAnsi" w:cstheme="majorBidi" w:hAnsiTheme="majorHAnsi" w:eastAsia="黑体"/>
       <w:color w:themeColor="text1" w:val="000000"/>
     </w:rPr>
     <w:tblPr>
@@ -10932,6 +11312,7 @@
     </w:tcPr>
     <w:tblStylePr w:type="firstRow">
       <w:rPr>
+        <w:rFonts w:eastAsia="黑体"/>
         <w:b/>
         <w:bCs/>
         <w:color w:themeColor="text1" w:val="000000"/>
@@ -10943,6 +11324,7 @@
     </w:tblStylePr>
     <w:tblStylePr w:type="lastRow">
       <w:rPr>
+        <w:rFonts w:eastAsia="黑体"/>
         <w:b/>
         <w:bCs/>
         <w:color w:themeColor="text1" w:val="000000"/>
@@ -10962,6 +11344,7 @@
     </w:tblStylePr>
     <w:tblStylePr w:type="firstCol">
       <w:rPr>
+        <w:rFonts w:eastAsia="黑体"/>
         <w:b/>
         <w:bCs/>
         <w:color w:themeColor="text1" w:val="000000"/>
@@ -10981,6 +11364,7 @@
     </w:tblStylePr>
     <w:tblStylePr w:type="lastCol">
       <w:rPr>
+        <w:rFonts w:eastAsia="黑体"/>
         <w:b w:val="0"/>
         <w:bCs w:val="0"/>
         <w:color w:themeColor="text1" w:val="000000"/>
@@ -11030,7 +11414,7 @@
       <w:spacing w:after="0" w:line="240" w:lineRule="auto"/>
     </w:pPr>
     <w:rPr>
-      <w:rFonts w:asciiTheme="majorHAnsi" w:cstheme="majorBidi" w:eastAsiaTheme="majorEastAsia" w:hAnsiTheme="majorHAnsi"/>
+      <w:rFonts w:asciiTheme="majorHAnsi" w:cstheme="majorBidi" w:hAnsiTheme="majorHAnsi" w:eastAsia="黑体"/>
       <w:color w:themeColor="text1" w:val="000000"/>
     </w:rPr>
     <w:tblPr>
@@ -11057,6 +11441,7 @@
     </w:tcPr>
     <w:tblStylePr w:type="firstRow">
       <w:rPr>
+        <w:rFonts w:eastAsia="黑体"/>
         <w:b/>
         <w:bCs/>
         <w:color w:themeColor="text1" w:val="000000"/>
@@ -11068,6 +11453,7 @@
     </w:tblStylePr>
     <w:tblStylePr w:type="lastRow">
       <w:rPr>
+        <w:rFonts w:eastAsia="黑体"/>
         <w:b/>
         <w:bCs/>
         <w:color w:themeColor="text1" w:val="000000"/>
@@ -11087,6 +11473,7 @@
     </w:tblStylePr>
     <w:tblStylePr w:type="firstCol">
       <w:rPr>
+        <w:rFonts w:eastAsia="黑体"/>
         <w:b/>
         <w:bCs/>
         <w:color w:themeColor="text1" w:val="000000"/>
@@ -11106,6 +11493,7 @@
     </w:tblStylePr>
     <w:tblStylePr w:type="lastCol">
       <w:rPr>
+        <w:rFonts w:eastAsia="黑体"/>
         <w:b w:val="0"/>
         <w:bCs w:val="0"/>
         <w:color w:themeColor="text1" w:val="000000"/>
@@ -11178,6 +11566,7 @@
     </w:tcPr>
     <w:tblStylePr w:type="firstRow">
       <w:rPr>
+        <w:rFonts w:eastAsia="黑体"/>
         <w:b/>
         <w:bCs/>
         <w:i w:val="0"/>
@@ -11199,6 +11588,7 @@
     </w:tblStylePr>
     <w:tblStylePr w:type="lastRow">
       <w:rPr>
+        <w:rFonts w:eastAsia="黑体"/>
         <w:b/>
         <w:bCs/>
         <w:i w:val="0"/>
@@ -11220,6 +11610,7 @@
     </w:tblStylePr>
     <w:tblStylePr w:type="firstCol">
       <w:rPr>
+        <w:rFonts w:eastAsia="黑体"/>
         <w:b/>
         <w:bCs/>
         <w:i w:val="0"/>
@@ -11239,6 +11630,7 @@
     </w:tblStylePr>
     <w:tblStylePr w:type="lastCol">
       <w:rPr>
+        <w:rFonts w:eastAsia="黑体"/>
         <w:b/>
         <w:bCs/>
         <w:i w:val="0"/>
@@ -11319,6 +11711,7 @@
     </w:tcPr>
     <w:tblStylePr w:type="firstRow">
       <w:rPr>
+        <w:rFonts w:eastAsia="黑体"/>
         <w:b/>
         <w:bCs/>
         <w:i w:val="0"/>
@@ -11340,6 +11733,7 @@
     </w:tblStylePr>
     <w:tblStylePr w:type="lastRow">
       <w:rPr>
+        <w:rFonts w:eastAsia="黑体"/>
         <w:b/>
         <w:bCs/>
         <w:i w:val="0"/>
@@ -11361,6 +11755,7 @@
     </w:tblStylePr>
     <w:tblStylePr w:type="firstCol">
       <w:rPr>
+        <w:rFonts w:eastAsia="黑体"/>
         <w:b/>
         <w:bCs/>
         <w:i w:val="0"/>
@@ -11380,6 +11775,7 @@
     </w:tblStylePr>
     <w:tblStylePr w:type="lastCol">
       <w:rPr>
+        <w:rFonts w:eastAsia="黑体"/>
         <w:b/>
         <w:bCs/>
         <w:i w:val="0"/>
@@ -11460,6 +11856,7 @@
     </w:tcPr>
     <w:tblStylePr w:type="firstRow">
       <w:rPr>
+        <w:rFonts w:eastAsia="黑体"/>
         <w:b/>
         <w:bCs/>
         <w:i w:val="0"/>
@@ -11481,6 +11878,7 @@
     </w:tblStylePr>
     <w:tblStylePr w:type="lastRow">
       <w:rPr>
+        <w:rFonts w:eastAsia="黑体"/>
         <w:b/>
         <w:bCs/>
         <w:i w:val="0"/>
@@ -11502,6 +11900,7 @@
     </w:tblStylePr>
     <w:tblStylePr w:type="firstCol">
       <w:rPr>
+        <w:rFonts w:eastAsia="黑体"/>
         <w:b/>
         <w:bCs/>
         <w:i w:val="0"/>
@@ -11521,6 +11920,7 @@
     </w:tblStylePr>
     <w:tblStylePr w:type="lastCol">
       <w:rPr>
+        <w:rFonts w:eastAsia="黑体"/>
         <w:b/>
         <w:bCs/>
         <w:i w:val="0"/>
@@ -11601,6 +12001,7 @@
     </w:tcPr>
     <w:tblStylePr w:type="firstRow">
       <w:rPr>
+        <w:rFonts w:eastAsia="黑体"/>
         <w:b/>
         <w:bCs/>
         <w:i w:val="0"/>
@@ -11622,6 +12023,7 @@
     </w:tblStylePr>
     <w:tblStylePr w:type="lastRow">
       <w:rPr>
+        <w:rFonts w:eastAsia="黑体"/>
         <w:b/>
         <w:bCs/>
         <w:i w:val="0"/>
@@ -11643,6 +12045,7 @@
     </w:tblStylePr>
     <w:tblStylePr w:type="firstCol">
       <w:rPr>
+        <w:rFonts w:eastAsia="黑体"/>
         <w:b/>
         <w:bCs/>
         <w:i w:val="0"/>
@@ -11662,6 +12065,7 @@
     </w:tblStylePr>
     <w:tblStylePr w:type="lastCol">
       <w:rPr>
+        <w:rFonts w:eastAsia="黑体"/>
         <w:b/>
         <w:bCs/>
         <w:i w:val="0"/>
@@ -11742,6 +12146,7 @@
     </w:tcPr>
     <w:tblStylePr w:type="firstRow">
       <w:rPr>
+        <w:rFonts w:eastAsia="黑体"/>
         <w:b/>
         <w:bCs/>
         <w:i w:val="0"/>
@@ -11763,6 +12168,7 @@
     </w:tblStylePr>
     <w:tblStylePr w:type="lastRow">
       <w:rPr>
+        <w:rFonts w:eastAsia="黑体"/>
         <w:b/>
         <w:bCs/>
         <w:i w:val="0"/>
@@ -11784,6 +12190,7 @@
     </w:tblStylePr>
     <w:tblStylePr w:type="firstCol">
       <w:rPr>
+        <w:rFonts w:eastAsia="黑体"/>
         <w:b/>
         <w:bCs/>
         <w:i w:val="0"/>
@@ -11803,6 +12210,7 @@
     </w:tblStylePr>
     <w:tblStylePr w:type="lastCol">
       <w:rPr>
+        <w:rFonts w:eastAsia="黑体"/>
         <w:b/>
         <w:bCs/>
         <w:i w:val="0"/>
@@ -11883,6 +12291,7 @@
     </w:tcPr>
     <w:tblStylePr w:type="firstRow">
       <w:rPr>
+        <w:rFonts w:eastAsia="黑体"/>
         <w:b/>
         <w:bCs/>
         <w:i w:val="0"/>
@@ -11904,6 +12313,7 @@
     </w:tblStylePr>
     <w:tblStylePr w:type="lastRow">
       <w:rPr>
+        <w:rFonts w:eastAsia="黑体"/>
         <w:b/>
         <w:bCs/>
         <w:i w:val="0"/>
@@ -11925,6 +12335,7 @@
     </w:tblStylePr>
     <w:tblStylePr w:type="firstCol">
       <w:rPr>
+        <w:rFonts w:eastAsia="黑体"/>
         <w:b/>
         <w:bCs/>
         <w:i w:val="0"/>
@@ -11944,6 +12355,7 @@
     </w:tblStylePr>
     <w:tblStylePr w:type="lastCol">
       <w:rPr>
+        <w:rFonts w:eastAsia="黑体"/>
         <w:b/>
         <w:bCs/>
         <w:i w:val="0"/>
@@ -12024,6 +12436,7 @@
     </w:tcPr>
     <w:tblStylePr w:type="firstRow">
       <w:rPr>
+        <w:rFonts w:eastAsia="黑体"/>
         <w:b/>
         <w:bCs/>
         <w:i w:val="0"/>
@@ -12045,6 +12458,7 @@
     </w:tblStylePr>
     <w:tblStylePr w:type="lastRow">
       <w:rPr>
+        <w:rFonts w:eastAsia="黑体"/>
         <w:b/>
         <w:bCs/>
         <w:i w:val="0"/>
@@ -12066,6 +12480,7 @@
     </w:tblStylePr>
     <w:tblStylePr w:type="firstCol">
       <w:rPr>
+        <w:rFonts w:eastAsia="黑体"/>
         <w:b/>
         <w:bCs/>
         <w:i w:val="0"/>
@@ -12085,6 +12500,7 @@
     </w:tblStylePr>
     <w:tblStylePr w:type="lastCol">
       <w:rPr>
+        <w:rFonts w:eastAsia="黑体"/>
         <w:b/>
         <w:bCs/>
         <w:i w:val="0"/>
@@ -12142,6 +12558,7 @@
       <w:spacing w:after="0" w:line="240" w:lineRule="auto"/>
     </w:pPr>
     <w:rPr>
+      <w:rFonts w:eastAsia="黑体"/>
       <w:color w:themeColor="background1" w:val="FFFFFF"/>
     </w:rPr>
     <w:tblPr>
@@ -12160,6 +12577,7 @@
     </w:tcPr>
     <w:tblStylePr w:type="firstRow">
       <w:rPr>
+        <w:rFonts w:eastAsia="黑体"/>
         <w:b/>
         <w:bCs/>
       </w:rPr>
@@ -12256,6 +12674,7 @@
       <w:spacing w:after="0" w:line="240" w:lineRule="auto"/>
     </w:pPr>
     <w:rPr>
+      <w:rFonts w:eastAsia="黑体"/>
       <w:color w:themeColor="background1" w:val="FFFFFF"/>
     </w:rPr>
     <w:tblPr>
@@ -12274,6 +12693,7 @@
     </w:tcPr>
     <w:tblStylePr w:type="firstRow">
       <w:rPr>
+        <w:rFonts w:eastAsia="黑体"/>
         <w:b/>
         <w:bCs/>
       </w:rPr>
@@ -12370,6 +12790,7 @@
       <w:spacing w:after="0" w:line="240" w:lineRule="auto"/>
     </w:pPr>
     <w:rPr>
+      <w:rFonts w:eastAsia="黑体"/>
       <w:color w:themeColor="background1" w:val="FFFFFF"/>
     </w:rPr>
     <w:tblPr>
@@ -12388,6 +12809,7 @@
     </w:tcPr>
     <w:tblStylePr w:type="firstRow">
       <w:rPr>
+        <w:rFonts w:eastAsia="黑体"/>
         <w:b/>
         <w:bCs/>
       </w:rPr>
@@ -12484,6 +12906,7 @@
       <w:spacing w:after="0" w:line="240" w:lineRule="auto"/>
     </w:pPr>
     <w:rPr>
+      <w:rFonts w:eastAsia="黑体"/>
       <w:color w:themeColor="background1" w:val="FFFFFF"/>
     </w:rPr>
     <w:tblPr>
@@ -12502,6 +12925,7 @@
     </w:tcPr>
     <w:tblStylePr w:type="firstRow">
       <w:rPr>
+        <w:rFonts w:eastAsia="黑体"/>
         <w:b/>
         <w:bCs/>
       </w:rPr>
@@ -12598,6 +13022,7 @@
       <w:spacing w:after="0" w:line="240" w:lineRule="auto"/>
     </w:pPr>
     <w:rPr>
+      <w:rFonts w:eastAsia="黑体"/>
       <w:color w:themeColor="background1" w:val="FFFFFF"/>
     </w:rPr>
     <w:tblPr>
@@ -12616,6 +13041,7 @@
     </w:tcPr>
     <w:tblStylePr w:type="firstRow">
       <w:rPr>
+        <w:rFonts w:eastAsia="黑体"/>
         <w:b/>
         <w:bCs/>
       </w:rPr>
@@ -12712,6 +13138,7 @@
       <w:spacing w:after="0" w:line="240" w:lineRule="auto"/>
     </w:pPr>
     <w:rPr>
+      <w:rFonts w:eastAsia="黑体"/>
       <w:color w:themeColor="background1" w:val="FFFFFF"/>
     </w:rPr>
     <w:tblPr>
@@ -12730,6 +13157,7 @@
     </w:tcPr>
     <w:tblStylePr w:type="firstRow">
       <w:rPr>
+        <w:rFonts w:eastAsia="黑体"/>
         <w:b/>
         <w:bCs/>
       </w:rPr>
@@ -12826,6 +13254,7 @@
       <w:spacing w:after="0" w:line="240" w:lineRule="auto"/>
     </w:pPr>
     <w:rPr>
+      <w:rFonts w:eastAsia="黑体"/>
       <w:color w:themeColor="background1" w:val="FFFFFF"/>
     </w:rPr>
     <w:tblPr>
@@ -12844,6 +13273,7 @@
     </w:tcPr>
     <w:tblStylePr w:type="firstRow">
       <w:rPr>
+        <w:rFonts w:eastAsia="黑体"/>
         <w:b/>
         <w:bCs/>
       </w:rPr>
@@ -12940,6 +13370,7 @@
       <w:spacing w:after="0" w:line="240" w:lineRule="auto"/>
     </w:pPr>
     <w:rPr>
+      <w:rFonts w:eastAsia="黑体"/>
       <w:color w:themeColor="text1" w:val="000000"/>
     </w:rPr>
     <w:tblPr>
@@ -12966,6 +13397,7 @@
     </w:tcPr>
     <w:tblStylePr w:type="firstRow">
       <w:rPr>
+        <w:rFonts w:eastAsia="黑体"/>
         <w:b/>
         <w:bCs/>
       </w:rPr>
@@ -12984,6 +13416,7 @@
     </w:tblStylePr>
     <w:tblStylePr w:type="lastRow">
       <w:rPr>
+        <w:rFonts w:eastAsia="黑体"/>
         <w:b/>
         <w:bCs/>
         <w:color w:themeColor="background1" w:val="FFFFFF"/>
@@ -12998,6 +13431,7 @@
     </w:tblStylePr>
     <w:tblStylePr w:type="firstCol">
       <w:rPr>
+        <w:rFonts w:eastAsia="黑体"/>
         <w:color w:themeColor="background1" w:val="FFFFFF"/>
       </w:rPr>
       <w:tblPr/>
@@ -13015,6 +13449,7 @@
     </w:tblStylePr>
     <w:tblStylePr w:type="lastCol">
       <w:rPr>
+        <w:rFonts w:eastAsia="黑体"/>
         <w:color w:themeColor="background1" w:val="FFFFFF"/>
       </w:rPr>
       <w:tblPr/>
@@ -13044,11 +13479,13 @@
     </w:tblStylePr>
     <w:tblStylePr w:type="neCell">
       <w:rPr>
+        <w:rFonts w:eastAsia="黑体"/>
         <w:color w:themeColor="text1" w:val="000000"/>
       </w:rPr>
     </w:tblStylePr>
     <w:tblStylePr w:type="nwCell">
       <w:rPr>
+        <w:rFonts w:eastAsia="黑体"/>
         <w:color w:themeColor="text1" w:val="000000"/>
       </w:rPr>
     </w:tblStylePr>
@@ -13062,6 +13499,7 @@
       <w:spacing w:after="0" w:line="240" w:lineRule="auto"/>
     </w:pPr>
     <w:rPr>
+      <w:rFonts w:eastAsia="黑体"/>
       <w:color w:themeColor="text1" w:val="000000"/>
     </w:rPr>
     <w:tblPr>
@@ -13088,6 +13526,7 @@
     </w:tcPr>
     <w:tblStylePr w:type="firstRow">
       <w:rPr>
+        <w:rFonts w:eastAsia="黑体"/>
         <w:b/>
         <w:bCs/>
       </w:rPr>
@@ -13106,6 +13545,7 @@
     </w:tblStylePr>
     <w:tblStylePr w:type="lastRow">
       <w:rPr>
+        <w:rFonts w:eastAsia="黑体"/>
         <w:b/>
         <w:bCs/>
         <w:color w:themeColor="background1" w:val="FFFFFF"/>
@@ -13120,6 +13560,7 @@
     </w:tblStylePr>
     <w:tblStylePr w:type="firstCol">
       <w:rPr>
+        <w:rFonts w:eastAsia="黑体"/>
         <w:color w:themeColor="background1" w:val="FFFFFF"/>
       </w:rPr>
       <w:tblPr/>
@@ -13137,6 +13578,7 @@
     </w:tblStylePr>
     <w:tblStylePr w:type="lastCol">
       <w:rPr>
+        <w:rFonts w:eastAsia="黑体"/>
         <w:color w:themeColor="background1" w:val="FFFFFF"/>
       </w:rPr>
       <w:tblPr/>
@@ -13166,11 +13608,13 @@
     </w:tblStylePr>
     <w:tblStylePr w:type="neCell">
       <w:rPr>
+        <w:rFonts w:eastAsia="黑体"/>
         <w:color w:themeColor="text1" w:val="000000"/>
       </w:rPr>
     </w:tblStylePr>
     <w:tblStylePr w:type="nwCell">
       <w:rPr>
+        <w:rFonts w:eastAsia="黑体"/>
         <w:color w:themeColor="text1" w:val="000000"/>
       </w:rPr>
     </w:tblStylePr>
@@ -13184,6 +13628,7 @@
       <w:spacing w:after="0" w:line="240" w:lineRule="auto"/>
     </w:pPr>
     <w:rPr>
+      <w:rFonts w:eastAsia="黑体"/>
       <w:color w:themeColor="text1" w:val="000000"/>
     </w:rPr>
     <w:tblPr>
@@ -13210,6 +13655,7 @@
     </w:tcPr>
     <w:tblStylePr w:type="firstRow">
       <w:rPr>
+        <w:rFonts w:eastAsia="黑体"/>
         <w:b/>
         <w:bCs/>
       </w:rPr>
@@ -13228,6 +13674,7 @@
     </w:tblStylePr>
     <w:tblStylePr w:type="lastRow">
       <w:rPr>
+        <w:rFonts w:eastAsia="黑体"/>
         <w:b/>
         <w:bCs/>
         <w:color w:themeColor="background1" w:val="FFFFFF"/>
@@ -13242,6 +13689,7 @@
     </w:tblStylePr>
     <w:tblStylePr w:type="firstCol">
       <w:rPr>
+        <w:rFonts w:eastAsia="黑体"/>
         <w:color w:themeColor="background1" w:val="FFFFFF"/>
       </w:rPr>
       <w:tblPr/>
@@ -13259,6 +13707,7 @@
     </w:tblStylePr>
     <w:tblStylePr w:type="lastCol">
       <w:rPr>
+        <w:rFonts w:eastAsia="黑体"/>
         <w:color w:themeColor="background1" w:val="FFFFFF"/>
       </w:rPr>
       <w:tblPr/>
@@ -13288,11 +13737,13 @@
     </w:tblStylePr>
     <w:tblStylePr w:type="neCell">
       <w:rPr>
+        <w:rFonts w:eastAsia="黑体"/>
         <w:color w:themeColor="text1" w:val="000000"/>
       </w:rPr>
     </w:tblStylePr>
     <w:tblStylePr w:type="nwCell">
       <w:rPr>
+        <w:rFonts w:eastAsia="黑体"/>
         <w:color w:themeColor="text1" w:val="000000"/>
       </w:rPr>
     </w:tblStylePr>
@@ -13306,6 +13757,7 @@
       <w:spacing w:after="0" w:line="240" w:lineRule="auto"/>
     </w:pPr>
     <w:rPr>
+      <w:rFonts w:eastAsia="黑体"/>
       <w:color w:themeColor="text1" w:val="000000"/>
     </w:rPr>
     <w:tblPr>
@@ -13332,6 +13784,7 @@
     </w:tcPr>
     <w:tblStylePr w:type="firstRow">
       <w:rPr>
+        <w:rFonts w:eastAsia="黑体"/>
         <w:b/>
         <w:bCs/>
       </w:rPr>
@@ -13350,6 +13803,7 @@
     </w:tblStylePr>
     <w:tblStylePr w:type="lastRow">
       <w:rPr>
+        <w:rFonts w:eastAsia="黑体"/>
         <w:b/>
         <w:bCs/>
         <w:color w:themeColor="background1" w:val="FFFFFF"/>
@@ -13364,6 +13818,7 @@
     </w:tblStylePr>
     <w:tblStylePr w:type="firstCol">
       <w:rPr>
+        <w:rFonts w:eastAsia="黑体"/>
         <w:color w:themeColor="background1" w:val="FFFFFF"/>
       </w:rPr>
       <w:tblPr/>
@@ -13381,6 +13836,7 @@
     </w:tblStylePr>
     <w:tblStylePr w:type="lastCol">
       <w:rPr>
+        <w:rFonts w:eastAsia="黑体"/>
         <w:color w:themeColor="background1" w:val="FFFFFF"/>
       </w:rPr>
       <w:tblPr/>
@@ -13418,6 +13874,7 @@
       <w:spacing w:after="0" w:line="240" w:lineRule="auto"/>
     </w:pPr>
     <w:rPr>
+      <w:rFonts w:eastAsia="黑体"/>
       <w:color w:themeColor="text1" w:val="000000"/>
     </w:rPr>
     <w:tblPr>
@@ -13444,6 +13901,7 @@
     </w:tcPr>
     <w:tblStylePr w:type="firstRow">
       <w:rPr>
+        <w:rFonts w:eastAsia="黑体"/>
         <w:b/>
         <w:bCs/>
       </w:rPr>
@@ -13462,6 +13920,7 @@
     </w:tblStylePr>
     <w:tblStylePr w:type="lastRow">
       <w:rPr>
+        <w:rFonts w:eastAsia="黑体"/>
         <w:b/>
         <w:bCs/>
         <w:color w:themeColor="background1" w:val="FFFFFF"/>
@@ -13476,6 +13935,7 @@
     </w:tblStylePr>
     <w:tblStylePr w:type="firstCol">
       <w:rPr>
+        <w:rFonts w:eastAsia="黑体"/>
         <w:color w:themeColor="background1" w:val="FFFFFF"/>
       </w:rPr>
       <w:tblPr/>
@@ -13493,6 +13953,7 @@
     </w:tblStylePr>
     <w:tblStylePr w:type="lastCol">
       <w:rPr>
+        <w:rFonts w:eastAsia="黑体"/>
         <w:color w:themeColor="background1" w:val="FFFFFF"/>
       </w:rPr>
       <w:tblPr/>
@@ -13522,11 +13983,13 @@
     </w:tblStylePr>
     <w:tblStylePr w:type="neCell">
       <w:rPr>
+        <w:rFonts w:eastAsia="黑体"/>
         <w:color w:themeColor="text1" w:val="000000"/>
       </w:rPr>
     </w:tblStylePr>
     <w:tblStylePr w:type="nwCell">
       <w:rPr>
+        <w:rFonts w:eastAsia="黑体"/>
         <w:color w:themeColor="text1" w:val="000000"/>
       </w:rPr>
     </w:tblStylePr>
@@ -13540,6 +14003,7 @@
       <w:spacing w:after="0" w:line="240" w:lineRule="auto"/>
     </w:pPr>
     <w:rPr>
+      <w:rFonts w:eastAsia="黑体"/>
       <w:color w:themeColor="text1" w:val="000000"/>
     </w:rPr>
     <w:tblPr>
@@ -13566,6 +14030,7 @@
     </w:tcPr>
     <w:tblStylePr w:type="firstRow">
       <w:rPr>
+        <w:rFonts w:eastAsia="黑体"/>
         <w:b/>
         <w:bCs/>
       </w:rPr>
@@ -13584,6 +14049,7 @@
     </w:tblStylePr>
     <w:tblStylePr w:type="lastRow">
       <w:rPr>
+        <w:rFonts w:eastAsia="黑体"/>
         <w:b/>
         <w:bCs/>
         <w:color w:themeColor="background1" w:val="FFFFFF"/>
@@ -13598,6 +14064,7 @@
     </w:tblStylePr>
     <w:tblStylePr w:type="firstCol">
       <w:rPr>
+        <w:rFonts w:eastAsia="黑体"/>
         <w:color w:themeColor="background1" w:val="FFFFFF"/>
       </w:rPr>
       <w:tblPr/>
@@ -13615,6 +14082,7 @@
     </w:tblStylePr>
     <w:tblStylePr w:type="lastCol">
       <w:rPr>
+        <w:rFonts w:eastAsia="黑体"/>
         <w:color w:themeColor="background1" w:val="FFFFFF"/>
       </w:rPr>
       <w:tblPr/>
@@ -13644,11 +14112,13 @@
     </w:tblStylePr>
     <w:tblStylePr w:type="neCell">
       <w:rPr>
+        <w:rFonts w:eastAsia="黑体"/>
         <w:color w:themeColor="text1" w:val="000000"/>
       </w:rPr>
     </w:tblStylePr>
     <w:tblStylePr w:type="nwCell">
       <w:rPr>
+        <w:rFonts w:eastAsia="黑体"/>
         <w:color w:themeColor="text1" w:val="000000"/>
       </w:rPr>
     </w:tblStylePr>
@@ -13662,6 +14132,7 @@
       <w:spacing w:after="0" w:line="240" w:lineRule="auto"/>
     </w:pPr>
     <w:rPr>
+      <w:rFonts w:eastAsia="黑体"/>
       <w:color w:themeColor="text1" w:val="000000"/>
     </w:rPr>
     <w:tblPr>
@@ -13688,6 +14159,7 @@
     </w:tcPr>
     <w:tblStylePr w:type="firstRow">
       <w:rPr>
+        <w:rFonts w:eastAsia="黑体"/>
         <w:b/>
         <w:bCs/>
       </w:rPr>
@@ -13706,6 +14178,7 @@
     </w:tblStylePr>
     <w:tblStylePr w:type="lastRow">
       <w:rPr>
+        <w:rFonts w:eastAsia="黑体"/>
         <w:b/>
         <w:bCs/>
         <w:color w:themeColor="background1" w:val="FFFFFF"/>
@@ -13720,6 +14193,7 @@
     </w:tblStylePr>
     <w:tblStylePr w:type="firstCol">
       <w:rPr>
+        <w:rFonts w:eastAsia="黑体"/>
         <w:color w:themeColor="background1" w:val="FFFFFF"/>
       </w:rPr>
       <w:tblPr/>
@@ -13737,6 +14211,7 @@
     </w:tblStylePr>
     <w:tblStylePr w:type="lastCol">
       <w:rPr>
+        <w:rFonts w:eastAsia="黑体"/>
         <w:color w:themeColor="background1" w:val="FFFFFF"/>
       </w:rPr>
       <w:tblPr/>
@@ -13766,11 +14241,13 @@
     </w:tblStylePr>
     <w:tblStylePr w:type="neCell">
       <w:rPr>
+        <w:rFonts w:eastAsia="黑体"/>
         <w:color w:themeColor="text1" w:val="000000"/>
       </w:rPr>
     </w:tblStylePr>
     <w:tblStylePr w:type="nwCell">
       <w:rPr>
+        <w:rFonts w:eastAsia="黑体"/>
         <w:color w:themeColor="text1" w:val="000000"/>
       </w:rPr>
     </w:tblStylePr>
@@ -13784,6 +14261,7 @@
       <w:spacing w:after="0" w:line="240" w:lineRule="auto"/>
     </w:pPr>
     <w:rPr>
+      <w:rFonts w:eastAsia="黑体"/>
       <w:color w:themeColor="text1" w:val="000000"/>
     </w:rPr>
     <w:tblPr>
@@ -13802,6 +14280,7 @@
     </w:tcPr>
     <w:tblStylePr w:type="firstRow">
       <w:rPr>
+        <w:rFonts w:eastAsia="黑体"/>
         <w:b/>
         <w:bCs/>
         <w:color w:themeColor="background1" w:val="FFFFFF"/>
@@ -13816,6 +14295,7 @@
     </w:tblStylePr>
     <w:tblStylePr w:type="lastRow">
       <w:rPr>
+        <w:rFonts w:eastAsia="黑体"/>
         <w:b/>
         <w:bCs/>
         <w:color w:themeColor="accent2" w:themeShade="CC" w:val="9E3A38"/>
@@ -13830,12 +14310,14 @@
     </w:tblStylePr>
     <w:tblStylePr w:type="firstCol">
       <w:rPr>
+        <w:rFonts w:eastAsia="黑体"/>
         <w:b/>
         <w:bCs/>
       </w:rPr>
     </w:tblStylePr>
     <w:tblStylePr w:type="lastCol">
       <w:rPr>
+        <w:rFonts w:eastAsia="黑体"/>
         <w:b/>
         <w:bCs/>
       </w:rPr>
@@ -13870,6 +14352,7 @@
       <w:spacing w:after="0" w:line="240" w:lineRule="auto"/>
     </w:pPr>
     <w:rPr>
+      <w:rFonts w:eastAsia="黑体"/>
       <w:color w:themeColor="text1" w:val="000000"/>
     </w:rPr>
     <w:tblPr>
@@ -13888,6 +14371,7 @@
     </w:tcPr>
     <w:tblStylePr w:type="firstRow">
       <w:rPr>
+        <w:rFonts w:eastAsia="黑体"/>
         <w:b/>
         <w:bCs/>
         <w:color w:themeColor="background1" w:val="FFFFFF"/>
@@ -13902,6 +14386,7 @@
     </w:tblStylePr>
     <w:tblStylePr w:type="lastRow">
       <w:rPr>
+        <w:rFonts w:eastAsia="黑体"/>
         <w:b/>
         <w:bCs/>
         <w:color w:themeColor="accent2" w:themeShade="CC" w:val="9E3A38"/>
@@ -13916,12 +14401,14 @@
     </w:tblStylePr>
     <w:tblStylePr w:type="firstCol">
       <w:rPr>
+        <w:rFonts w:eastAsia="黑体"/>
         <w:b/>
         <w:bCs/>
       </w:rPr>
     </w:tblStylePr>
     <w:tblStylePr w:type="lastCol">
       <w:rPr>
+        <w:rFonts w:eastAsia="黑体"/>
         <w:b/>
         <w:bCs/>
       </w:rPr>
@@ -13956,6 +14443,7 @@
       <w:spacing w:after="0" w:line="240" w:lineRule="auto"/>
     </w:pPr>
     <w:rPr>
+      <w:rFonts w:eastAsia="黑体"/>
       <w:color w:themeColor="text1" w:val="000000"/>
     </w:rPr>
     <w:tblPr>
@@ -13974,6 +14462,7 @@
     </w:tcPr>
     <w:tblStylePr w:type="firstRow">
       <w:rPr>
+        <w:rFonts w:eastAsia="黑体"/>
         <w:b/>
         <w:bCs/>
         <w:color w:themeColor="background1" w:val="FFFFFF"/>
@@ -13988,6 +14477,7 @@
     </w:tblStylePr>
     <w:tblStylePr w:type="lastRow">
       <w:rPr>
+        <w:rFonts w:eastAsia="黑体"/>
         <w:b/>
         <w:bCs/>
         <w:color w:themeColor="accent2" w:themeShade="CC" w:val="9E3A38"/>
@@ -14002,12 +14492,14 @@
     </w:tblStylePr>
     <w:tblStylePr w:type="firstCol">
       <w:rPr>
+        <w:rFonts w:eastAsia="黑体"/>
         <w:b/>
         <w:bCs/>
       </w:rPr>
     </w:tblStylePr>
     <w:tblStylePr w:type="lastCol">
       <w:rPr>
+        <w:rFonts w:eastAsia="黑体"/>
         <w:b/>
         <w:bCs/>
       </w:rPr>
@@ -14042,6 +14534,7 @@
       <w:spacing w:after="0" w:line="240" w:lineRule="auto"/>
     </w:pPr>
     <w:rPr>
+      <w:rFonts w:eastAsia="黑体"/>
       <w:color w:themeColor="text1" w:val="000000"/>
     </w:rPr>
     <w:tblPr>
@@ -14060,6 +14553,7 @@
     </w:tcPr>
     <w:tblStylePr w:type="firstRow">
       <w:rPr>
+        <w:rFonts w:eastAsia="黑体"/>
         <w:b/>
         <w:bCs/>
         <w:color w:themeColor="background1" w:val="FFFFFF"/>
@@ -14074,6 +14568,7 @@
     </w:tblStylePr>
     <w:tblStylePr w:type="lastRow">
       <w:rPr>
+        <w:rFonts w:eastAsia="黑体"/>
         <w:b/>
         <w:bCs/>
         <w:color w:themeColor="accent4" w:themeShade="CC" w:val="664E82"/>
@@ -14088,12 +14583,14 @@
     </w:tblStylePr>
     <w:tblStylePr w:type="firstCol">
       <w:rPr>
+        <w:rFonts w:eastAsia="黑体"/>
         <w:b/>
         <w:bCs/>
       </w:rPr>
     </w:tblStylePr>
     <w:tblStylePr w:type="lastCol">
       <w:rPr>
+        <w:rFonts w:eastAsia="黑体"/>
         <w:b/>
         <w:bCs/>
       </w:rPr>
@@ -14128,6 +14625,7 @@
       <w:spacing w:after="0" w:line="240" w:lineRule="auto"/>
     </w:pPr>
     <w:rPr>
+      <w:rFonts w:eastAsia="黑体"/>
       <w:color w:themeColor="text1" w:val="000000"/>
     </w:rPr>
     <w:tblPr>
@@ -14146,6 +14644,7 @@
     </w:tcPr>
     <w:tblStylePr w:type="firstRow">
       <w:rPr>
+        <w:rFonts w:eastAsia="黑体"/>
         <w:b/>
         <w:bCs/>
         <w:color w:themeColor="background1" w:val="FFFFFF"/>
@@ -14160,6 +14659,7 @@
     </w:tblStylePr>
     <w:tblStylePr w:type="lastRow">
       <w:rPr>
+        <w:rFonts w:eastAsia="黑体"/>
         <w:b/>
         <w:bCs/>
         <w:color w:themeColor="accent3" w:themeShade="CC" w:val="7E9C40"/>
@@ -14174,12 +14674,14 @@
     </w:tblStylePr>
     <w:tblStylePr w:type="firstCol">
       <w:rPr>
+        <w:rFonts w:eastAsia="黑体"/>
         <w:b/>
         <w:bCs/>
       </w:rPr>
     </w:tblStylePr>
     <w:tblStylePr w:type="lastCol">
       <w:rPr>
+        <w:rFonts w:eastAsia="黑体"/>
         <w:b/>
         <w:bCs/>
       </w:rPr>
@@ -14214,6 +14716,7 @@
       <w:spacing w:after="0" w:line="240" w:lineRule="auto"/>
     </w:pPr>
     <w:rPr>
+      <w:rFonts w:eastAsia="黑体"/>
       <w:color w:themeColor="text1" w:val="000000"/>
     </w:rPr>
     <w:tblPr>
@@ -14232,6 +14735,7 @@
     </w:tcPr>
     <w:tblStylePr w:type="firstRow">
       <w:rPr>
+        <w:rFonts w:eastAsia="黑体"/>
         <w:b/>
         <w:bCs/>
         <w:color w:themeColor="background1" w:val="FFFFFF"/>
@@ -14246,6 +14750,7 @@
     </w:tblStylePr>
     <w:tblStylePr w:type="lastRow">
       <w:rPr>
+        <w:rFonts w:eastAsia="黑体"/>
         <w:b/>
         <w:bCs/>
         <w:color w:themeColor="accent6" w:themeShade="CC" w:val="F2730A"/>
@@ -14260,12 +14765,14 @@
     </w:tblStylePr>
     <w:tblStylePr w:type="firstCol">
       <w:rPr>
+        <w:rFonts w:eastAsia="黑体"/>
         <w:b/>
         <w:bCs/>
       </w:rPr>
     </w:tblStylePr>
     <w:tblStylePr w:type="lastCol">
       <w:rPr>
+        <w:rFonts w:eastAsia="黑体"/>
         <w:b/>
         <w:bCs/>
       </w:rPr>
@@ -14300,6 +14807,7 @@
       <w:spacing w:after="0" w:line="240" w:lineRule="auto"/>
     </w:pPr>
     <w:rPr>
+      <w:rFonts w:eastAsia="黑体"/>
       <w:color w:themeColor="text1" w:val="000000"/>
     </w:rPr>
     <w:tblPr>
@@ -14318,6 +14826,7 @@
     </w:tcPr>
     <w:tblStylePr w:type="firstRow">
       <w:rPr>
+        <w:rFonts w:eastAsia="黑体"/>
         <w:b/>
         <w:bCs/>
         <w:color w:themeColor="background1" w:val="FFFFFF"/>
@@ -14332,6 +14841,7 @@
     </w:tblStylePr>
     <w:tblStylePr w:type="lastRow">
       <w:rPr>
+        <w:rFonts w:eastAsia="黑体"/>
         <w:b/>
         <w:bCs/>
         <w:color w:themeColor="accent5" w:themeShade="CC" w:val="348DA5"/>
@@ -14346,12 +14856,14 @@
     </w:tblStylePr>
     <w:tblStylePr w:type="firstCol">
       <w:rPr>
+        <w:rFonts w:eastAsia="黑体"/>
         <w:b/>
         <w:bCs/>
       </w:rPr>
     </w:tblStylePr>
     <w:tblStylePr w:type="lastCol">
       <w:rPr>
+        <w:rFonts w:eastAsia="黑体"/>
         <w:b/>
         <w:bCs/>
       </w:rPr>
@@ -14386,6 +14898,7 @@
       <w:spacing w:after="0" w:line="240" w:lineRule="auto"/>
     </w:pPr>
     <w:rPr>
+      <w:rFonts w:eastAsia="黑体"/>
       <w:color w:themeColor="text1" w:val="000000"/>
     </w:rPr>
     <w:tblPr>
@@ -14407,6 +14920,7 @@
     </w:tcPr>
     <w:tblStylePr w:type="firstRow">
       <w:rPr>
+        <w:rFonts w:eastAsia="黑体"/>
         <w:b/>
         <w:bCs/>
       </w:rPr>
@@ -14417,6 +14931,7 @@
     </w:tblStylePr>
     <w:tblStylePr w:type="lastRow">
       <w:rPr>
+        <w:rFonts w:eastAsia="黑体"/>
         <w:b/>
         <w:bCs/>
         <w:color w:themeColor="text1" w:val="000000"/>
@@ -14428,6 +14943,7 @@
     </w:tblStylePr>
     <w:tblStylePr w:type="firstCol">
       <w:rPr>
+        <w:rFonts w:eastAsia="黑体"/>
         <w:color w:themeColor="background1" w:val="FFFFFF"/>
       </w:rPr>
       <w:tblPr/>
@@ -14437,6 +14953,7 @@
     </w:tblStylePr>
     <w:tblStylePr w:type="lastCol">
       <w:rPr>
+        <w:rFonts w:eastAsia="黑体"/>
         <w:color w:themeColor="background1" w:val="FFFFFF"/>
       </w:rPr>
       <w:tblPr/>
@@ -14466,6 +14983,7 @@
       <w:spacing w:after="0" w:line="240" w:lineRule="auto"/>
     </w:pPr>
     <w:rPr>
+      <w:rFonts w:eastAsia="黑体"/>
       <w:color w:themeColor="text1" w:val="000000"/>
     </w:rPr>
     <w:tblPr>
@@ -14487,6 +15005,7 @@
     </w:tcPr>
     <w:tblStylePr w:type="firstRow">
       <w:rPr>
+        <w:rFonts w:eastAsia="黑体"/>
         <w:b/>
         <w:bCs/>
       </w:rPr>
@@ -14497,6 +15016,7 @@
     </w:tblStylePr>
     <w:tblStylePr w:type="lastRow">
       <w:rPr>
+        <w:rFonts w:eastAsia="黑体"/>
         <w:b/>
         <w:bCs/>
         <w:color w:themeColor="text1" w:val="000000"/>
@@ -14508,6 +15028,7 @@
     </w:tblStylePr>
     <w:tblStylePr w:type="firstCol">
       <w:rPr>
+        <w:rFonts w:eastAsia="黑体"/>
         <w:color w:themeColor="background1" w:val="FFFFFF"/>
       </w:rPr>
       <w:tblPr/>
@@ -14517,6 +15038,7 @@
     </w:tblStylePr>
     <w:tblStylePr w:type="lastCol">
       <w:rPr>
+        <w:rFonts w:eastAsia="黑体"/>
         <w:color w:themeColor="background1" w:val="FFFFFF"/>
       </w:rPr>
       <w:tblPr/>
@@ -14546,6 +15068,7 @@
       <w:spacing w:after="0" w:line="240" w:lineRule="auto"/>
     </w:pPr>
     <w:rPr>
+      <w:rFonts w:eastAsia="黑体"/>
       <w:color w:themeColor="text1" w:val="000000"/>
     </w:rPr>
     <w:tblPr>
@@ -14567,6 +15090,7 @@
     </w:tcPr>
     <w:tblStylePr w:type="firstRow">
       <w:rPr>
+        <w:rFonts w:eastAsia="黑体"/>
         <w:b/>
         <w:bCs/>
       </w:rPr>
@@ -14577,6 +15101,7 @@
     </w:tblStylePr>
     <w:tblStylePr w:type="lastRow">
       <w:rPr>
+        <w:rFonts w:eastAsia="黑体"/>
         <w:b/>
         <w:bCs/>
         <w:color w:themeColor="text1" w:val="000000"/>
@@ -14588,6 +15113,7 @@
     </w:tblStylePr>
     <w:tblStylePr w:type="firstCol">
       <w:rPr>
+        <w:rFonts w:eastAsia="黑体"/>
         <w:color w:themeColor="background1" w:val="FFFFFF"/>
       </w:rPr>
       <w:tblPr/>
@@ -14597,6 +15123,7 @@
     </w:tblStylePr>
     <w:tblStylePr w:type="lastCol">
       <w:rPr>
+        <w:rFonts w:eastAsia="黑体"/>
         <w:color w:themeColor="background1" w:val="FFFFFF"/>
       </w:rPr>
       <w:tblPr/>
@@ -14626,6 +15153,7 @@
       <w:spacing w:after="0" w:line="240" w:lineRule="auto"/>
     </w:pPr>
     <w:rPr>
+      <w:rFonts w:eastAsia="黑体"/>
       <w:color w:themeColor="text1" w:val="000000"/>
     </w:rPr>
     <w:tblPr>
@@ -14647,6 +15175,7 @@
     </w:tcPr>
     <w:tblStylePr w:type="firstRow">
       <w:rPr>
+        <w:rFonts w:eastAsia="黑体"/>
         <w:b/>
         <w:bCs/>
       </w:rPr>
@@ -14657,6 +15186,7 @@
     </w:tblStylePr>
     <w:tblStylePr w:type="lastRow">
       <w:rPr>
+        <w:rFonts w:eastAsia="黑体"/>
         <w:b/>
         <w:bCs/>
         <w:color w:themeColor="text1" w:val="000000"/>
@@ -14668,6 +15198,7 @@
     </w:tblStylePr>
     <w:tblStylePr w:type="firstCol">
       <w:rPr>
+        <w:rFonts w:eastAsia="黑体"/>
         <w:color w:themeColor="background1" w:val="FFFFFF"/>
       </w:rPr>
       <w:tblPr/>
@@ -14677,6 +15208,7 @@
     </w:tblStylePr>
     <w:tblStylePr w:type="lastCol">
       <w:rPr>
+        <w:rFonts w:eastAsia="黑体"/>
         <w:color w:themeColor="background1" w:val="FFFFFF"/>
       </w:rPr>
       <w:tblPr/>
@@ -14706,6 +15238,7 @@
       <w:spacing w:after="0" w:line="240" w:lineRule="auto"/>
     </w:pPr>
     <w:rPr>
+      <w:rFonts w:eastAsia="黑体"/>
       <w:color w:themeColor="text1" w:val="000000"/>
     </w:rPr>
     <w:tblPr>
@@ -14727,6 +15260,7 @@
     </w:tcPr>
     <w:tblStylePr w:type="firstRow">
       <w:rPr>
+        <w:rFonts w:eastAsia="黑体"/>
         <w:b/>
         <w:bCs/>
       </w:rPr>
@@ -14737,6 +15271,7 @@
     </w:tblStylePr>
     <w:tblStylePr w:type="lastRow">
       <w:rPr>
+        <w:rFonts w:eastAsia="黑体"/>
         <w:b/>
         <w:bCs/>
         <w:color w:themeColor="text1" w:val="000000"/>
@@ -14748,6 +15283,7 @@
     </w:tblStylePr>
     <w:tblStylePr w:type="firstCol">
       <w:rPr>
+        <w:rFonts w:eastAsia="黑体"/>
         <w:color w:themeColor="background1" w:val="FFFFFF"/>
       </w:rPr>
       <w:tblPr/>
@@ -14757,6 +15293,7 @@
     </w:tblStylePr>
     <w:tblStylePr w:type="lastCol">
       <w:rPr>
+        <w:rFonts w:eastAsia="黑体"/>
         <w:color w:themeColor="background1" w:val="FFFFFF"/>
       </w:rPr>
       <w:tblPr/>
@@ -14786,6 +15323,7 @@
       <w:spacing w:after="0" w:line="240" w:lineRule="auto"/>
     </w:pPr>
     <w:rPr>
+      <w:rFonts w:eastAsia="黑体"/>
       <w:color w:themeColor="text1" w:val="000000"/>
     </w:rPr>
     <w:tblPr>
@@ -14807,6 +15345,7 @@
     </w:tcPr>
     <w:tblStylePr w:type="firstRow">
       <w:rPr>
+        <w:rFonts w:eastAsia="黑体"/>
         <w:b/>
         <w:bCs/>
       </w:rPr>
@@ -14817,6 +15356,7 @@
     </w:tblStylePr>
     <w:tblStylePr w:type="lastRow">
       <w:rPr>
+        <w:rFonts w:eastAsia="黑体"/>
         <w:b/>
         <w:bCs/>
         <w:color w:themeColor="text1" w:val="000000"/>
@@ -14828,6 +15368,7 @@
     </w:tblStylePr>
     <w:tblStylePr w:type="firstCol">
       <w:rPr>
+        <w:rFonts w:eastAsia="黑体"/>
         <w:color w:themeColor="background1" w:val="FFFFFF"/>
       </w:rPr>
       <w:tblPr/>
@@ -14837,6 +15378,7 @@
     </w:tblStylePr>
     <w:tblStylePr w:type="lastCol">
       <w:rPr>
+        <w:rFonts w:eastAsia="黑体"/>
         <w:color w:themeColor="background1" w:val="FFFFFF"/>
       </w:rPr>
       <w:tblPr/>
@@ -14866,6 +15408,7 @@
       <w:spacing w:after="0" w:line="240" w:lineRule="auto"/>
     </w:pPr>
     <w:rPr>
+      <w:rFonts w:eastAsia="黑体"/>
       <w:color w:themeColor="text1" w:val="000000"/>
     </w:rPr>
     <w:tblPr>
@@ -14887,6 +15430,7 @@
     </w:tcPr>
     <w:tblStylePr w:type="firstRow">
       <w:rPr>
+        <w:rFonts w:eastAsia="黑体"/>
         <w:b/>
         <w:bCs/>
       </w:rPr>
@@ -14897,6 +15441,7 @@
     </w:tblStylePr>
     <w:tblStylePr w:type="lastRow">
       <w:rPr>
+        <w:rFonts w:eastAsia="黑体"/>
         <w:b/>
         <w:bCs/>
         <w:color w:themeColor="text1" w:val="000000"/>
@@ -14908,6 +15453,7 @@
     </w:tblStylePr>
     <w:tblStylePr w:type="firstCol">
       <w:rPr>
+        <w:rFonts w:eastAsia="黑体"/>
         <w:color w:themeColor="background1" w:val="FFFFFF"/>
       </w:rPr>
       <w:tblPr/>
@@ -14917,6 +15463,7 @@
     </w:tblStylePr>
     <w:tblStylePr w:type="lastCol">
       <w:rPr>
+        <w:rFonts w:eastAsia="黑体"/>
         <w:color w:themeColor="background1" w:val="FFFFFF"/>
       </w:rPr>
       <w:tblPr/>
@@ -14949,6 +15496,7 @@
     <w:name w:val="KeywordTok"/>
     <w:basedOn w:val="VerbatimChar"/>
     <w:rPr>
+      <w:rFonts w:eastAsia="黑体"/>
       <w:b/>
       <w:color w:val="007020"/>
     </w:rPr>
@@ -14957,6 +15505,7 @@
     <w:name w:val="DataTypeTok"/>
     <w:basedOn w:val="VerbatimChar"/>
     <w:rPr>
+      <w:rFonts w:eastAsia="黑体"/>
       <w:color w:val="902000"/>
     </w:rPr>
   </w:style>
@@ -14964,6 +15513,7 @@
     <w:name w:val="DecValTok"/>
     <w:basedOn w:val="VerbatimChar"/>
     <w:rPr>
+      <w:rFonts w:eastAsia="黑体"/>
       <w:color w:val="40a070"/>
     </w:rPr>
   </w:style>
@@ -14971,6 +15521,7 @@
     <w:name w:val="BaseNTok"/>
     <w:basedOn w:val="VerbatimChar"/>
     <w:rPr>
+      <w:rFonts w:eastAsia="黑体"/>
       <w:color w:val="40a070"/>
     </w:rPr>
   </w:style>
@@ -14978,6 +15529,7 @@
     <w:name w:val="FloatTok"/>
     <w:basedOn w:val="VerbatimChar"/>
     <w:rPr>
+      <w:rFonts w:eastAsia="黑体"/>
       <w:color w:val="40a070"/>
     </w:rPr>
   </w:style>
@@ -14985,6 +15537,7 @@
     <w:name w:val="ConstantTok"/>
     <w:basedOn w:val="VerbatimChar"/>
     <w:rPr>
+      <w:rFonts w:eastAsia="黑体"/>
       <w:color w:val="880000"/>
     </w:rPr>
   </w:style>
@@ -14992,6 +15545,7 @@
     <w:name w:val="CharTok"/>
     <w:basedOn w:val="VerbatimChar"/>
     <w:rPr>
+      <w:rFonts w:eastAsia="黑体"/>
       <w:color w:val="4070a0"/>
     </w:rPr>
   </w:style>
@@ -14999,6 +15553,7 @@
     <w:name w:val="SpecialCharTok"/>
     <w:basedOn w:val="VerbatimChar"/>
     <w:rPr>
+      <w:rFonts w:eastAsia="黑体"/>
       <w:color w:val="4070a0"/>
     </w:rPr>
   </w:style>
@@ -15006,6 +15561,7 @@
     <w:name w:val="StringTok"/>
     <w:basedOn w:val="VerbatimChar"/>
     <w:rPr>
+      <w:rFonts w:eastAsia="黑体"/>
       <w:color w:val="4070a0"/>
     </w:rPr>
   </w:style>
@@ -15013,6 +15569,7 @@
     <w:name w:val="VerbatimStringTok"/>
     <w:basedOn w:val="VerbatimChar"/>
     <w:rPr>
+      <w:rFonts w:eastAsia="黑体"/>
       <w:color w:val="4070a0"/>
     </w:rPr>
   </w:style>
@@ -15020,6 +15577,7 @@
     <w:name w:val="SpecialStringTok"/>
     <w:basedOn w:val="VerbatimChar"/>
     <w:rPr>
+      <w:rFonts w:eastAsia="黑体"/>
       <w:color w:val="bb6688"/>
     </w:rPr>
   </w:style>
@@ -15027,6 +15585,7 @@
     <w:name w:val="ImportTok"/>
     <w:basedOn w:val="VerbatimChar"/>
     <w:rPr>
+      <w:rFonts w:eastAsia="黑体"/>
       <w:b/>
       <w:color w:val="008000"/>
     </w:rPr>
@@ -15035,6 +15594,7 @@
     <w:name w:val="CommentTok"/>
     <w:basedOn w:val="VerbatimChar"/>
     <w:rPr>
+      <w:rFonts w:eastAsia="黑体"/>
       <w:i/>
       <w:color w:val="60a0b0"/>
     </w:rPr>
@@ -15043,6 +15603,7 @@
     <w:name w:val="DocumentationTok"/>
     <w:basedOn w:val="VerbatimChar"/>
     <w:rPr>
+      <w:rFonts w:eastAsia="黑体"/>
       <w:i/>
       <w:color w:val="ba2121"/>
     </w:rPr>
@@ -15051,6 +15612,7 @@
     <w:name w:val="AnnotationTok"/>
     <w:basedOn w:val="VerbatimChar"/>
     <w:rPr>
+      <w:rFonts w:eastAsia="黑体"/>
       <w:b/>
       <w:i/>
       <w:color w:val="60a0b0"/>
@@ -15060,6 +15622,7 @@
     <w:name w:val="CommentVarTok"/>
     <w:basedOn w:val="VerbatimChar"/>
     <w:rPr>
+      <w:rFonts w:eastAsia="黑体"/>
       <w:b/>
       <w:i/>
       <w:color w:val="60a0b0"/>
@@ -15069,6 +15632,7 @@
     <w:name w:val="OtherTok"/>
     <w:basedOn w:val="VerbatimChar"/>
     <w:rPr>
+      <w:rFonts w:eastAsia="黑体"/>
       <w:color w:val="007020"/>
     </w:rPr>
   </w:style>
@@ -15076,6 +15640,7 @@
     <w:name w:val="FunctionTok"/>
     <w:basedOn w:val="VerbatimChar"/>
     <w:rPr>
+      <w:rFonts w:eastAsia="黑体"/>
       <w:color w:val="06287e"/>
     </w:rPr>
   </w:style>
@@ -15083,6 +15648,7 @@
     <w:name w:val="VariableTok"/>
     <w:basedOn w:val="VerbatimChar"/>
     <w:rPr>
+      <w:rFonts w:eastAsia="黑体"/>
       <w:color w:val="19177c"/>
     </w:rPr>
   </w:style>
@@ -15090,6 +15656,7 @@
     <w:name w:val="ControlFlowTok"/>
     <w:basedOn w:val="VerbatimChar"/>
     <w:rPr>
+      <w:rFonts w:eastAsia="黑体"/>
       <w:b/>
       <w:color w:val="007020"/>
     </w:rPr>
@@ -15098,6 +15665,7 @@
     <w:name w:val="OperatorTok"/>
     <w:basedOn w:val="VerbatimChar"/>
     <w:rPr>
+      <w:rFonts w:eastAsia="黑体"/>
       <w:color w:val="666666"/>
     </w:rPr>
   </w:style>
@@ -15105,18 +15673,22 @@
     <w:name w:val="BuiltInTok"/>
     <w:basedOn w:val="VerbatimChar"/>
     <w:rPr>
+      <w:rFonts w:eastAsia="黑体"/>
       <w:color w:val="008000"/>
     </w:rPr>
   </w:style>
   <w:style w:type="character" w:customStyle="1" w:styleId="ExtensionTok">
     <w:name w:val="ExtensionTok"/>
     <w:basedOn w:val="VerbatimChar"/>
-    <w:rPr/>
+    <w:rPr>
+      <w:rFonts w:eastAsia="黑体"/>
+    </w:rPr>
   </w:style>
   <w:style w:type="character" w:customStyle="1" w:styleId="PreprocessorTok">
     <w:name w:val="PreprocessorTok"/>
     <w:basedOn w:val="VerbatimChar"/>
     <w:rPr>
+      <w:rFonts w:eastAsia="黑体"/>
       <w:color w:val="bc7a00"/>
     </w:rPr>
   </w:style>
@@ -15124,18 +15696,22 @@
     <w:name w:val="AttributeTok"/>
     <w:basedOn w:val="VerbatimChar"/>
     <w:rPr>
+      <w:rFonts w:eastAsia="黑体"/>
       <w:color w:val="7d9029"/>
     </w:rPr>
   </w:style>
   <w:style w:type="character" w:customStyle="1" w:styleId="RegionMarkerTok">
     <w:name w:val="RegionMarkerTok"/>
     <w:basedOn w:val="VerbatimChar"/>
-    <w:rPr/>
+    <w:rPr>
+      <w:rFonts w:eastAsia="黑体"/>
+    </w:rPr>
   </w:style>
   <w:style w:type="character" w:customStyle="1" w:styleId="InformationTok">
     <w:name w:val="InformationTok"/>
     <w:basedOn w:val="VerbatimChar"/>
     <w:rPr>
+      <w:rFonts w:eastAsia="黑体"/>
       <w:b/>
       <w:i/>
       <w:color w:val="60a0b0"/>
@@ -15145,6 +15721,7 @@
     <w:name w:val="WarningTok"/>
     <w:basedOn w:val="VerbatimChar"/>
     <w:rPr>
+      <w:rFonts w:eastAsia="黑体"/>
       <w:b/>
       <w:i/>
       <w:color w:val="60a0b0"/>
@@ -15154,6 +15731,7 @@
     <w:name w:val="AlertTok"/>
     <w:basedOn w:val="VerbatimChar"/>
     <w:rPr>
+      <w:rFonts w:eastAsia="黑体"/>
       <w:b/>
       <w:color w:val="ff0000"/>
     </w:rPr>
@@ -15162,6 +15740,7 @@
     <w:name w:val="ErrorTok"/>
     <w:basedOn w:val="VerbatimChar"/>
     <w:rPr>
+      <w:rFonts w:eastAsia="黑体"/>
       <w:b/>
       <w:color w:val="ff0000"/>
     </w:rPr>
@@ -15169,7 +15748,9 @@
   <w:style w:type="character" w:customStyle="1" w:styleId="NormalTok">
     <w:name w:val="NormalTok"/>
     <w:basedOn w:val="VerbatimChar"/>
-    <w:rPr/>
+    <w:rPr>
+      <w:rFonts w:eastAsia="黑体"/>
+    </w:rPr>
   </w:style>
 </w:styles>
 </file>
@@ -15218,12 +15799,12 @@
     <a:fontScheme name="Office">
       <a:majorFont>
         <a:latin typeface="Calibri"/>
-        <a:ea typeface=""/>
+        <a:ea typeface="黑体"/>
         <a:cs typeface=""/>
         <a:font script="Jpan" typeface="ＭＳ ゴシック"/>
         <a:font script="Hang" typeface="맑은 고딕"/>
-        <a:font script="Hans" typeface="宋体"/>
-        <a:font script="Hant" typeface="新細明體"/>
+        <a:font script="Hans" typeface="黑体"/>
+        <a:font script="Hant" typeface="黑体"/>
         <a:font script="Arab" typeface="Times New Roman"/>
         <a:font script="Hebr" typeface="Times New Roman"/>
         <a:font script="Thai" typeface="Angsana New"/>
@@ -15253,12 +15834,12 @@
       </a:majorFont>
       <a:minorFont>
         <a:latin typeface="Cambria"/>
-        <a:ea typeface=""/>
+        <a:ea typeface="黑体"/>
         <a:cs typeface=""/>
         <a:font script="Jpan" typeface="ＭＳ 明朝"/>
         <a:font script="Hang" typeface="맑은 고딕"/>
-        <a:font script="Hans" typeface="宋体"/>
-        <a:font script="Hant" typeface="新細明體"/>
+        <a:font script="Hans" typeface="黑体"/>
+        <a:font script="Hant" typeface="黑体"/>
         <a:font script="Arab" typeface="Arial"/>
         <a:font script="Hebr" typeface="Arial"/>
         <a:font script="Thai" typeface="Cordia New"/>

--- a/12-通用拓扑结构/01-串联/纯串联结构/纯串联结构.docx
+++ b/12-通用拓扑结构/01-串联/纯串联结构/纯串联结构.docx
@@ -2728,7 +2728,7 @@
           <w:color w:val="555555"/>
           <w:sz w:val="21"/>
         </w:rPr>
-        <w:t>材料收集者：杜文杰，WX手机：19519196569，QQ:3478827729</w:t>
+        <w:t>材料收集者：杜文杰，微信/手机：19519196569，QQ:3478827729</w:t>
       </w:r>
     </w:p>
     <w:sectPr>
